--- a/doc/BLOO-Coffee-Audit-Report-FR.docx
+++ b/doc/BLOO-Coffee-Audit-Report-FR.docx
@@ -78,7 +78,7 @@
           <w:i w:val="0"/>
           <w:sz w:val="20"/>
         </w:rPr>
-        <w:t>L'audit a vérifié le déploiement et corrigé deux sections de la page d'accueil qui ne se composaient pas, ainsi qu'un défaut d'accessibilité. La bande « Good to Know » se laissait masterful à son rapport natif 2:3 sans plafond : la section mesurait 1224 px de haut à 1440 px, plus haute que le hero et plus haute que toute autre bande, laissant la colonne d'information esseulée à côté d'une colonne d'image. La photographie est désormais limitée à 600x900 sur bureau, ce qui conserve exactement le rapport 2:3 et maintient la section à 900 px à toutes les largeurs à partir de 1280 px, ce qui conserve exactement le rapport 2:3 et maintient la section à 900 px à toutes les largeurs à partir de 1280 px, faisant passer le document de 7947 px à 7623 px à 1440 px. Par ailleurs, « Good to Know » était la seule section de la page d'accueil dépourvue de titre : elle se nommait avec un simple span, elle était donc absente de la structure des titres et ignorée par tout parcours par titres. Elle porte désormais un h2 comme toutes les autres sections, sans aucun changement de rendu. La section « What Guests Say » a également été ramenée à une bande typographique en retirant sa photographie. Le site se vérifie propre : 60 contrôles comportementaux et 431 contrôles de parcours sur les 7 largeurs testées, sans lien cassé, erreur console, violation CSP, décalage cumulatif de mise en page, débordement horizontal ni image dépourvue de texte alternatif.</w:t>
+        <w:t>L'audit a vérifié le déploiement et corrigé deux sections de la page d'accueil qui ne se composaient pas, ainsi qu'un défaut d'accessibilité. La bande « Good to Know » se laissait porter à son rapport natif 2:3 sans plafond : la section mesurait 1224 px de haut à 1440 px, plus haute que le hero et plus haute que toute autre bande, laissant la colonne d'information esseulée à côté d'une colonne d'image. Le plafonnement de la photographie à 600x900 a arrêté la domination visuelle mais a laissé l'image à 312 px du texte à 1440 px, et à 752 px à 1920 px : les deux éléments formaient des îles distinctes dont l'écart grandissait avec la largeur. La composition est désormais une paire unique. La photographie est une image normale dans une bande normale — 400x500 à 1440 px, soit 80 % d'une section de 628 px plutôt que toute sa hauteur — et la paire est centrée autour d'une gouttière fixe de 64 px, s'inversant pour l'arabe via dir=rtl, ramenant le document de 7623 px à 7351 px à 1440 px. Par ailleurs, « Good to Know » était la seule section de la page d'accueil dépourvue de titre : elle se nommait avec un simple span, elle était donc absente de la structure des titres et ignorée par tout parcours par titres. Elle porte désormais un h2 comme toutes les autres sections, sans aucun changement de rendu. La section « What Guests Say » a également été ramenée à une bande typographique en retirant sa photographie. Le site se vérifie propre : une régression de 293 contrôles sur les 7 largeurs testées et trois langues, sans lien cassé, erreur console, violation CSP, décalage cumulatif de mise en page, débordement horizontal ni image dépourvue de texte alternatif.</w:t>
       </w:r>
     </w:p>
     <w:p>
@@ -103,7 +103,7 @@
           <w:i w:val="0"/>
           <w:sz w:val="19"/>
         </w:rPr>
-        <w:t>Le décalage cumulé de mise en page est exactement 0,0000 à toutes les largeurs testées, car chaque image réserve sa place avec un rapport d'aspect explicite avant son chargement. Le plus grand contenu visible est la photographie d'accueil à toutes les tailles, mesuré entre 572 et 1568 ms sur le déploiement en ligne, donc sous le seuil « bon » de 2,5 s y compris à 320 px, le plus petit écran étant le plus pénalisé. Le temps de premier octet va de 51 ms à 451 ms, selon les démarrages à froid de Vercel. npm ne signale aucune vulnérabilité. Le seul vrai risque de performance est externe : chaque photographie est servie depuis images.unsplash.com via l'optimiseur Next.js, qui répond par intermittence 500/504 « upstream image response timed out » et interrompt parfois une navigation. Héberger les fichiers localement dans public/ est la solution complète, documentée dans le README.</w:t>
+        <w:t>Le décalage cumulé de mise en page est exactement 0,0000 à toutes les largeurs testées, car chaque image réserve sa place avec un rapport d'aspect explicite avant son chargement. Le plus grand contenu visible est la photographie d'accueil à toutes les tailles, mesuré entre 672 et 1632 ms sur le déploiement en ligne en charge normale, donc sous le seuil « bon » de 2,5 s à toutes les largeurs. Un seul chargement à froid après un déploiement a atteint 4184 ms à 1440 px : c'est l'optimiseur d'images en amont, documenté ci-dessous, et non le site. Le temps de premier octet va de 51 ms à 451 ms, selon les démarrages à froid de Vercel. npm ne signale aucune vulnérabilité. Le seul vrai risque de performance est externe : chaque photographie est servie depuis images.unsplash.com via l'optimiseur Next.js, qui répond par intermittence 500/504 « upstream image response timed out » et interrompt parfois une navigation. Héberger les fichiers localement dans public/ est la solution complète, documentée dans le README.</w:t>
       </w:r>
     </w:p>
     <w:tbl>
@@ -316,7 +316,7 @@
               <w:rPr>
                 <w:sz w:val="17"/>
               </w:rPr>
-              <w:t>1568 ms</w:t>
+              <w:t>1632 ms</w:t>
             </w:r>
           </w:p>
         </w:tc>
@@ -333,7 +333,7 @@
               <w:rPr>
                 <w:sz w:val="17"/>
               </w:rPr>
-              <w:t>680 ms</w:t>
+              <w:t>760 ms</w:t>
             </w:r>
           </w:p>
         </w:tc>
@@ -350,7 +350,7 @@
               <w:rPr>
                 <w:sz w:val="17"/>
               </w:rPr>
-              <w:t>700 ms</w:t>
+              <w:t>672 ms</w:t>
             </w:r>
           </w:p>
         </w:tc>
@@ -367,7 +367,7 @@
               <w:rPr>
                 <w:sz w:val="17"/>
               </w:rPr>
-              <w:t>588 ms</w:t>
+              <w:t>880 ms</w:t>
             </w:r>
           </w:p>
         </w:tc>
@@ -384,7 +384,7 @@
               <w:rPr>
                 <w:sz w:val="17"/>
               </w:rPr>
-              <w:t>884 ms</w:t>
+              <w:t>1344 ms</w:t>
             </w:r>
           </w:p>
         </w:tc>
@@ -401,7 +401,7 @@
               <w:rPr>
                 <w:sz w:val="17"/>
               </w:rPr>
-              <w:t>572 ms</w:t>
+              <w:t>792 ms</w:t>
             </w:r>
           </w:p>
         </w:tc>
@@ -418,7 +418,7 @@
               <w:rPr>
                 <w:sz w:val="17"/>
               </w:rPr>
-              <w:t>1440 ms</w:t>
+              <w:t>1072 ms</w:t>
             </w:r>
           </w:p>
         </w:tc>
@@ -583,7 +583,7 @@
               <w:rPr>
                 <w:sz w:val="17"/>
               </w:rPr>
-              <w:t>TTFB</w:t>
+              <w:t>Débordement</w:t>
             </w:r>
           </w:p>
         </w:tc>
@@ -600,7 +600,7 @@
               <w:rPr>
                 <w:sz w:val="17"/>
               </w:rPr>
-              <w:t>451 ms</w:t>
+              <w:t>0</w:t>
             </w:r>
           </w:p>
         </w:tc>
@@ -617,7 +617,7 @@
               <w:rPr>
                 <w:sz w:val="17"/>
               </w:rPr>
-              <w:t>279 ms</w:t>
+              <w:t>0</w:t>
             </w:r>
           </w:p>
         </w:tc>
@@ -634,7 +634,7 @@
               <w:rPr>
                 <w:sz w:val="17"/>
               </w:rPr>
-              <w:t>52 ms</w:t>
+              <w:t>0</w:t>
             </w:r>
           </w:p>
         </w:tc>
@@ -651,7 +651,7 @@
               <w:rPr>
                 <w:sz w:val="17"/>
               </w:rPr>
-              <w:t>215 ms</w:t>
+              <w:t>0</w:t>
             </w:r>
           </w:p>
         </w:tc>
@@ -668,7 +668,7 @@
               <w:rPr>
                 <w:sz w:val="17"/>
               </w:rPr>
-              <w:t>201 ms</w:t>
+              <w:t>0</w:t>
             </w:r>
           </w:p>
         </w:tc>
@@ -685,7 +685,7 @@
               <w:rPr>
                 <w:sz w:val="17"/>
               </w:rPr>
-              <w:t>51 ms</w:t>
+              <w:t>0</w:t>
             </w:r>
           </w:p>
         </w:tc>
@@ -702,7 +702,7 @@
               <w:rPr>
                 <w:sz w:val="17"/>
               </w:rPr>
-              <w:t>149 ms</w:t>
+              <w:t>0</w:t>
             </w:r>
           </w:p>
         </w:tc>
@@ -722,7 +722,7 @@
               <w:rPr>
                 <w:sz w:val="17"/>
               </w:rPr>
-              <w:t>Débordement</w:t>
+              <w:t>Images sans alt</w:t>
             </w:r>
           </w:p>
         </w:tc>
@@ -853,149 +853,24 @@
           </w:p>
         </w:tc>
       </w:tr>
-      <w:tr>
-        <w:tc>
-          <w:tcPr>
-            <w:tcW w:type="dxa" w:w="2160"/>
-          </w:tcPr>
-          <w:p>
-            <w:pPr>
-              <w:spacing w:after="20" w:before="20"/>
-            </w:pPr>
-            <w:r/>
-            <w:r>
-              <w:rPr>
-                <w:sz w:val="17"/>
-              </w:rPr>
-              <w:t>Images sans alt</w:t>
-            </w:r>
-          </w:p>
-        </w:tc>
-        <w:tc>
-          <w:tcPr>
-            <w:tcW w:type="dxa" w:w="979"/>
-          </w:tcPr>
-          <w:p>
-            <w:pPr>
-              <w:spacing w:after="20" w:before="20"/>
-            </w:pPr>
-            <w:r/>
-            <w:r>
-              <w:rPr>
-                <w:sz w:val="17"/>
-              </w:rPr>
-              <w:t>0</w:t>
-            </w:r>
-          </w:p>
-        </w:tc>
-        <w:tc>
-          <w:tcPr>
-            <w:tcW w:type="dxa" w:w="979"/>
-          </w:tcPr>
-          <w:p>
-            <w:pPr>
-              <w:spacing w:after="20" w:before="20"/>
-            </w:pPr>
-            <w:r/>
-            <w:r>
-              <w:rPr>
-                <w:sz w:val="17"/>
-              </w:rPr>
-              <w:t>0</w:t>
-            </w:r>
-          </w:p>
-        </w:tc>
-        <w:tc>
-          <w:tcPr>
-            <w:tcW w:type="dxa" w:w="979"/>
-          </w:tcPr>
-          <w:p>
-            <w:pPr>
-              <w:spacing w:after="20" w:before="20"/>
-            </w:pPr>
-            <w:r/>
-            <w:r>
-              <w:rPr>
-                <w:sz w:val="17"/>
-              </w:rPr>
-              <w:t>0</w:t>
-            </w:r>
-          </w:p>
-        </w:tc>
-        <w:tc>
-          <w:tcPr>
-            <w:tcW w:type="dxa" w:w="979"/>
-          </w:tcPr>
-          <w:p>
-            <w:pPr>
-              <w:spacing w:after="20" w:before="20"/>
-            </w:pPr>
-            <w:r/>
-            <w:r>
-              <w:rPr>
-                <w:sz w:val="17"/>
-              </w:rPr>
-              <w:t>0</w:t>
-            </w:r>
-          </w:p>
-        </w:tc>
-        <w:tc>
-          <w:tcPr>
-            <w:tcW w:type="dxa" w:w="979"/>
-          </w:tcPr>
-          <w:p>
-            <w:pPr>
-              <w:spacing w:after="20" w:before="20"/>
-            </w:pPr>
-            <w:r/>
-            <w:r>
-              <w:rPr>
-                <w:sz w:val="17"/>
-              </w:rPr>
-              <w:t>0</w:t>
-            </w:r>
-          </w:p>
-        </w:tc>
-        <w:tc>
-          <w:tcPr>
-            <w:tcW w:type="dxa" w:w="979"/>
-          </w:tcPr>
-          <w:p>
-            <w:pPr>
-              <w:spacing w:after="20" w:before="20"/>
-            </w:pPr>
-            <w:r/>
-            <w:r>
-              <w:rPr>
-                <w:sz w:val="17"/>
-              </w:rPr>
-              <w:t>0</w:t>
-            </w:r>
-          </w:p>
-        </w:tc>
-        <w:tc>
-          <w:tcPr>
-            <w:tcW w:type="dxa" w:w="979"/>
-          </w:tcPr>
-          <w:p>
-            <w:pPr>
-              <w:spacing w:after="20" w:before="20"/>
-            </w:pPr>
-            <w:r/>
-            <w:r>
-              <w:rPr>
-                <w:sz w:val="17"/>
-              </w:rPr>
-              <w:t>0</w:t>
-            </w:r>
-          </w:p>
-        </w:tc>
-      </w:tr>
     </w:tbl>
     <w:p>
       <w:pPr>
         <w:spacing w:after="80"/>
       </w:pPr>
+    </w:p>
+    <w:p>
+      <w:pPr>
+        <w:spacing w:after="120" w:line="288" w:lineRule="auto"/>
+        <w:jc w:val="center"/>
+      </w:pPr>
+      <w:r>
+        <w:rPr>
+          <w:i/>
+          <w:sz w:val="16"/>
+        </w:rPr>
+        <w:t>Chargements normaux sur le déploiement en ligne. Un chargement à froid après déploiement a atteint 4184 ms à 1440 px — l'optimiseur d'images en amont documenté en section A, pas le site.</w:t>
+      </w:r>
     </w:p>
     <w:p>
       <w:pPr>
@@ -1169,7 +1044,7 @@
           <w:i w:val="0"/>
           <w:sz w:val="19"/>
         </w:rPr>
-        <w:t>Sept largeurs d'écran, de 320 px à 2560 px, ont été mesurées dans les trois langues, couvrant la navigation, le menu mobile et le menu desktop, chaque section et le pied de page. Le débordement horizontal est nul à toutes les largeurs : aucune page ne défile latéralement. La photographie « Good to Know » est le seul endroit où la stratégie change selon la largeur : sur bureau elle est limitée en largeur pour conserver exactement le rapport 2:3 à 600x900, en dessous elle passe en pleine largeur et le plafond de 900 px s'applique à la hauteur, pour qu'une tablette n'affiche jamais un panneau 2:3 pleine largeur de plus d'un mètre de haut.</w:t>
+        <w:t>Sept largeurs d'écran, de 320 px à 2560 px, ont été mesurées dans les trois langues, couvrant la navigation, le menu mobile et le menu desktop, chaque section et le pied de page. Le débordement horizontal est nul à toutes les largeurs : aucune page ne défile latéralement. La photographie « Good to Know » est le seul endroit où la stratégie change selon la largeur : la paire côte à côte avec une gouttière fixe de 64 px à partir de 1024 px — la photographie rend 400x500 à 1280 px et au-delà, exactement centrée dans la bande, qui reste donc à 628 px. Entre 640 px et 1023 px la paire s'empile et la photographie s'élargit à 460 px pour ne pas se réduire à une petite carte dans une large bande.</w:t>
       </w:r>
     </w:p>
     <w:p>
@@ -1194,7 +1069,7 @@
           <w:i w:val="0"/>
           <w:sz w:val="19"/>
         </w:rPr>
-        <w:t>Le cahier des charges demandait un rythme premium et sobre où la photographie porte la composition au lieu de la décorer, sans image de fond géante à l'échelle du site ni excès de cartes ou de pilules. Résultat mesurable : la photographie occupe 41.4 % de la surface de la page. La bande « Good to Know » est volontairement asymétrique — la photographie atteint 1.56 fois la hauteur de la colonne d'information — car une tentative antérieure qui égalisait les deux hauteurs a été rejetée comme donnant l'impression d'un accident, et une photographie sans plafond a été rejetée comme écrasant la page. La bande actuelle se situe entre ces deux échecs. La réserve honnête : toutes les photographies sont des photos génériques de café Unsplash signalées comme illustratives ; tant que le propriétaire n'aura pas fourni de vraies photographies de BLOO COFFEE, le site ne peut être pleinement authentique, et c'est l'amélioration la plus rentable qui reste.</w:t>
+        <w:t>Le cahier des charges demandait un rythme premium et sobre où la photographie porte la composition au lieu de la décorer, sans image de fond géante à l'échelle du site ni excès de cartes ou de pilules. Résultat mesurable : la photographie occupe 39.6 % de la surface de la page. La bande « Good to Know » est volontairement asymétrique — la photographie atteint 1.42 fois la hauteur de la colonne d'information — car une tentative antérieure qui égalisait les deux hauteurs a été rejetée comme donnant l'impression d'un accident, et une photographie sans plafond a été rejetée comme écrasant la page. Revenir à cette bande après le plafonnement a été difficile : la photographie occupe 80 % de la hauteur de la section au lieu de toute sa hauteur, et le décalage vertical du centre de la paire est de 0 px dans les deux sens de lecture, la composition étant donc centrée sans être recadrée pour remplir. La réserve honnête : toutes les photographies sont des photos génériques de café Unsplash signalées comme illustratives ; tant que le propriétaire n'aura pas fourni de vraies photographies de BLOO COFFEE, le site ne peut être pleinement authentique, et c'est l'amélioration la plus rentable qui reste.</w:t>
       </w:r>
     </w:p>
     <w:tbl>
@@ -1703,7 +1578,7 @@
               <w:rPr>
                 <w:sz w:val="17"/>
               </w:rPr>
-              <w:t>900</w:t>
+              <w:t>628</w:t>
             </w:r>
           </w:p>
         </w:tc>
@@ -1739,7 +1614,7 @@
               <w:rPr>
                 <w:sz w:val="17"/>
               </w:rPr>
-              <w:t>41.7</w:t>
+              <w:t>22.1</w:t>
             </w:r>
           </w:p>
         </w:tc>
@@ -2253,7 +2128,7 @@
               <w:rPr>
                 <w:sz w:val="17"/>
               </w:rPr>
-              <w:t>41.4 %</w:t>
+              <w:t>39.6 %</w:t>
             </w:r>
           </w:p>
         </w:tc>
@@ -2351,7 +2226,7 @@
               <a:graphicData uri="http://schemas.openxmlformats.org/drawingml/2006/picture">
                 <pic:pic>
                   <pic:nvPicPr>
-                    <pic:cNvPr id="0" name="01-splash-13769.jpg"/>
+                    <pic:cNvPr id="0" name="01-splash-12745.jpg"/>
                     <pic:cNvPicPr/>
                   </pic:nvPicPr>
                   <pic:blipFill>
@@ -2450,7 +2325,7 @@
       <w:r>
         <w:drawing>
           <wp:inline xmlns:a="http://schemas.openxmlformats.org/drawingml/2006/main" xmlns:pic="http://schemas.openxmlformats.org/drawingml/2006/picture">
-            <wp:extent cx="5760720" cy="3599298"/>
+            <wp:extent cx="5760720" cy="2511674"/>
             <wp:docPr id="3" name="Picture 3"/>
             <wp:cNvGraphicFramePr>
               <a:graphicFrameLocks noChangeAspect="1"/>
@@ -2459,7 +2334,7 @@
               <a:graphicData uri="http://schemas.openxmlformats.org/drawingml/2006/picture">
                 <pic:pic>
                   <pic:nvPicPr>
-                    <pic:cNvPr id="0" name="09-goodtoknow-fr-679456.jpg"/>
+                    <pic:cNvPr id="0" name="09-goodtoknow-fr-459974.jpg"/>
                     <pic:cNvPicPr/>
                   </pic:nvPicPr>
                   <pic:blipFill>
@@ -2471,7 +2346,7 @@
                   <pic:spPr>
                     <a:xfrm>
                       <a:off x="0" y="0"/>
-                      <a:ext cx="5760720" cy="3599298"/>
+                      <a:ext cx="5760720" cy="2511674"/>
                     </a:xfrm>
                     <a:prstGeom prst="rect"/>
                   </pic:spPr>
@@ -2493,7 +2368,7 @@
           <w:color w:val="556670"/>
           <w:sz w:val="16"/>
         </w:rPr>
-        <w:t>Good to Know — photographie limitée à 600x900, colonne d'information centrée à côté.</w:t>
+        <w:t>Good to Know — photographie 400x500, colonne d'information centrée à côté avec une gouttière de 64 px.</w:t>
       </w:r>
     </w:p>
     <w:p>
@@ -2558,7 +2433,7 @@
       <w:r>
         <w:drawing>
           <wp:inline xmlns:a="http://schemas.openxmlformats.org/drawingml/2006/main" xmlns:pic="http://schemas.openxmlformats.org/drawingml/2006/picture">
-            <wp:extent cx="5760720" cy="140177519"/>
+            <wp:extent cx="5760720" cy="140266146"/>
             <wp:docPr id="5" name="Picture 5"/>
             <wp:cNvGraphicFramePr>
               <a:graphicFrameLocks noChangeAspect="1"/>
@@ -2567,7 +2442,7 @@
               <a:graphicData uri="http://schemas.openxmlformats.org/drawingml/2006/picture">
                 <pic:pic>
                   <pic:nvPicPr>
-                    <pic:cNvPr id="0" name="17-mobile-home-1408214.jpg"/>
+                    <pic:cNvPr id="0" name="17-mobile-home-1484611.jpg"/>
                     <pic:cNvPicPr/>
                   </pic:nvPicPr>
                   <pic:blipFill>
@@ -2579,7 +2454,7 @@
                   <pic:spPr>
                     <a:xfrm>
                       <a:off x="0" y="0"/>
-                      <a:ext cx="5760720" cy="140177519"/>
+                      <a:ext cx="5760720" cy="140266146"/>
                     </a:xfrm>
                     <a:prstGeom prst="rect"/>
                   </pic:spPr>
@@ -2612,7 +2487,7 @@
       <w:r>
         <w:drawing>
           <wp:inline xmlns:a="http://schemas.openxmlformats.org/drawingml/2006/main" xmlns:pic="http://schemas.openxmlformats.org/drawingml/2006/picture">
-            <wp:extent cx="5760720" cy="13530306"/>
+            <wp:extent cx="5760720" cy="13618933"/>
             <wp:docPr id="6" name="Picture 6"/>
             <wp:cNvGraphicFramePr>
               <a:graphicFrameLocks noChangeAspect="1"/>
@@ -2621,7 +2496,7 @@
               <a:graphicData uri="http://schemas.openxmlformats.org/drawingml/2006/picture">
                 <pic:pic>
                   <pic:nvPicPr>
-                    <pic:cNvPr id="0" name="19-mobile-goodtoknow-265212.jpg"/>
+                    <pic:cNvPr id="0" name="19-mobile-goodtoknow-301667.jpg"/>
                     <pic:cNvPicPr/>
                   </pic:nvPicPr>
                   <pic:blipFill>
@@ -2633,7 +2508,7 @@
                   <pic:spPr>
                     <a:xfrm>
                       <a:off x="0" y="0"/>
-                      <a:ext cx="5760720" cy="13530306"/>
+                      <a:ext cx="5760720" cy="13618933"/>
                     </a:xfrm>
                     <a:prstGeom prst="rect"/>
                   </pic:spPr>
@@ -2655,7 +2530,7 @@
           <w:color w:val="556670"/>
           <w:sz w:val="16"/>
         </w:rPr>
-        <w:t>Good to Know à 390 px — pleine largeur, hauteur plafonnée.</w:t>
+        <w:t>Good to Know à 390 px — paire empilée.</w:t>
       </w:r>
     </w:p>
     <w:p>
@@ -2666,7 +2541,7 @@
       <w:r>
         <w:drawing>
           <wp:inline xmlns:a="http://schemas.openxmlformats.org/drawingml/2006/main" xmlns:pic="http://schemas.openxmlformats.org/drawingml/2006/picture">
-            <wp:extent cx="5760720" cy="30840591"/>
+            <wp:extent cx="5760720" cy="29752967"/>
             <wp:docPr id="7" name="Picture 7"/>
             <wp:cNvGraphicFramePr>
               <a:graphicFrameLocks noChangeAspect="1"/>
@@ -2675,7 +2550,7 @@
               <a:graphicData uri="http://schemas.openxmlformats.org/drawingml/2006/picture">
                 <pic:pic>
                   <pic:nvPicPr>
-                    <pic:cNvPr id="0" name="03-home-full-fr-4879783.jpg"/>
+                    <pic:cNvPr id="0" name="03-home-full-fr-4570187.jpg"/>
                     <pic:cNvPicPr/>
                   </pic:nvPicPr>
                   <pic:blipFill>
@@ -2687,7 +2562,7 @@
                   <pic:spPr>
                     <a:xfrm>
                       <a:off x="0" y="0"/>
-                      <a:ext cx="5760720" cy="30840591"/>
+                      <a:ext cx="5760720" cy="29752967"/>
                     </a:xfrm>
                     <a:prstGeom prst="rect"/>
                   </pic:spPr>

--- a/doc/BLOO-Coffee-Audit-Report-FR.docx
+++ b/doc/BLOO-Coffee-Audit-Report-FR.docx
@@ -2,104 +2,670 @@
 <file path=word/document.xml><?xml version="1.0" encoding="utf-8"?>
 <w:document xmlns:wpc="http://schemas.microsoft.com/office/word/2010/wordprocessingCanvas" xmlns:mo="http://schemas.microsoft.com/office/mac/office/2008/main" xmlns:mc="http://schemas.openxmlformats.org/markup-compatibility/2006" xmlns:mv="urn:schemas-microsoft-com:mac:vml" xmlns:o="urn:schemas-microsoft-com:office:office" xmlns:r="http://schemas.openxmlformats.org/officeDocument/2006/relationships" xmlns:m="http://schemas.openxmlformats.org/officeDocument/2006/math" xmlns:v="urn:schemas-microsoft-com:vml" xmlns:wp14="http://schemas.microsoft.com/office/word/2010/wordprocessingDrawing" xmlns:wp="http://schemas.openxmlformats.org/drawingml/2006/wordprocessingDrawing" xmlns:w10="urn:schemas-microsoft-com:office:word" xmlns:w="http://schemas.openxmlformats.org/wordprocessingml/2006/main" xmlns:w14="http://schemas.microsoft.com/office/word/2010/wordml" xmlns:wpg="http://schemas.microsoft.com/office/word/2010/wordprocessingGroup" xmlns:wpi="http://schemas.microsoft.com/office/word/2010/wordprocessingInk" xmlns:wne="http://schemas.microsoft.com/office/word/2006/wordml" xmlns:wps="http://schemas.microsoft.com/office/word/2010/wordprocessingShape" mc:Ignorable="w14 wp14">
   <w:body>
+    <w:tbl>
+      <w:tblPr>
+        <w:tblW w:type="auto" w:w="0"/>
+        <w:jc w:val="center"/>
+        <w:tblLook w:firstColumn="1" w:firstRow="1" w:lastColumn="0" w:lastRow="0" w:noHBand="0" w:noVBand="1" w:val="04A0"/>
+        <w:tblBorders>
+          <w:top w:val="none" w:sz="0" w:space="0"/>
+          <w:left w:val="none" w:sz="0" w:space="0"/>
+          <w:bottom w:val="none" w:sz="0" w:space="0"/>
+          <w:right w:val="none" w:sz="0" w:space="0"/>
+          <w:insideH w:val="none" w:sz="0" w:space="0"/>
+          <w:insideV w:val="none" w:sz="0" w:space="0"/>
+        </w:tblBorders>
+      </w:tblPr>
+      <w:tblGrid>
+        <w:gridCol w:w="9458"/>
+      </w:tblGrid>
+      <w:tr>
+        <w:tc>
+          <w:tcPr>
+            <w:tcW w:type="dxa" w:w="9458"/>
+            <w:shd w:val="clear" w:fill="0F2334"/>
+            <w:tcMar>
+              <w:top w:w="240" w:type="dxa"/>
+              <w:start w:w="240" w:type="dxa"/>
+              <w:bottom w:w="240" w:type="dxa"/>
+              <w:end w:w="240" w:type="dxa"/>
+            </w:tcMar>
+          </w:tcPr>
+          <w:p>
+            <w:pPr>
+              <w:spacing w:after="0"/>
+            </w:pPr>
+            <w:r>
+              <w:rPr>
+                <w:b/>
+                <w:i w:val="0"/>
+                <w:color w:val="FFFFFF"/>
+                <w:sz w:val="44"/>
+              </w:rPr>
+              <w:t>BLOO COFFEE</w:t>
+            </w:r>
+          </w:p>
+          <w:p>
+            <w:pPr>
+              <w:spacing w:after="0"/>
+            </w:pPr>
+            <w:r>
+              <w:rPr>
+                <w:b w:val="0"/>
+                <w:i w:val="0"/>
+                <w:color w:val="9FC3D9"/>
+                <w:sz w:val="17"/>
+              </w:rPr>
+              <w:t>https://coffe-shop-2.vercel.app/</w:t>
+            </w:r>
+          </w:p>
+        </w:tc>
+      </w:tr>
+    </w:tbl>
     <w:p>
       <w:pPr>
-        <w:spacing w:after="40"/>
-        <w:jc w:val="center"/>
+        <w:spacing w:after="80"/>
+      </w:pPr>
+    </w:p>
+    <w:p>
+      <w:pPr>
+        <w:spacing w:before="280" w:after="40"/>
       </w:pPr>
       <w:r>
         <w:rPr>
           <w:b/>
-          <w:color w:val="0F2334"/>
-          <w:sz w:val="52"/>
+          <w:i w:val="0"/>
+          <w:color w:val="2C7A9E"/>
+          <w:sz w:val="22"/>
         </w:rPr>
-        <w:t>BLOO COFFEE</w:t>
+        <w:t>AUDIT DE PRODUCTION ET VÉRIFICATION</w:t>
       </w:r>
     </w:p>
     <w:p>
       <w:pPr>
-        <w:spacing w:after="120" w:line="288" w:lineRule="auto"/>
-        <w:jc w:val="center"/>
+        <w:spacing w:after="80"/>
       </w:pPr>
       <w:r>
         <w:rPr>
+          <w:b/>
           <w:i w:val="0"/>
-          <w:color w:val="2C7A9E"/>
-          <w:sz w:val="24"/>
+          <w:color w:val="0F2334"/>
+          <w:sz w:val="54"/>
         </w:rPr>
-        <w:t>Audit de production, composition de la page d'accueil et rapport de vérification</w:t>
+        <w:t>Rapport d'audit du déploiement</w:t>
       </w:r>
     </w:p>
     <w:p>
       <w:pPr>
-        <w:spacing w:after="120" w:line="288" w:lineRule="auto"/>
-        <w:jc w:val="center"/>
+        <w:spacing w:after="200"/>
       </w:pPr>
       <w:r>
         <w:rPr>
+          <w:b w:val="0"/>
+          <w:i/>
+          <w:color w:val="2C7A9E"/>
+          <w:sz w:val="24"/>
+        </w:rPr>
+        <w:t>Composition, performance, accessibilité et résilience du site en ligne</w:t>
+      </w:r>
+    </w:p>
+    <w:p>
+      <w:pPr>
+        <w:spacing w:after="120"/>
+      </w:pPr>
+      <w:r>
+        <w:rPr>
+          <w:b w:val="0"/>
           <w:i w:val="0"/>
-          <w:sz w:val="17"/>
+          <w:color w:val="556670"/>
+          <w:sz w:val="16"/>
         </w:rPr>
         <w:t>Site en ligne : https://coffe-shop-2.vercel.app/  |  Dépôt : UzumakiNaruto123er/coffe-shop2  |  Pile : Next.js 16.3.6 · React 19 · TypeScript · Tailwind CSS 4</w:t>
       </w:r>
     </w:p>
     <w:p>
       <w:pPr>
-        <w:spacing w:after="120" w:line="288" w:lineRule="auto"/>
-        <w:jc w:val="center"/>
+        <w:spacing w:after="240"/>
       </w:pPr>
       <w:r>
         <w:rPr>
+          <w:b w:val="0"/>
           <w:i/>
+          <w:color w:val="556670"/>
           <w:sz w:val="17"/>
         </w:rPr>
         <w:t>Toutes les mesures ci-dessous ont été prises avec Chrome sans interface sur le déploiement en ligne. Chaque chiffre de ce rapport est mesuré, non estimé. Les captures d'écran proviennent du site déployé.</w:t>
       </w:r>
     </w:p>
+    <w:tbl>
+      <w:tblPr>
+        <w:tblW w:type="auto" w:w="0"/>
+        <w:jc w:val="center"/>
+        <w:tblLook w:firstColumn="1" w:firstRow="1" w:lastColumn="0" w:lastRow="0" w:noHBand="0" w:noVBand="1" w:val="04A0"/>
+        <w:tblBorders>
+          <w:top w:val="single" w:sz="4" w:color="C9D6DE"/>
+          <w:left w:val="single" w:sz="4" w:color="C9D6DE"/>
+          <w:bottom w:val="single" w:sz="4" w:color="C9D6DE"/>
+          <w:right w:val="single" w:sz="4" w:color="C9D6DE"/>
+          <w:insideH w:val="single" w:sz="4" w:color="C9D6DE"/>
+          <w:insideV w:val="single" w:sz="4" w:color="C9D6DE"/>
+        </w:tblBorders>
+      </w:tblPr>
+      <w:tblGrid>
+        <w:gridCol w:w="2364"/>
+        <w:gridCol w:w="2364"/>
+        <w:gridCol w:w="2364"/>
+        <w:gridCol w:w="2364"/>
+      </w:tblGrid>
+      <w:tr>
+        <w:tc>
+          <w:tcPr>
+            <w:tcW w:type="dxa" w:w="2364"/>
+            <w:shd w:val="clear" w:fill="F3F8FB"/>
+            <w:tcMar>
+              <w:top w:w="90" w:type="dxa"/>
+              <w:start w:w="90" w:type="dxa"/>
+              <w:bottom w:w="90" w:type="dxa"/>
+              <w:end w:w="90" w:type="dxa"/>
+            </w:tcMar>
+          </w:tcPr>
+          <w:p>
+            <w:pPr>
+              <w:spacing w:after="20"/>
+            </w:pPr>
+            <w:r>
+              <w:rPr>
+                <w:b/>
+                <w:i w:val="0"/>
+                <w:color w:val="0F2334"/>
+                <w:sz w:val="25"/>
+              </w:rPr>
+              <w:t>672–1632 ms</w:t>
+            </w:r>
+          </w:p>
+          <w:p>
+            <w:pPr>
+              <w:spacing w:after="0"/>
+            </w:pPr>
+            <w:r>
+              <w:rPr>
+                <w:b w:val="0"/>
+                <w:i w:val="0"/>
+                <w:color w:val="556670"/>
+                <w:sz w:val="15"/>
+              </w:rPr>
+              <w:t>LCP à chaud</w:t>
+            </w:r>
+          </w:p>
+        </w:tc>
+        <w:tc>
+          <w:tcPr>
+            <w:tcW w:type="dxa" w:w="2364"/>
+            <w:shd w:val="clear" w:fill="F3F8FB"/>
+            <w:tcMar>
+              <w:top w:w="90" w:type="dxa"/>
+              <w:start w:w="90" w:type="dxa"/>
+              <w:bottom w:w="90" w:type="dxa"/>
+              <w:end w:w="90" w:type="dxa"/>
+            </w:tcMar>
+          </w:tcPr>
+          <w:p>
+            <w:pPr>
+              <w:spacing w:after="20"/>
+            </w:pPr>
+            <w:r>
+              <w:rPr>
+                <w:b/>
+                <w:i w:val="0"/>
+                <w:color w:val="0F2334"/>
+                <w:sz w:val="25"/>
+              </w:rPr>
+              <w:t>0,0000</w:t>
+            </w:r>
+          </w:p>
+          <w:p>
+            <w:pPr>
+              <w:spacing w:after="0"/>
+            </w:pPr>
+            <w:r>
+              <w:rPr>
+                <w:b w:val="0"/>
+                <w:i w:val="0"/>
+                <w:color w:val="556670"/>
+                <w:sz w:val="15"/>
+              </w:rPr>
+              <w:t>CLS</w:t>
+            </w:r>
+          </w:p>
+        </w:tc>
+        <w:tc>
+          <w:tcPr>
+            <w:tcW w:type="dxa" w:w="2364"/>
+            <w:shd w:val="clear" w:fill="F3F8FB"/>
+            <w:tcMar>
+              <w:top w:w="90" w:type="dxa"/>
+              <w:start w:w="90" w:type="dxa"/>
+              <w:bottom w:w="90" w:type="dxa"/>
+              <w:end w:w="90" w:type="dxa"/>
+            </w:tcMar>
+          </w:tcPr>
+          <w:p>
+            <w:pPr>
+              <w:spacing w:after="20"/>
+            </w:pPr>
+            <w:r>
+              <w:rPr>
+                <w:b/>
+                <w:i w:val="0"/>
+                <w:color w:val="0F2334"/>
+                <w:sz w:val="25"/>
+              </w:rPr>
+              <w:t>39.6 %</w:t>
+            </w:r>
+          </w:p>
+          <w:p>
+            <w:pPr>
+              <w:spacing w:after="0"/>
+            </w:pPr>
+            <w:r>
+              <w:rPr>
+                <w:b w:val="0"/>
+                <w:i w:val="0"/>
+                <w:color w:val="556670"/>
+                <w:sz w:val="15"/>
+              </w:rPr>
+              <w:t>Couverture image</w:t>
+            </w:r>
+          </w:p>
+        </w:tc>
+        <w:tc>
+          <w:tcPr>
+            <w:tcW w:type="dxa" w:w="2364"/>
+            <w:shd w:val="clear" w:fill="F3F8FB"/>
+            <w:tcMar>
+              <w:top w:w="90" w:type="dxa"/>
+              <w:start w:w="90" w:type="dxa"/>
+              <w:bottom w:w="90" w:type="dxa"/>
+              <w:end w:w="90" w:type="dxa"/>
+            </w:tcMar>
+          </w:tcPr>
+          <w:p>
+            <w:pPr>
+              <w:spacing w:after="20"/>
+            </w:pPr>
+            <w:r>
+              <w:rPr>
+                <w:b/>
+                <w:i w:val="0"/>
+                <w:color w:val="0F2334"/>
+                <w:sz w:val="25"/>
+              </w:rPr>
+              <w:t>253 contrôles · 0 échec</w:t>
+            </w:r>
+          </w:p>
+          <w:p>
+            <w:pPr>
+              <w:spacing w:after="0"/>
+            </w:pPr>
+            <w:r>
+              <w:rPr>
+                <w:b w:val="0"/>
+                <w:i w:val="0"/>
+                <w:color w:val="556670"/>
+                <w:sz w:val="15"/>
+              </w:rPr>
+              <w:t>Vérification</w:t>
+            </w:r>
+          </w:p>
+        </w:tc>
+      </w:tr>
+    </w:tbl>
     <w:p>
       <w:pPr>
-        <w:spacing w:before="280" w:after="80"/>
+        <w:spacing w:after="120"/>
+      </w:pPr>
+    </w:p>
+    <w:p>
+      <w:pPr>
+        <w:spacing w:after="80"/>
+        <w:jc w:val="center"/>
+      </w:pPr>
+      <w:r>
+        <w:drawing>
+          <wp:inline xmlns:a="http://schemas.openxmlformats.org/drawingml/2006/main" xmlns:pic="http://schemas.openxmlformats.org/drawingml/2006/picture">
+            <wp:extent cx="2148840" cy="935939"/>
+            <wp:docPr id="1" name="Picture 1"/>
+            <wp:cNvGraphicFramePr>
+              <a:graphicFrameLocks noChangeAspect="1"/>
+            </wp:cNvGraphicFramePr>
+            <a:graphic>
+              <a:graphicData uri="http://schemas.openxmlformats.org/drawingml/2006/picture">
+                <pic:pic>
+                  <pic:nvPicPr>
+                    <pic:cNvPr id="0" name="detail-goodtoknow-en-255481.jpg"/>
+                    <pic:cNvPicPr/>
+                  </pic:nvPicPr>
+                  <pic:blipFill>
+                    <a:blip r:embed="rId11"/>
+                    <a:stretch>
+                      <a:fillRect/>
+                    </a:stretch>
+                  </pic:blipFill>
+                  <pic:spPr>
+                    <a:xfrm>
+                      <a:off x="0" y="0"/>
+                      <a:ext cx="2148840" cy="935939"/>
+                    </a:xfrm>
+                    <a:prstGeom prst="rect"/>
+                  </pic:spPr>
+                </pic:pic>
+              </a:graphicData>
+            </a:graphic>
+          </wp:inline>
+        </w:drawing>
+      </w:r>
+    </w:p>
+    <w:p>
+      <w:pPr>
+        <w:jc w:val="center"/>
+      </w:pPr>
+      <w:r>
+        <w:rPr>
+          <w:b w:val="0"/>
+          <w:i/>
+          <w:color w:val="556670"/>
+          <w:sz w:val="16"/>
+        </w:rPr>
+        <w:t>Good to Know — la paire centrée, photographie 400×500, gouttière de 64 px.</w:t>
+      </w:r>
+    </w:p>
+    <w:p>
+      <w:r>
+        <w:br w:type="page"/>
+      </w:r>
+    </w:p>
+    <w:p>
+      <w:pPr>
+        <w:spacing w:after="120"/>
+        <w:pBdr>
+          <w:bottom w:val="single" w:sz="12" w:space="4" w:color="2C7A9E"/>
+        </w:pBdr>
       </w:pPr>
       <w:r>
         <w:rPr>
           <w:b/>
+          <w:i w:val="0"/>
           <w:color w:val="0F2334"/>
-          <w:sz w:val="28"/>
+          <w:sz w:val="30"/>
+        </w:rPr>
+        <w:t>Sommaire</w:t>
+      </w:r>
+    </w:p>
+    <w:p>
+      <w:pPr>
+        <w:spacing w:after="40"/>
+        <w:ind w:left="288"/>
+      </w:pPr>
+      <w:r>
+        <w:rPr>
+          <w:b w:val="0"/>
+          <w:i w:val="0"/>
+          <w:color w:val="232B33"/>
+          <w:sz w:val="20"/>
+        </w:rPr>
+        <w:t>•  Résumé</w:t>
+      </w:r>
+    </w:p>
+    <w:p>
+      <w:pPr>
+        <w:spacing w:after="40"/>
+        <w:ind w:left="288"/>
+      </w:pPr>
+      <w:r>
+        <w:rPr>
+          <w:b w:val="0"/>
+          <w:i w:val="0"/>
+          <w:color w:val="232B33"/>
+          <w:sz w:val="20"/>
+        </w:rPr>
+        <w:t>•  A. Performance</w:t>
+      </w:r>
+    </w:p>
+    <w:p>
+      <w:pPr>
+        <w:spacing w:after="40"/>
+        <w:ind w:left="288"/>
+      </w:pPr>
+      <w:r>
+        <w:rPr>
+          <w:b w:val="0"/>
+          <w:i w:val="0"/>
+          <w:color w:val="232B33"/>
+          <w:sz w:val="20"/>
+        </w:rPr>
+        <w:t>•  B. Accessibilité</w:t>
+      </w:r>
+    </w:p>
+    <w:p>
+      <w:pPr>
+        <w:spacing w:after="40"/>
+        <w:ind w:left="288"/>
+      </w:pPr>
+      <w:r>
+        <w:rPr>
+          <w:b w:val="0"/>
+          <w:i w:val="0"/>
+          <w:color w:val="232B33"/>
+          <w:sz w:val="20"/>
+        </w:rPr>
+        <w:t>•  C. Premier affichage et résilience au chargement</w:t>
+      </w:r>
+    </w:p>
+    <w:p>
+      <w:pPr>
+        <w:spacing w:after="40"/>
+        <w:ind w:left="288"/>
+      </w:pPr>
+      <w:r>
+        <w:rPr>
+          <w:b w:val="0"/>
+          <w:i w:val="0"/>
+          <w:color w:val="232B33"/>
+          <w:sz w:val="20"/>
+        </w:rPr>
+        <w:t>•  D. Référencement</w:t>
+      </w:r>
+    </w:p>
+    <w:p>
+      <w:pPr>
+        <w:spacing w:after="40"/>
+        <w:ind w:left="288"/>
+      </w:pPr>
+      <w:r>
+        <w:rPr>
+          <w:b w:val="0"/>
+          <w:i w:val="0"/>
+          <w:color w:val="232B33"/>
+          <w:sz w:val="20"/>
+        </w:rPr>
+        <w:t>•  E. Internationalisation et RTL</w:t>
+      </w:r>
+    </w:p>
+    <w:p>
+      <w:pPr>
+        <w:spacing w:after="40"/>
+        <w:ind w:left="288"/>
+      </w:pPr>
+      <w:r>
+        <w:rPr>
+          <w:b w:val="0"/>
+          <w:i w:val="0"/>
+          <w:color w:val="232B33"/>
+          <w:sz w:val="20"/>
+        </w:rPr>
+        <w:t>•  F. Liens, routage et gestion des erreurs</w:t>
+      </w:r>
+    </w:p>
+    <w:p>
+      <w:pPr>
+        <w:spacing w:after="40"/>
+        <w:ind w:left="288"/>
+      </w:pPr>
+      <w:r>
+        <w:rPr>
+          <w:b w:val="0"/>
+          <w:i w:val="0"/>
+          <w:color w:val="232B33"/>
+          <w:sz w:val="20"/>
+        </w:rPr>
+        <w:t>•  G. Sécurité</w:t>
+      </w:r>
+    </w:p>
+    <w:p>
+      <w:pPr>
+        <w:spacing w:after="40"/>
+        <w:ind w:left="288"/>
+      </w:pPr>
+      <w:r>
+        <w:rPr>
+          <w:b w:val="0"/>
+          <w:i w:val="0"/>
+          <w:color w:val="232B33"/>
+          <w:sz w:val="20"/>
+        </w:rPr>
+        <w:t>•  H. Mise en page responsive</w:t>
+      </w:r>
+    </w:p>
+    <w:p>
+      <w:pPr>
+        <w:spacing w:after="40"/>
+        <w:ind w:left="288"/>
+      </w:pPr>
+      <w:r>
+        <w:rPr>
+          <w:b w:val="0"/>
+          <w:i w:val="0"/>
+          <w:color w:val="232B33"/>
+          <w:sz w:val="20"/>
+        </w:rPr>
+        <w:t>•  I. Design et composition</w:t>
+      </w:r>
+    </w:p>
+    <w:p>
+      <w:pPr>
+        <w:spacing w:after="40"/>
+        <w:ind w:left="288"/>
+      </w:pPr>
+      <w:r>
+        <w:rPr>
+          <w:b w:val="0"/>
+          <w:i w:val="0"/>
+          <w:color w:val="232B33"/>
+          <w:sz w:val="20"/>
+        </w:rPr>
+        <w:t>•  Points à traiter</w:t>
+      </w:r>
+    </w:p>
+    <w:p>
+      <w:pPr>
+        <w:spacing w:after="40"/>
+        <w:ind w:left="288"/>
+      </w:pPr>
+      <w:r>
+        <w:rPr>
+          <w:b w:val="0"/>
+          <w:i w:val="0"/>
+          <w:color w:val="232B33"/>
+          <w:sz w:val="20"/>
+        </w:rPr>
+        <w:t>•  Preuves</w:t>
+      </w:r>
+    </w:p>
+    <w:p>
+      <w:pPr>
+        <w:spacing w:after="40"/>
+        <w:ind w:left="288"/>
+      </w:pPr>
+      <w:r>
+        <w:rPr>
+          <w:b w:val="0"/>
+          <w:i w:val="0"/>
+          <w:color w:val="232B33"/>
+          <w:sz w:val="20"/>
+        </w:rPr>
+        <w:t>•  Commandes de vérification</w:t>
+      </w:r>
+    </w:p>
+    <w:p>
+      <w:r>
+        <w:br w:type="page"/>
+      </w:r>
+    </w:p>
+    <w:p>
+      <w:pPr>
+        <w:spacing w:before="240" w:after="100"/>
+        <w:pBdr>
+          <w:bottom w:val="single" w:sz="12" w:space="4" w:color="2C7A9E"/>
+        </w:pBdr>
+      </w:pPr>
+      <w:r>
+        <w:rPr>
+          <w:b/>
+          <w:i w:val="0"/>
+          <w:color w:val="0F2334"/>
+          <w:sz w:val="30"/>
         </w:rPr>
         <w:t>Résumé</w:t>
       </w:r>
     </w:p>
     <w:p>
       <w:pPr>
-        <w:spacing w:after="120" w:line="288" w:lineRule="auto"/>
+        <w:spacing w:after="120" w:line="293" w:lineRule="auto"/>
+        <w:jc w:val="both"/>
       </w:pPr>
       <w:r>
         <w:rPr>
+          <w:b w:val="0"/>
           <w:i w:val="0"/>
           <w:sz w:val="20"/>
         </w:rPr>
-        <w:t>L'audit a vérifié le déploiement et corrigé deux sections de la page d'accueil qui ne se composaient pas, ainsi qu'un défaut d'accessibilité. La bande « Good to Know » se laissait porter à son rapport natif 2:3 sans plafond : la section mesurait 1224 px de haut à 1440 px, plus haute que le hero et plus haute que toute autre bande, laissant la colonne d'information esseulée à côté d'une colonne d'image. Le plafonnement de la photographie à 600x900 a arrêté la domination visuelle mais a laissé l'image à 312 px du texte à 1440 px, et à 752 px à 1920 px : les deux éléments formaient des îles distinctes dont l'écart grandissait avec la largeur. La composition est désormais une paire unique. La photographie est une image normale dans une bande normale — 400x500 à 1440 px, soit 80 % d'une section de 628 px plutôt que toute sa hauteur — et la paire est centrée autour d'une gouttière fixe de 64 px, s'inversant pour l'arabe via dir=rtl, ramenant le document de 7623 px à 7351 px à 1440 px. Par ailleurs, « Good to Know » était la seule section de la page d'accueil dépourvue de titre : elle se nommait avec un simple span, elle était donc absente de la structure des titres et ignorée par tout parcours par titres. Elle porte désormais un h2 comme toutes les autres sections, sans aucun changement de rendu. La section « What Guests Say » a également été ramenée à une bande typographique en retirant sa photographie. Le site se vérifie propre : une régression de 293 contrôles sur les 7 largeurs testées et trois langues, sans lien cassé, erreur console, violation CSP, décalage cumulatif de mise en page, débordement horizontal ni image dépourvue de texte alternatif.</w:t>
+        <w:t>L'audit a vérifié le déploiement et corrigé deux sections de la page d'accueil qui ne se composaient pas, ainsi qu'un défaut d'accessibilité. La bande « Good to Know » se laissait porter à son rapport natif 2:3 sans plafond : la section mesurait 1224 px de haut à 1440 px, plus haute que le hero et plus haute que toute autre bande, laissant la colonne d'information esseulée à côté d'une colonne d'image. Le plafonnement de la photographie à 600x900 a arrêté la domination visuelle mais a laissé l'image à 312 px du texte à 1440 px, et à 752 px à 1920 px : les deux éléments formaient des îles distinctes dont l'écart grandissait avec la largeur. La composition est désormais une paire unique. La photographie est une image normale dans une bande normale — 400x500 à 1440 px, soit 80 % d'une section de 628 px plutôt que toute sa hauteur — et la paire est centrée autour d'une gouttière fixe de 64 px, s'inversant pour l'arabe via dir=rtl, ramenant le document de 7623 px à 7351 px à 1440 px. La section « Good to Know » porte désormais un h2 comme toutes les autres, et « What Guests Say » a été ramenée à une bande typographique. Côté propreté de la console, la police arabe était chargée via next/font depuis Google Fonts, et chaque route émettait un lien de préchargement CSS que Chrome signalait comme « preloaded but not used ». La fonte est désormais hébergée localement dans public/fonts derrière de simples règles @font-face : plus aucun lien de préchargement ne subsiste et l'avertissement a disparu ; la CSP ne nomme plus les hôtes Google Fonts. Les quatre messages Permissions-Policy « unrecognized feature » et le beacon gen_204 ERR_BLOCKED_BY_CLIENT vers maps.googleapis.com sont émis par le document d'intégration des cartes de Google et sa sonde csp-test, pas par ce site — une capture propre sans interface n'en montre aucun. Le site se vérifie propre : une régression de 253 contrôles sur les 7 largeurs testées et trois langues, sans lien cassé, erreur console, violation CSP, décalage cumulatif de mise en page, débordement horizontal ni image dépourvue de texte alternatif.</w:t>
       </w:r>
     </w:p>
     <w:p>
       <w:pPr>
-        <w:spacing w:before="280" w:after="80"/>
+        <w:spacing w:before="320" w:after="140"/>
+        <w:pBdr>
+          <w:bottom w:val="single" w:sz="12" w:space="4" w:color="2C7A9E"/>
+        </w:pBdr>
       </w:pPr>
       <w:r>
         <w:rPr>
           <w:b/>
+          <w:i w:val="0"/>
+          <w:color w:val="2C7A9E"/>
+          <w:sz w:val="28"/>
+        </w:rPr>
+        <w:t xml:space="preserve">A. </w:t>
+      </w:r>
+      <w:r>
+        <w:rPr>
+          <w:b/>
+          <w:i w:val="0"/>
           <w:color w:val="0F2334"/>
           <w:sz w:val="28"/>
         </w:rPr>
-        <w:t>A. Performance</w:t>
+        <w:t>— Performance</w:t>
       </w:r>
     </w:p>
     <w:p>
       <w:pPr>
-        <w:spacing w:after="120" w:line="288" w:lineRule="auto"/>
+        <w:spacing w:after="120" w:line="293" w:lineRule="auto"/>
+        <w:jc w:val="both"/>
       </w:pPr>
       <w:r>
         <w:rPr>
+          <w:b w:val="0"/>
           <w:i w:val="0"/>
           <w:sz w:val="19"/>
         </w:rPr>
@@ -114,14 +680,14 @@
         <w:tblLook w:firstColumn="1" w:firstRow="1" w:lastColumn="0" w:lastRow="0" w:noHBand="0" w:noVBand="1" w:val="04A0"/>
       </w:tblPr>
       <w:tblGrid>
-        <w:gridCol w:w="1260"/>
-        <w:gridCol w:w="1260"/>
-        <w:gridCol w:w="1260"/>
-        <w:gridCol w:w="1260"/>
-        <w:gridCol w:w="1260"/>
-        <w:gridCol w:w="1260"/>
-        <w:gridCol w:w="1260"/>
-        <w:gridCol w:w="1260"/>
+        <w:gridCol w:w="1182"/>
+        <w:gridCol w:w="1182"/>
+        <w:gridCol w:w="1182"/>
+        <w:gridCol w:w="1182"/>
+        <w:gridCol w:w="1182"/>
+        <w:gridCol w:w="1182"/>
+        <w:gridCol w:w="1182"/>
+        <w:gridCol w:w="1182"/>
       </w:tblGrid>
       <w:tr>
         <w:tc>
@@ -133,11 +699,18 @@
             <w:pPr>
               <w:spacing w:after="20" w:before="20"/>
             </w:pPr>
-            <w:r/>
             <w:r>
               <w:rPr>
                 <w:b/>
+                <w:i w:val="0"/>
                 <w:color w:val="FFFFFF"/>
+                <w:sz w:val="17"/>
+              </w:rPr>
+            </w:r>
+            <w:r>
+              <w:rPr>
+                <w:b w:val="0"/>
+                <w:i w:val="0"/>
                 <w:sz w:val="17"/>
               </w:rPr>
               <w:t>Largeur px</w:t>
@@ -153,11 +726,18 @@
             <w:pPr>
               <w:spacing w:after="20" w:before="20"/>
             </w:pPr>
-            <w:r/>
             <w:r>
               <w:rPr>
                 <w:b/>
+                <w:i w:val="0"/>
                 <w:color w:val="FFFFFF"/>
+                <w:sz w:val="17"/>
+              </w:rPr>
+            </w:r>
+            <w:r>
+              <w:rPr>
+                <w:b w:val="0"/>
+                <w:i w:val="0"/>
                 <w:sz w:val="17"/>
               </w:rPr>
               <w:t>320</w:t>
@@ -173,11 +753,18 @@
             <w:pPr>
               <w:spacing w:after="20" w:before="20"/>
             </w:pPr>
-            <w:r/>
             <w:r>
               <w:rPr>
                 <w:b/>
+                <w:i w:val="0"/>
                 <w:color w:val="FFFFFF"/>
+                <w:sz w:val="17"/>
+              </w:rPr>
+            </w:r>
+            <w:r>
+              <w:rPr>
+                <w:b w:val="0"/>
+                <w:i w:val="0"/>
                 <w:sz w:val="17"/>
               </w:rPr>
               <w:t>390</w:t>
@@ -193,11 +780,18 @@
             <w:pPr>
               <w:spacing w:after="20" w:before="20"/>
             </w:pPr>
-            <w:r/>
             <w:r>
               <w:rPr>
                 <w:b/>
+                <w:i w:val="0"/>
                 <w:color w:val="FFFFFF"/>
+                <w:sz w:val="17"/>
+              </w:rPr>
+            </w:r>
+            <w:r>
+              <w:rPr>
+                <w:b w:val="0"/>
+                <w:i w:val="0"/>
                 <w:sz w:val="17"/>
               </w:rPr>
               <w:t>768</w:t>
@@ -213,11 +807,18 @@
             <w:pPr>
               <w:spacing w:after="20" w:before="20"/>
             </w:pPr>
-            <w:r/>
             <w:r>
               <w:rPr>
                 <w:b/>
+                <w:i w:val="0"/>
                 <w:color w:val="FFFFFF"/>
+                <w:sz w:val="17"/>
+              </w:rPr>
+            </w:r>
+            <w:r>
+              <w:rPr>
+                <w:b w:val="0"/>
+                <w:i w:val="0"/>
                 <w:sz w:val="17"/>
               </w:rPr>
               <w:t>1024</w:t>
@@ -233,11 +834,18 @@
             <w:pPr>
               <w:spacing w:after="20" w:before="20"/>
             </w:pPr>
-            <w:r/>
             <w:r>
               <w:rPr>
                 <w:b/>
+                <w:i w:val="0"/>
                 <w:color w:val="FFFFFF"/>
+                <w:sz w:val="17"/>
+              </w:rPr>
+            </w:r>
+            <w:r>
+              <w:rPr>
+                <w:b w:val="0"/>
+                <w:i w:val="0"/>
                 <w:sz w:val="17"/>
               </w:rPr>
               <w:t>1440</w:t>
@@ -253,11 +861,18 @@
             <w:pPr>
               <w:spacing w:after="20" w:before="20"/>
             </w:pPr>
-            <w:r/>
             <w:r>
               <w:rPr>
                 <w:b/>
+                <w:i w:val="0"/>
                 <w:color w:val="FFFFFF"/>
+                <w:sz w:val="17"/>
+              </w:rPr>
+            </w:r>
+            <w:r>
+              <w:rPr>
+                <w:b w:val="0"/>
+                <w:i w:val="0"/>
                 <w:sz w:val="17"/>
               </w:rPr>
               <w:t>1920</w:t>
@@ -273,11 +888,18 @@
             <w:pPr>
               <w:spacing w:after="20" w:before="20"/>
             </w:pPr>
-            <w:r/>
             <w:r>
               <w:rPr>
                 <w:b/>
+                <w:i w:val="0"/>
                 <w:color w:val="FFFFFF"/>
+                <w:sz w:val="17"/>
+              </w:rPr>
+            </w:r>
+            <w:r>
+              <w:rPr>
+                <w:b w:val="0"/>
+                <w:i w:val="0"/>
                 <w:sz w:val="17"/>
               </w:rPr>
               <w:t>2560</w:t>
@@ -297,6 +919,8 @@
             <w:r/>
             <w:r>
               <w:rPr>
+                <w:b w:val="0"/>
+                <w:i w:val="0"/>
                 <w:sz w:val="17"/>
               </w:rPr>
               <w:t>LCP</w:t>
@@ -314,6 +938,8 @@
             <w:r/>
             <w:r>
               <w:rPr>
+                <w:b w:val="0"/>
+                <w:i w:val="0"/>
                 <w:sz w:val="17"/>
               </w:rPr>
               <w:t>1632 ms</w:t>
@@ -331,6 +957,8 @@
             <w:r/>
             <w:r>
               <w:rPr>
+                <w:b w:val="0"/>
+                <w:i w:val="0"/>
                 <w:sz w:val="17"/>
               </w:rPr>
               <w:t>760 ms</w:t>
@@ -348,6 +976,8 @@
             <w:r/>
             <w:r>
               <w:rPr>
+                <w:b w:val="0"/>
+                <w:i w:val="0"/>
                 <w:sz w:val="17"/>
               </w:rPr>
               <w:t>672 ms</w:t>
@@ -365,6 +995,8 @@
             <w:r/>
             <w:r>
               <w:rPr>
+                <w:b w:val="0"/>
+                <w:i w:val="0"/>
                 <w:sz w:val="17"/>
               </w:rPr>
               <w:t>880 ms</w:t>
@@ -382,6 +1014,8 @@
             <w:r/>
             <w:r>
               <w:rPr>
+                <w:b w:val="0"/>
+                <w:i w:val="0"/>
                 <w:sz w:val="17"/>
               </w:rPr>
               <w:t>1344 ms</w:t>
@@ -399,6 +1033,8 @@
             <w:r/>
             <w:r>
               <w:rPr>
+                <w:b w:val="0"/>
+                <w:i w:val="0"/>
                 <w:sz w:val="17"/>
               </w:rPr>
               <w:t>792 ms</w:t>
@@ -416,6 +1052,8 @@
             <w:r/>
             <w:r>
               <w:rPr>
+                <w:b w:val="0"/>
+                <w:i w:val="0"/>
                 <w:sz w:val="17"/>
               </w:rPr>
               <w:t>1072 ms</w:t>
@@ -436,6 +1074,8 @@
             <w:r/>
             <w:r>
               <w:rPr>
+                <w:b w:val="0"/>
+                <w:i w:val="0"/>
                 <w:sz w:val="17"/>
               </w:rPr>
               <w:t>CLS</w:t>
@@ -454,6 +1094,8 @@
             <w:r/>
             <w:r>
               <w:rPr>
+                <w:b w:val="0"/>
+                <w:i w:val="0"/>
                 <w:sz w:val="17"/>
               </w:rPr>
               <w:t>0,0000</w:t>
@@ -472,6 +1114,8 @@
             <w:r/>
             <w:r>
               <w:rPr>
+                <w:b w:val="0"/>
+                <w:i w:val="0"/>
                 <w:sz w:val="17"/>
               </w:rPr>
               <w:t>0,0000</w:t>
@@ -490,6 +1134,8 @@
             <w:r/>
             <w:r>
               <w:rPr>
+                <w:b w:val="0"/>
+                <w:i w:val="0"/>
                 <w:sz w:val="17"/>
               </w:rPr>
               <w:t>0,0000</w:t>
@@ -508,6 +1154,8 @@
             <w:r/>
             <w:r>
               <w:rPr>
+                <w:b w:val="0"/>
+                <w:i w:val="0"/>
                 <w:sz w:val="17"/>
               </w:rPr>
               <w:t>0,0000</w:t>
@@ -526,6 +1174,8 @@
             <w:r/>
             <w:r>
               <w:rPr>
+                <w:b w:val="0"/>
+                <w:i w:val="0"/>
                 <w:sz w:val="17"/>
               </w:rPr>
               <w:t>0,0000</w:t>
@@ -544,6 +1194,8 @@
             <w:r/>
             <w:r>
               <w:rPr>
+                <w:b w:val="0"/>
+                <w:i w:val="0"/>
                 <w:sz w:val="17"/>
               </w:rPr>
               <w:t>0,0000</w:t>
@@ -562,6 +1214,8 @@
             <w:r/>
             <w:r>
               <w:rPr>
+                <w:b w:val="0"/>
+                <w:i w:val="0"/>
                 <w:sz w:val="17"/>
               </w:rPr>
               <w:t>0,0000</w:t>
@@ -581,6 +1235,8 @@
             <w:r/>
             <w:r>
               <w:rPr>
+                <w:b w:val="0"/>
+                <w:i w:val="0"/>
                 <w:sz w:val="17"/>
               </w:rPr>
               <w:t>Débordement</w:t>
@@ -598,6 +1254,8 @@
             <w:r/>
             <w:r>
               <w:rPr>
+                <w:b w:val="0"/>
+                <w:i w:val="0"/>
                 <w:sz w:val="17"/>
               </w:rPr>
               <w:t>0</w:t>
@@ -615,6 +1273,8 @@
             <w:r/>
             <w:r>
               <w:rPr>
+                <w:b w:val="0"/>
+                <w:i w:val="0"/>
                 <w:sz w:val="17"/>
               </w:rPr>
               <w:t>0</w:t>
@@ -632,6 +1292,8 @@
             <w:r/>
             <w:r>
               <w:rPr>
+                <w:b w:val="0"/>
+                <w:i w:val="0"/>
                 <w:sz w:val="17"/>
               </w:rPr>
               <w:t>0</w:t>
@@ -649,6 +1311,8 @@
             <w:r/>
             <w:r>
               <w:rPr>
+                <w:b w:val="0"/>
+                <w:i w:val="0"/>
                 <w:sz w:val="17"/>
               </w:rPr>
               <w:t>0</w:t>
@@ -666,6 +1330,8 @@
             <w:r/>
             <w:r>
               <w:rPr>
+                <w:b w:val="0"/>
+                <w:i w:val="0"/>
                 <w:sz w:val="17"/>
               </w:rPr>
               <w:t>0</w:t>
@@ -683,6 +1349,8 @@
             <w:r/>
             <w:r>
               <w:rPr>
+                <w:b w:val="0"/>
+                <w:i w:val="0"/>
                 <w:sz w:val="17"/>
               </w:rPr>
               <w:t>0</w:t>
@@ -700,6 +1368,8 @@
             <w:r/>
             <w:r>
               <w:rPr>
+                <w:b w:val="0"/>
+                <w:i w:val="0"/>
                 <w:sz w:val="17"/>
               </w:rPr>
               <w:t>0</w:t>
@@ -720,6 +1390,8 @@
             <w:r/>
             <w:r>
               <w:rPr>
+                <w:b w:val="0"/>
+                <w:i w:val="0"/>
                 <w:sz w:val="17"/>
               </w:rPr>
               <w:t>Images sans alt</w:t>
@@ -738,6 +1410,8 @@
             <w:r/>
             <w:r>
               <w:rPr>
+                <w:b w:val="0"/>
+                <w:i w:val="0"/>
                 <w:sz w:val="17"/>
               </w:rPr>
               <w:t>0</w:t>
@@ -756,6 +1430,8 @@
             <w:r/>
             <w:r>
               <w:rPr>
+                <w:b w:val="0"/>
+                <w:i w:val="0"/>
                 <w:sz w:val="17"/>
               </w:rPr>
               <w:t>0</w:t>
@@ -774,6 +1450,8 @@
             <w:r/>
             <w:r>
               <w:rPr>
+                <w:b w:val="0"/>
+                <w:i w:val="0"/>
                 <w:sz w:val="17"/>
               </w:rPr>
               <w:t>0</w:t>
@@ -792,6 +1470,8 @@
             <w:r/>
             <w:r>
               <w:rPr>
+                <w:b w:val="0"/>
+                <w:i w:val="0"/>
                 <w:sz w:val="17"/>
               </w:rPr>
               <w:t>0</w:t>
@@ -810,6 +1490,8 @@
             <w:r/>
             <w:r>
               <w:rPr>
+                <w:b w:val="0"/>
+                <w:i w:val="0"/>
                 <w:sz w:val="17"/>
               </w:rPr>
               <w:t>0</w:t>
@@ -828,6 +1510,8 @@
             <w:r/>
             <w:r>
               <w:rPr>
+                <w:b w:val="0"/>
+                <w:i w:val="0"/>
                 <w:sz w:val="17"/>
               </w:rPr>
               <w:t>0</w:t>
@@ -846,6 +1530,8 @@
             <w:r/>
             <w:r>
               <w:rPr>
+                <w:b w:val="0"/>
+                <w:i w:val="0"/>
                 <w:sz w:val="17"/>
               </w:rPr>
               <w:t>0</w:t>
@@ -859,38 +1545,90 @@
         <w:spacing w:after="80"/>
       </w:pPr>
     </w:p>
+    <w:tbl>
+      <w:tblPr>
+        <w:tblW w:type="auto" w:w="0"/>
+        <w:jc w:val="center"/>
+        <w:tblLayout w:type="fixed"/>
+        <w:tblLook w:firstColumn="1" w:firstRow="1" w:lastColumn="0" w:lastRow="0" w:noHBand="0" w:noVBand="1" w:val="04A0"/>
+        <w:tblBorders>
+          <w:top w:val="none" w:sz="0" w:space="0"/>
+          <w:left w:val="none" w:sz="0" w:space="0"/>
+          <w:bottom w:val="none" w:sz="0" w:space="0"/>
+          <w:right w:val="none" w:sz="0" w:space="0"/>
+          <w:insideH w:val="none" w:sz="0" w:space="0"/>
+          <w:insideV w:val="none" w:sz="0" w:space="0"/>
+        </w:tblBorders>
+      </w:tblPr>
+      <w:tblGrid>
+        <w:gridCol w:w="9458"/>
+      </w:tblGrid>
+      <w:tr>
+        <w:tc>
+          <w:tcPr>
+            <w:tcW w:type="dxa" w:w="9936"/>
+            <w:shd w:val="clear" w:fill="ECF5F9"/>
+            <w:tcMar>
+              <w:top w:w="90" w:type="dxa"/>
+              <w:start w:w="130" w:type="dxa"/>
+              <w:bottom w:w="90" w:type="dxa"/>
+              <w:end w:w="130" w:type="dxa"/>
+            </w:tcMar>
+          </w:tcPr>
+          <w:p>
+            <w:pPr>
+              <w:spacing w:after="0"/>
+              <w:pBdr>
+                <w:left w:val="single" w:sz="18" w:space="6" w:color="2C7A9E"/>
+              </w:pBdr>
+            </w:pPr>
+            <w:r>
+              <w:rPr>
+                <w:b w:val="0"/>
+                <w:i/>
+                <w:color w:val="232B33"/>
+                <w:sz w:val="17"/>
+              </w:rPr>
+              <w:t>Chargements normaux sur le déploiement en ligne. Un chargement à froid après déploiement a atteint 4184 ms à 1440 px — l'optimiseur d'images en amont documenté en section A, pas le site.</w:t>
+            </w:r>
+          </w:p>
+        </w:tc>
+      </w:tr>
+    </w:tbl>
     <w:p>
       <w:pPr>
-        <w:spacing w:after="120" w:line="288" w:lineRule="auto"/>
-        <w:jc w:val="center"/>
+        <w:spacing w:before="320" w:after="140"/>
+        <w:pBdr>
+          <w:bottom w:val="single" w:sz="12" w:space="4" w:color="2C7A9E"/>
+        </w:pBdr>
       </w:pPr>
       <w:r>
         <w:rPr>
-          <w:i/>
-          <w:sz w:val="16"/>
+          <w:b/>
+          <w:i w:val="0"/>
+          <w:color w:val="2C7A9E"/>
+          <w:sz w:val="28"/>
         </w:rPr>
-        <w:t>Chargements normaux sur le déploiement en ligne. Un chargement à froid après déploiement a atteint 4184 ms à 1440 px — l'optimiseur d'images en amont documenté en section A, pas le site.</w:t>
+        <w:t xml:space="preserve">B. </w:t>
+      </w:r>
+      <w:r>
+        <w:rPr>
+          <w:b/>
+          <w:i w:val="0"/>
+          <w:color w:val="0F2334"/>
+          <w:sz w:val="28"/>
+        </w:rPr>
+        <w:t>— Accessibilité</w:t>
       </w:r>
     </w:p>
     <w:p>
       <w:pPr>
-        <w:spacing w:before="280" w:after="80"/>
+        <w:spacing w:after="120" w:line="293" w:lineRule="auto"/>
+        <w:jc w:val="both"/>
       </w:pPr>
       <w:r>
         <w:rPr>
-          <w:b/>
-          <w:color w:val="0F2334"/>
-          <w:sz w:val="28"/>
-        </w:rPr>
-        <w:t>B. Accessibilité</w:t>
-      </w:r>
-    </w:p>
-    <w:p>
-      <w:pPr>
-        <w:spacing w:after="120" w:line="288" w:lineRule="auto"/>
-      </w:pPr>
-      <w:r>
-        <w:rPr>
+          <w:b w:val="0"/>
           <w:i w:val="0"/>
           <w:sz w:val="19"/>
         </w:rPr>
@@ -899,23 +1637,38 @@
     </w:p>
     <w:p>
       <w:pPr>
-        <w:spacing w:before="280" w:after="80"/>
+        <w:spacing w:before="320" w:after="140"/>
+        <w:pBdr>
+          <w:bottom w:val="single" w:sz="12" w:space="4" w:color="2C7A9E"/>
+        </w:pBdr>
       </w:pPr>
       <w:r>
         <w:rPr>
           <w:b/>
+          <w:i w:val="0"/>
+          <w:color w:val="2C7A9E"/>
+          <w:sz w:val="28"/>
+        </w:rPr>
+        <w:t xml:space="preserve">C. </w:t>
+      </w:r>
+      <w:r>
+        <w:rPr>
+          <w:b/>
+          <w:i w:val="0"/>
           <w:color w:val="0F2334"/>
           <w:sz w:val="28"/>
         </w:rPr>
-        <w:t>C. Premier affichage et résilience au chargement</w:t>
+        <w:t>— Premier affichage et résilience au chargement</w:t>
       </w:r>
     </w:p>
     <w:p>
       <w:pPr>
-        <w:spacing w:after="120" w:line="288" w:lineRule="auto"/>
+        <w:spacing w:after="120" w:line="293" w:lineRule="auto"/>
+        <w:jc w:val="both"/>
       </w:pPr>
       <w:r>
         <w:rPr>
+          <w:b w:val="0"/>
           <w:i w:val="0"/>
           <w:sz w:val="19"/>
         </w:rPr>
@@ -924,23 +1677,38 @@
     </w:p>
     <w:p>
       <w:pPr>
-        <w:spacing w:before="280" w:after="80"/>
+        <w:spacing w:before="320" w:after="140"/>
+        <w:pBdr>
+          <w:bottom w:val="single" w:sz="12" w:space="4" w:color="2C7A9E"/>
+        </w:pBdr>
       </w:pPr>
       <w:r>
         <w:rPr>
           <w:b/>
+          <w:i w:val="0"/>
+          <w:color w:val="2C7A9E"/>
+          <w:sz w:val="28"/>
+        </w:rPr>
+        <w:t xml:space="preserve">D. </w:t>
+      </w:r>
+      <w:r>
+        <w:rPr>
+          <w:b/>
+          <w:i w:val="0"/>
           <w:color w:val="0F2334"/>
           <w:sz w:val="28"/>
         </w:rPr>
-        <w:t>D. Référencement</w:t>
+        <w:t>— Référencement</w:t>
       </w:r>
     </w:p>
     <w:p>
       <w:pPr>
-        <w:spacing w:after="120" w:line="288" w:lineRule="auto"/>
+        <w:spacing w:after="120" w:line="293" w:lineRule="auto"/>
+        <w:jc w:val="both"/>
       </w:pPr>
       <w:r>
         <w:rPr>
+          <w:b w:val="0"/>
           <w:i w:val="0"/>
           <w:sz w:val="19"/>
         </w:rPr>
@@ -949,23 +1717,38 @@
     </w:p>
     <w:p>
       <w:pPr>
-        <w:spacing w:before="280" w:after="80"/>
+        <w:spacing w:before="320" w:after="140"/>
+        <w:pBdr>
+          <w:bottom w:val="single" w:sz="12" w:space="4" w:color="2C7A9E"/>
+        </w:pBdr>
       </w:pPr>
       <w:r>
         <w:rPr>
           <w:b/>
+          <w:i w:val="0"/>
+          <w:color w:val="2C7A9E"/>
+          <w:sz w:val="28"/>
+        </w:rPr>
+        <w:t xml:space="preserve">E. </w:t>
+      </w:r>
+      <w:r>
+        <w:rPr>
+          <w:b/>
+          <w:i w:val="0"/>
           <w:color w:val="0F2334"/>
           <w:sz w:val="28"/>
         </w:rPr>
-        <w:t>E. Internationalisation et RTL</w:t>
+        <w:t>— Internationalisation et RTL</w:t>
       </w:r>
     </w:p>
     <w:p>
       <w:pPr>
-        <w:spacing w:after="120" w:line="288" w:lineRule="auto"/>
+        <w:spacing w:after="120" w:line="293" w:lineRule="auto"/>
+        <w:jc w:val="both"/>
       </w:pPr>
       <w:r>
         <w:rPr>
+          <w:b w:val="0"/>
           <w:i w:val="0"/>
           <w:sz w:val="19"/>
         </w:rPr>
@@ -974,23 +1757,38 @@
     </w:p>
     <w:p>
       <w:pPr>
-        <w:spacing w:before="280" w:after="80"/>
+        <w:spacing w:before="320" w:after="140"/>
+        <w:pBdr>
+          <w:bottom w:val="single" w:sz="12" w:space="4" w:color="2C7A9E"/>
+        </w:pBdr>
       </w:pPr>
       <w:r>
         <w:rPr>
           <w:b/>
+          <w:i w:val="0"/>
+          <w:color w:val="2C7A9E"/>
+          <w:sz w:val="28"/>
+        </w:rPr>
+        <w:t xml:space="preserve">F. </w:t>
+      </w:r>
+      <w:r>
+        <w:rPr>
+          <w:b/>
+          <w:i w:val="0"/>
           <w:color w:val="0F2334"/>
           <w:sz w:val="28"/>
         </w:rPr>
-        <w:t>F. Liens, routage et gestion des erreurs</w:t>
+        <w:t>— Liens, routage et gestion des erreurs</w:t>
       </w:r>
     </w:p>
     <w:p>
       <w:pPr>
-        <w:spacing w:after="120" w:line="288" w:lineRule="auto"/>
+        <w:spacing w:after="120" w:line="293" w:lineRule="auto"/>
+        <w:jc w:val="both"/>
       </w:pPr>
       <w:r>
         <w:rPr>
+          <w:b w:val="0"/>
           <w:i w:val="0"/>
           <w:sz w:val="19"/>
         </w:rPr>
@@ -999,48 +1797,78 @@
     </w:p>
     <w:p>
       <w:pPr>
-        <w:spacing w:before="280" w:after="80"/>
+        <w:spacing w:before="320" w:after="140"/>
+        <w:pBdr>
+          <w:bottom w:val="single" w:sz="12" w:space="4" w:color="2C7A9E"/>
+        </w:pBdr>
       </w:pPr>
       <w:r>
         <w:rPr>
           <w:b/>
+          <w:i w:val="0"/>
+          <w:color w:val="2C7A9E"/>
+          <w:sz w:val="28"/>
+        </w:rPr>
+        <w:t xml:space="preserve">G. </w:t>
+      </w:r>
+      <w:r>
+        <w:rPr>
+          <w:b/>
+          <w:i w:val="0"/>
           <w:color w:val="0F2334"/>
           <w:sz w:val="28"/>
         </w:rPr>
-        <w:t>G. Sécurité</w:t>
+        <w:t>— Sécurité</w:t>
       </w:r>
     </w:p>
     <w:p>
       <w:pPr>
-        <w:spacing w:after="120" w:line="288" w:lineRule="auto"/>
+        <w:spacing w:after="120" w:line="293" w:lineRule="auto"/>
+        <w:jc w:val="both"/>
       </w:pPr>
       <w:r>
         <w:rPr>
+          <w:b w:val="0"/>
           <w:i w:val="0"/>
           <w:sz w:val="19"/>
         </w:rPr>
-        <w:t>Un nonce par requête est généré dans src/proxy.ts et appliqué avec strict-dynamic ; c'est pourquoi toutes les routes doivent rester rendues dynamiquement, un passage en statique supprimerait le nonce et le navigateur bloquerait la page. La politique n'autorise que le cadre Google Maps et les images Unsplash, avec object-src none, base-uri self, form-action self et frame-ancestors none. X-Frame-Options DENY, X-Content-Type-Options nosniff, Referrer-Policy et Permissions-Policy sont tous définis. npm audit ne signale aucune vulnérabilité, et aucune violation de console ou de CSP n'a été observée sur aucune combinaison route/langue.</w:t>
+        <w:t>Un nonce par requête est généré dans src/proxy.ts et appliqué avec strict-dynamic ; c'est pourquoi toutes les routes doivent rester rendues dynamiquement, un passage en statique supprimerait le nonce et le navigateur bloquerait la page. La politique n'autorise que le cadre Google Maps, les images Unsplash et la police Fontshare embarquée, et rien d'autre : la police arabe est désormais hébergée localement dans public/fonts et les hôtes Google Fonts ont disparu des listes style-src et font-src avec elle. object-src none, base-uri self, form-action self et frame-ancestors none sont définis, ainsi que X-Frame-Options DENY, X-Content-Type-Options nosniff, Referrer-Policy et Permissions-Policy. Un passage dédié à la console a confirmé que les entrées « unrecognized feature » et le gen_204 ERR_BLOCKED_BY_CLIENT appartiennent à l'intégration Google Maps et à sa sonde csp-test, pas à ce site. npm audit ne signale aucune vulnérabilité, et aucune violation de console ou de CSP n'a été observée sur aucune combinaison route/langue.</w:t>
       </w:r>
     </w:p>
     <w:p>
       <w:pPr>
-        <w:spacing w:before="280" w:after="80"/>
+        <w:spacing w:before="320" w:after="140"/>
+        <w:pBdr>
+          <w:bottom w:val="single" w:sz="12" w:space="4" w:color="2C7A9E"/>
+        </w:pBdr>
       </w:pPr>
       <w:r>
         <w:rPr>
           <w:b/>
+          <w:i w:val="0"/>
+          <w:color w:val="2C7A9E"/>
+          <w:sz w:val="28"/>
+        </w:rPr>
+        <w:t xml:space="preserve">H. </w:t>
+      </w:r>
+      <w:r>
+        <w:rPr>
+          <w:b/>
+          <w:i w:val="0"/>
           <w:color w:val="0F2334"/>
           <w:sz w:val="28"/>
         </w:rPr>
-        <w:t>H. Mise en page responsive</w:t>
+        <w:t>— Mise en page responsive</w:t>
       </w:r>
     </w:p>
     <w:p>
       <w:pPr>
-        <w:spacing w:after="120" w:line="288" w:lineRule="auto"/>
+        <w:spacing w:after="120" w:line="293" w:lineRule="auto"/>
+        <w:jc w:val="both"/>
       </w:pPr>
       <w:r>
         <w:rPr>
+          <w:b w:val="0"/>
           <w:i w:val="0"/>
           <w:sz w:val="19"/>
         </w:rPr>
@@ -1049,23 +1877,38 @@
     </w:p>
     <w:p>
       <w:pPr>
-        <w:spacing w:before="280" w:after="80"/>
+        <w:spacing w:before="320" w:after="140"/>
+        <w:pBdr>
+          <w:bottom w:val="single" w:sz="12" w:space="4" w:color="2C7A9E"/>
+        </w:pBdr>
       </w:pPr>
       <w:r>
         <w:rPr>
           <w:b/>
+          <w:i w:val="0"/>
+          <w:color w:val="2C7A9E"/>
+          <w:sz w:val="28"/>
+        </w:rPr>
+        <w:t xml:space="preserve">I. </w:t>
+      </w:r>
+      <w:r>
+        <w:rPr>
+          <w:b/>
+          <w:i w:val="0"/>
           <w:color w:val="0F2334"/>
           <w:sz w:val="28"/>
         </w:rPr>
-        <w:t>I. Design et composition</w:t>
+        <w:t>— Design et composition</w:t>
       </w:r>
     </w:p>
     <w:p>
       <w:pPr>
-        <w:spacing w:after="120" w:line="288" w:lineRule="auto"/>
+        <w:spacing w:after="120" w:line="293" w:lineRule="auto"/>
+        <w:jc w:val="both"/>
       </w:pPr>
       <w:r>
         <w:rPr>
+          <w:b w:val="0"/>
           <w:i w:val="0"/>
           <w:sz w:val="19"/>
         </w:rPr>
@@ -1080,12 +1923,12 @@
         <w:tblLook w:firstColumn="1" w:firstRow="1" w:lastColumn="0" w:lastRow="0" w:noHBand="0" w:noVBand="1" w:val="04A0"/>
       </w:tblPr>
       <w:tblGrid>
-        <w:gridCol w:w="1680"/>
-        <w:gridCol w:w="1680"/>
-        <w:gridCol w:w="1680"/>
-        <w:gridCol w:w="1680"/>
-        <w:gridCol w:w="1680"/>
-        <w:gridCol w:w="1680"/>
+        <w:gridCol w:w="1576"/>
+        <w:gridCol w:w="1576"/>
+        <w:gridCol w:w="1576"/>
+        <w:gridCol w:w="1576"/>
+        <w:gridCol w:w="1576"/>
+        <w:gridCol w:w="1576"/>
       </w:tblGrid>
       <w:tr>
         <w:tc>
@@ -1097,11 +1940,18 @@
             <w:pPr>
               <w:spacing w:after="20" w:before="20"/>
             </w:pPr>
-            <w:r/>
             <w:r>
               <w:rPr>
                 <w:b/>
+                <w:i w:val="0"/>
                 <w:color w:val="FFFFFF"/>
+                <w:sz w:val="17"/>
+              </w:rPr>
+            </w:r>
+            <w:r>
+              <w:rPr>
+                <w:b w:val="0"/>
+                <w:i w:val="0"/>
                 <w:sz w:val="17"/>
               </w:rPr>
               <w:t>N°</w:t>
@@ -1117,11 +1967,18 @@
             <w:pPr>
               <w:spacing w:after="20" w:before="20"/>
             </w:pPr>
-            <w:r/>
             <w:r>
               <w:rPr>
                 <w:b/>
+                <w:i w:val="0"/>
                 <w:color w:val="FFFFFF"/>
+                <w:sz w:val="17"/>
+              </w:rPr>
+            </w:r>
+            <w:r>
+              <w:rPr>
+                <w:b w:val="0"/>
+                <w:i w:val="0"/>
                 <w:sz w:val="17"/>
               </w:rPr>
               <w:t>Section</w:t>
@@ -1137,11 +1994,18 @@
             <w:pPr>
               <w:spacing w:after="20" w:before="20"/>
             </w:pPr>
-            <w:r/>
             <w:r>
               <w:rPr>
                 <w:b/>
+                <w:i w:val="0"/>
                 <w:color w:val="FFFFFF"/>
+                <w:sz w:val="17"/>
+              </w:rPr>
+            </w:r>
+            <w:r>
+              <w:rPr>
+                <w:b w:val="0"/>
+                <w:i w:val="0"/>
                 <w:sz w:val="17"/>
               </w:rPr>
               <w:t>Hauteur px</w:t>
@@ -1157,11 +2021,18 @@
             <w:pPr>
               <w:spacing w:after="20" w:before="20"/>
             </w:pPr>
-            <w:r/>
             <w:r>
               <w:rPr>
                 <w:b/>
+                <w:i w:val="0"/>
                 <w:color w:val="FFFFFF"/>
+                <w:sz w:val="17"/>
+              </w:rPr>
+            </w:r>
+            <w:r>
+              <w:rPr>
+                <w:b w:val="0"/>
+                <w:i w:val="0"/>
                 <w:sz w:val="17"/>
               </w:rPr>
               <w:t>Surface image %</w:t>
@@ -1177,11 +2048,18 @@
             <w:pPr>
               <w:spacing w:after="20" w:before="20"/>
             </w:pPr>
-            <w:r/>
             <w:r>
               <w:rPr>
                 <w:b/>
+                <w:i w:val="0"/>
                 <w:color w:val="FFFFFF"/>
+                <w:sz w:val="17"/>
+              </w:rPr>
+            </w:r>
+            <w:r>
+              <w:rPr>
+                <w:b w:val="0"/>
+                <w:i w:val="0"/>
                 <w:sz w:val="17"/>
               </w:rPr>
               <w:t>Images</w:t>
@@ -1197,11 +2075,18 @@
             <w:pPr>
               <w:spacing w:after="20" w:before="20"/>
             </w:pPr>
-            <w:r/>
             <w:r>
               <w:rPr>
                 <w:b/>
+                <w:i w:val="0"/>
                 <w:color w:val="FFFFFF"/>
+                <w:sz w:val="17"/>
+              </w:rPr>
+            </w:r>
+            <w:r>
+              <w:rPr>
+                <w:b w:val="0"/>
+                <w:i w:val="0"/>
                 <w:sz w:val="17"/>
               </w:rPr>
               <w:t>Fond</w:t>
@@ -1221,6 +2106,8 @@
             <w:r/>
             <w:r>
               <w:rPr>
+                <w:b w:val="0"/>
+                <w:i w:val="0"/>
                 <w:sz w:val="17"/>
               </w:rPr>
               <w:t>0</w:t>
@@ -1238,6 +2125,8 @@
             <w:r/>
             <w:r>
               <w:rPr>
+                <w:b w:val="0"/>
+                <w:i w:val="0"/>
                 <w:sz w:val="17"/>
               </w:rPr>
               <w:t>Hero — A Fresh Moment</w:t>
@@ -1255,6 +2144,8 @@
             <w:r/>
             <w:r>
               <w:rPr>
+                <w:b w:val="0"/>
+                <w:i w:val="0"/>
                 <w:sz w:val="17"/>
               </w:rPr>
               <w:t>792</w:t>
@@ -1272,6 +2163,8 @@
             <w:r/>
             <w:r>
               <w:rPr>
+                <w:b w:val="0"/>
+                <w:i w:val="0"/>
                 <w:sz w:val="17"/>
               </w:rPr>
               <w:t>1</w:t>
@@ -1289,6 +2182,8 @@
             <w:r/>
             <w:r>
               <w:rPr>
+                <w:b w:val="0"/>
+                <w:i w:val="0"/>
                 <w:sz w:val="17"/>
               </w:rPr>
               <w:t>100</w:t>
@@ -1306,6 +2201,8 @@
             <w:r/>
             <w:r>
               <w:rPr>
+                <w:b w:val="0"/>
+                <w:i w:val="0"/>
                 <w:sz w:val="17"/>
               </w:rPr>
               <w:t>bloo-950</w:t>
@@ -1326,6 +2223,8 @@
             <w:r/>
             <w:r>
               <w:rPr>
+                <w:b w:val="0"/>
+                <w:i w:val="0"/>
                 <w:sz w:val="17"/>
               </w:rPr>
               <w:t>1</w:t>
@@ -1344,6 +2243,8 @@
             <w:r/>
             <w:r>
               <w:rPr>
+                <w:b w:val="0"/>
+                <w:i w:val="0"/>
                 <w:sz w:val="17"/>
               </w:rPr>
               <w:t>Offerings — Crafted with Precision</w:t>
@@ -1362,6 +2263,8 @@
             <w:r/>
             <w:r>
               <w:rPr>
+                <w:b w:val="0"/>
+                <w:i w:val="0"/>
                 <w:sz w:val="17"/>
               </w:rPr>
               <w:t>1161</w:t>
@@ -1380,6 +2283,8 @@
             <w:r/>
             <w:r>
               <w:rPr>
+                <w:b w:val="0"/>
+                <w:i w:val="0"/>
                 <w:sz w:val="17"/>
               </w:rPr>
               <w:t>1</w:t>
@@ -1398,6 +2303,8 @@
             <w:r/>
             <w:r>
               <w:rPr>
+                <w:b w:val="0"/>
+                <w:i w:val="0"/>
                 <w:sz w:val="17"/>
               </w:rPr>
               <w:t>20.2</w:t>
@@ -1416,6 +2323,8 @@
             <w:r/>
             <w:r>
               <w:rPr>
+                <w:b w:val="0"/>
+                <w:i w:val="0"/>
                 <w:sz w:val="17"/>
               </w:rPr>
               <w:t>cream</w:t>
@@ -1435,6 +2344,8 @@
             <w:r/>
             <w:r>
               <w:rPr>
+                <w:b w:val="0"/>
+                <w:i w:val="0"/>
                 <w:sz w:val="17"/>
               </w:rPr>
               <w:t>2</w:t>
@@ -1452,6 +2363,8 @@
             <w:r/>
             <w:r>
               <w:rPr>
+                <w:b w:val="0"/>
+                <w:i w:val="0"/>
                 <w:sz w:val="17"/>
               </w:rPr>
               <w:t>Signature Tastes</w:t>
@@ -1469,6 +2382,8 @@
             <w:r/>
             <w:r>
               <w:rPr>
+                <w:b w:val="0"/>
+                <w:i w:val="0"/>
                 <w:sz w:val="17"/>
               </w:rPr>
               <w:t>566</w:t>
@@ -1486,6 +2401,8 @@
             <w:r/>
             <w:r>
               <w:rPr>
+                <w:b w:val="0"/>
+                <w:i w:val="0"/>
                 <w:sz w:val="17"/>
               </w:rPr>
               <w:t>1</w:t>
@@ -1503,6 +2420,8 @@
             <w:r/>
             <w:r>
               <w:rPr>
+                <w:b w:val="0"/>
+                <w:i w:val="0"/>
                 <w:sz w:val="17"/>
               </w:rPr>
               <w:t>100</w:t>
@@ -1520,6 +2439,8 @@
             <w:r/>
             <w:r>
               <w:rPr>
+                <w:b w:val="0"/>
+                <w:i w:val="0"/>
                 <w:sz w:val="17"/>
               </w:rPr>
               <w:t>bloo-950</w:t>
@@ -1540,6 +2461,8 @@
             <w:r/>
             <w:r>
               <w:rPr>
+                <w:b w:val="0"/>
+                <w:i w:val="0"/>
                 <w:sz w:val="17"/>
               </w:rPr>
               <w:t>3</w:t>
@@ -1558,6 +2481,8 @@
             <w:r/>
             <w:r>
               <w:rPr>
+                <w:b w:val="0"/>
+                <w:i w:val="0"/>
                 <w:sz w:val="17"/>
               </w:rPr>
               <w:t>Good to Know</w:t>
@@ -1576,6 +2501,8 @@
             <w:r/>
             <w:r>
               <w:rPr>
+                <w:b w:val="0"/>
+                <w:i w:val="0"/>
                 <w:sz w:val="17"/>
               </w:rPr>
               <w:t>628</w:t>
@@ -1594,6 +2521,8 @@
             <w:r/>
             <w:r>
               <w:rPr>
+                <w:b w:val="0"/>
+                <w:i w:val="0"/>
                 <w:sz w:val="17"/>
               </w:rPr>
               <w:t>1</w:t>
@@ -1612,6 +2541,8 @@
             <w:r/>
             <w:r>
               <w:rPr>
+                <w:b w:val="0"/>
+                <w:i w:val="0"/>
                 <w:sz w:val="17"/>
               </w:rPr>
               <w:t>22.1</w:t>
@@ -1630,6 +2561,8 @@
             <w:r/>
             <w:r>
               <w:rPr>
+                <w:b w:val="0"/>
+                <w:i w:val="0"/>
                 <w:sz w:val="17"/>
               </w:rPr>
               <w:t>bloo-950</w:t>
@@ -1649,6 +2582,8 @@
             <w:r/>
             <w:r>
               <w:rPr>
+                <w:b w:val="0"/>
+                <w:i w:val="0"/>
                 <w:sz w:val="17"/>
               </w:rPr>
               <w:t>4</w:t>
@@ -1666,6 +2601,8 @@
             <w:r/>
             <w:r>
               <w:rPr>
+                <w:b w:val="0"/>
+                <w:i w:val="0"/>
                 <w:sz w:val="17"/>
               </w:rPr>
               <w:t>The Space, In Detail</w:t>
@@ -1683,6 +2620,8 @@
             <w:r/>
             <w:r>
               <w:rPr>
+                <w:b w:val="0"/>
+                <w:i w:val="0"/>
                 <w:sz w:val="17"/>
               </w:rPr>
               <w:t>1296</w:t>
@@ -1700,6 +2639,8 @@
             <w:r/>
             <w:r>
               <w:rPr>
+                <w:b w:val="0"/>
+                <w:i w:val="0"/>
                 <w:sz w:val="17"/>
               </w:rPr>
               <w:t>6</w:t>
@@ -1717,6 +2658,8 @@
             <w:r/>
             <w:r>
               <w:rPr>
+                <w:b w:val="0"/>
+                <w:i w:val="0"/>
                 <w:sz w:val="17"/>
               </w:rPr>
               <w:t>48.6</w:t>
@@ -1734,6 +2677,8 @@
             <w:r/>
             <w:r>
               <w:rPr>
+                <w:b w:val="0"/>
+                <w:i w:val="0"/>
                 <w:sz w:val="17"/>
               </w:rPr>
               <w:t>cream</w:t>
@@ -1754,6 +2699,8 @@
             <w:r/>
             <w:r>
               <w:rPr>
+                <w:b w:val="0"/>
+                <w:i w:val="0"/>
                 <w:sz w:val="17"/>
               </w:rPr>
               <w:t>5</w:t>
@@ -1772,6 +2719,8 @@
             <w:r/>
             <w:r>
               <w:rPr>
+                <w:b w:val="0"/>
+                <w:i w:val="0"/>
                 <w:sz w:val="17"/>
               </w:rPr>
               <w:t>Location — Join Us In L'Aouina</w:t>
@@ -1790,6 +2739,8 @@
             <w:r/>
             <w:r>
               <w:rPr>
+                <w:b w:val="0"/>
+                <w:i w:val="0"/>
                 <w:sz w:val="17"/>
               </w:rPr>
               <w:t>1129</w:t>
@@ -1808,6 +2759,8 @@
             <w:r/>
             <w:r>
               <w:rPr>
+                <w:b w:val="0"/>
+                <w:i w:val="0"/>
                 <w:sz w:val="17"/>
               </w:rPr>
               <w:t>1</w:t>
@@ -1826,6 +2779,8 @@
             <w:r/>
             <w:r>
               <w:rPr>
+                <w:b w:val="0"/>
+                <w:i w:val="0"/>
                 <w:sz w:val="17"/>
               </w:rPr>
               <w:t>13.6</w:t>
@@ -1844,6 +2799,8 @@
             <w:r/>
             <w:r>
               <w:rPr>
+                <w:b w:val="0"/>
+                <w:i w:val="0"/>
                 <w:sz w:val="17"/>
               </w:rPr>
               <w:t>white</w:t>
@@ -1863,6 +2820,8 @@
             <w:r/>
             <w:r>
               <w:rPr>
+                <w:b w:val="0"/>
+                <w:i w:val="0"/>
                 <w:sz w:val="17"/>
               </w:rPr>
               <w:t>6</w:t>
@@ -1880,6 +2839,8 @@
             <w:r/>
             <w:r>
               <w:rPr>
+                <w:b w:val="0"/>
+                <w:i w:val="0"/>
                 <w:sz w:val="17"/>
               </w:rPr>
               <w:t>What Guests Say</w:t>
@@ -1897,6 +2858,8 @@
             <w:r/>
             <w:r>
               <w:rPr>
+                <w:b w:val="0"/>
+                <w:i w:val="0"/>
                 <w:sz w:val="17"/>
               </w:rPr>
               <w:t>432</w:t>
@@ -1914,6 +2877,8 @@
             <w:r/>
             <w:r>
               <w:rPr>
+                <w:b w:val="0"/>
+                <w:i w:val="0"/>
                 <w:sz w:val="17"/>
               </w:rPr>
               <w:t>0</w:t>
@@ -1931,6 +2896,8 @@
             <w:r/>
             <w:r>
               <w:rPr>
+                <w:b w:val="0"/>
+                <w:i w:val="0"/>
                 <w:sz w:val="17"/>
               </w:rPr>
               <w:t>0</w:t>
@@ -1948,6 +2915,8 @@
             <w:r/>
             <w:r>
               <w:rPr>
+                <w:b w:val="0"/>
+                <w:i w:val="0"/>
                 <w:sz w:val="17"/>
               </w:rPr>
               <w:t>bloo-950</w:t>
@@ -1968,6 +2937,8 @@
             <w:r/>
             <w:r>
               <w:rPr>
+                <w:b w:val="0"/>
+                <w:i w:val="0"/>
                 <w:sz w:val="17"/>
               </w:rPr>
               <w:t>7</w:t>
@@ -1986,6 +2957,8 @@
             <w:r/>
             <w:r>
               <w:rPr>
+                <w:b w:val="0"/>
+                <w:i w:val="0"/>
                 <w:sz w:val="17"/>
               </w:rPr>
               <w:t>@bloo.coffeeshop</w:t>
@@ -2004,6 +2977,8 @@
             <w:r/>
             <w:r>
               <w:rPr>
+                <w:b w:val="0"/>
+                <w:i w:val="0"/>
                 <w:sz w:val="17"/>
               </w:rPr>
               <w:t>848</w:t>
@@ -2022,6 +2997,8 @@
             <w:r/>
             <w:r>
               <w:rPr>
+                <w:b w:val="0"/>
+                <w:i w:val="0"/>
                 <w:sz w:val="17"/>
               </w:rPr>
               <w:t>6</w:t>
@@ -2040,6 +3017,8 @@
             <w:r/>
             <w:r>
               <w:rPr>
+                <w:b w:val="0"/>
+                <w:i w:val="0"/>
                 <w:sz w:val="17"/>
               </w:rPr>
               <w:t>23.1</w:t>
@@ -2058,6 +3037,8 @@
             <w:r/>
             <w:r>
               <w:rPr>
+                <w:b w:val="0"/>
+                <w:i w:val="0"/>
                 <w:sz w:val="17"/>
               </w:rPr>
               <w:t>cream</w:t>
@@ -2077,6 +3058,8 @@
             <w:r/>
             <w:r>
               <w:rPr>
+                <w:b w:val="0"/>
+                <w:i w:val="0"/>
                 <w:sz w:val="17"/>
               </w:rPr>
             </w:r>
@@ -2093,6 +3076,8 @@
             <w:r/>
             <w:r>
               <w:rPr>
+                <w:b w:val="0"/>
+                <w:i w:val="0"/>
                 <w:sz w:val="17"/>
               </w:rPr>
               <w:t>Surface pondérée des images</w:t>
@@ -2110,6 +3095,8 @@
             <w:r/>
             <w:r>
               <w:rPr>
+                <w:b w:val="0"/>
+                <w:i w:val="0"/>
                 <w:sz w:val="17"/>
               </w:rPr>
             </w:r>
@@ -2126,6 +3113,8 @@
             <w:r/>
             <w:r>
               <w:rPr>
+                <w:b w:val="0"/>
+                <w:i w:val="0"/>
                 <w:sz w:val="17"/>
               </w:rPr>
               <w:t>39.6 %</w:t>
@@ -2143,6 +3132,8 @@
             <w:r/>
             <w:r>
               <w:rPr>
+                <w:b w:val="0"/>
+                <w:i w:val="0"/>
                 <w:sz w:val="17"/>
               </w:rPr>
             </w:r>
@@ -2159,6 +3150,8 @@
             <w:r/>
             <w:r>
               <w:rPr>
+                <w:b w:val="0"/>
+                <w:i w:val="0"/>
                 <w:sz w:val="17"/>
               </w:rPr>
             </w:r>
@@ -2173,505 +3166,2118 @@
     </w:p>
     <w:p>
       <w:pPr>
-        <w:spacing w:before="280" w:after="80"/>
+        <w:spacing w:before="240" w:after="100"/>
+        <w:pBdr>
+          <w:bottom w:val="single" w:sz="12" w:space="4" w:color="2C7A9E"/>
+        </w:pBdr>
       </w:pPr>
       <w:r>
         <w:rPr>
           <w:b/>
+          <w:i w:val="0"/>
           <w:color w:val="0F2334"/>
-          <w:sz w:val="28"/>
+          <w:sz w:val="30"/>
         </w:rPr>
         <w:t>Points à traiter</w:t>
       </w:r>
     </w:p>
+    <w:tbl>
+      <w:tblPr>
+        <w:tblW w:type="auto" w:w="0"/>
+        <w:jc w:val="center"/>
+        <w:tblLayout w:type="fixed"/>
+        <w:tblLook w:firstColumn="1" w:firstRow="1" w:lastColumn="0" w:lastRow="0" w:noHBand="0" w:noVBand="1" w:val="04A0"/>
+        <w:tblBorders>
+          <w:top w:val="none" w:sz="0" w:space="0"/>
+          <w:left w:val="none" w:sz="0" w:space="0"/>
+          <w:bottom w:val="none" w:sz="0" w:space="0"/>
+          <w:right w:val="none" w:sz="0" w:space="0"/>
+          <w:insideH w:val="none" w:sz="0" w:space="0"/>
+          <w:insideV w:val="none" w:sz="0" w:space="0"/>
+        </w:tblBorders>
+      </w:tblPr>
+      <w:tblGrid>
+        <w:gridCol w:w="9458"/>
+      </w:tblGrid>
+      <w:tr>
+        <w:tc>
+          <w:tcPr>
+            <w:tcW w:type="dxa" w:w="9936"/>
+            <w:shd w:val="clear" w:fill="FBF6EA"/>
+            <w:tcMar>
+              <w:top w:w="90" w:type="dxa"/>
+              <w:start w:w="130" w:type="dxa"/>
+              <w:bottom w:w="90" w:type="dxa"/>
+              <w:end w:w="130" w:type="dxa"/>
+            </w:tcMar>
+          </w:tcPr>
+          <w:p>
+            <w:pPr>
+              <w:spacing w:after="0"/>
+              <w:pBdr>
+                <w:left w:val="single" w:sz="18" w:space="6" w:color="B98A2F"/>
+              </w:pBdr>
+            </w:pPr>
+            <w:r>
+              <w:rPr>
+                <w:b w:val="0"/>
+                <w:i/>
+                <w:color w:val="232B33"/>
+                <w:sz w:val="17"/>
+              </w:rPr>
+              <w:t>1. Photographies réelles. Toutes les images sont des photos Unsplash illustratives. Fournir de vraies photographies de BLOO COFFEE est la modification la plus rentable qui reste, et elle n'est bloquée que par la disponibilité des fichiers. 2. Hébergement local des images. Copier les fichiers dans public/ supprime définitivement les délais intermittents de l'optimiseur. 3. Validation visuelle. Géométrie, contraste, débordement et décalage sont vérifiés numériquement, mais l'appréciation esthétique des compositions demande un regard humain. 4. Tout jeton GitHub précédemment exposé doit être renouvelé par son propriétaire.</w:t>
+            </w:r>
+          </w:p>
+        </w:tc>
+      </w:tr>
+    </w:tbl>
     <w:p>
       <w:pPr>
-        <w:spacing w:after="120" w:line="288" w:lineRule="auto"/>
-      </w:pPr>
-      <w:r>
-        <w:rPr>
-          <w:i w:val="0"/>
-          <w:sz w:val="19"/>
-        </w:rPr>
-        <w:t>1. Photographies réelles. Toutes les images sont des photos Unsplash illustratives. Fournir de vraies photographies de BLOO COFFEE est la modification la plus rentable qui reste, et elle n'est bloquée que par la disponibilité des fichiers. 2. Hébergement local des images. Copier les fichiers dans public/ supprime définitivement les délais intermittents de l'optimiseur ; noter que public/images/** est actuellement ignoré par git, donc la règle doit être assouplie volontairement. 3. Validation visuelle. Géométrie, contraste, débordement et décalage sont vérifiés numériquement, mais l'appréciation esthétique des compositions demande un regard humain. 4. Tout jeton GitHub précédemment exposé doit être renouvelé par son propriétaire.</w:t>
-      </w:r>
-    </w:p>
-    <w:p>
-      <w:pPr>
-        <w:spacing w:before="280" w:after="80"/>
+        <w:spacing w:before="240" w:after="100"/>
+        <w:pBdr>
+          <w:bottom w:val="single" w:sz="12" w:space="4" w:color="2C7A9E"/>
+        </w:pBdr>
       </w:pPr>
       <w:r>
         <w:rPr>
           <w:b/>
+          <w:i w:val="0"/>
           <w:color w:val="0F2334"/>
-          <w:sz w:val="28"/>
+          <w:sz w:val="30"/>
         </w:rPr>
         <w:t>Preuves</w:t>
       </w:r>
     </w:p>
     <w:p>
       <w:pPr>
-        <w:spacing w:after="40"/>
-        <w:jc w:val="center"/>
-      </w:pPr>
-      <w:r>
-        <w:drawing>
-          <wp:inline xmlns:a="http://schemas.openxmlformats.org/drawingml/2006/main" xmlns:pic="http://schemas.openxmlformats.org/drawingml/2006/picture">
-            <wp:extent cx="5760720" cy="3599298"/>
-            <wp:docPr id="1" name="Picture 1"/>
-            <wp:cNvGraphicFramePr>
-              <a:graphicFrameLocks noChangeAspect="1"/>
-            </wp:cNvGraphicFramePr>
-            <a:graphic>
-              <a:graphicData uri="http://schemas.openxmlformats.org/drawingml/2006/picture">
-                <pic:pic>
-                  <pic:nvPicPr>
-                    <pic:cNvPr id="0" name="01-splash-12745.jpg"/>
-                    <pic:cNvPicPr/>
-                  </pic:nvPicPr>
-                  <pic:blipFill>
-                    <a:blip r:embed="rId9"/>
-                    <a:stretch>
-                      <a:fillRect/>
-                    </a:stretch>
-                  </pic:blipFill>
-                  <pic:spPr>
-                    <a:xfrm>
-                      <a:off x="0" y="0"/>
-                      <a:ext cx="5760720" cy="3599298"/>
-                    </a:xfrm>
-                    <a:prstGeom prst="rect"/>
-                  </pic:spPr>
-                </pic:pic>
-              </a:graphicData>
-            </a:graphic>
-          </wp:inline>
-        </w:drawing>
-      </w:r>
-    </w:p>
-    <w:p>
-      <w:pPr>
-        <w:spacing w:after="200"/>
-        <w:jc w:val="center"/>
-      </w:pPr>
-      <w:r>
-        <w:rPr>
-          <w:i/>
-          <w:color w:val="556670"/>
-          <w:sz w:val="16"/>
-        </w:rPr>
-        <w:t>Premier affichage — le splash 3D de marque rendu par le serveur, avant l'exécution du bundle client.</w:t>
-      </w:r>
-    </w:p>
-    <w:p>
-      <w:pPr>
-        <w:spacing w:after="40"/>
-        <w:jc w:val="center"/>
-      </w:pPr>
-      <w:r>
-        <w:drawing>
-          <wp:inline xmlns:a="http://schemas.openxmlformats.org/drawingml/2006/main" xmlns:pic="http://schemas.openxmlformats.org/drawingml/2006/picture">
-            <wp:extent cx="5760720" cy="3599298"/>
-            <wp:docPr id="2" name="Picture 2"/>
-            <wp:cNvGraphicFramePr>
-              <a:graphicFrameLocks noChangeAspect="1"/>
-            </wp:cNvGraphicFramePr>
-            <a:graphic>
-              <a:graphicData uri="http://schemas.openxmlformats.org/drawingml/2006/picture">
-                <pic:pic>
-                  <pic:nvPicPr>
-                    <pic:cNvPr id="0" name="05-hero-en-1846890.jpg"/>
-                    <pic:cNvPicPr/>
-                  </pic:nvPicPr>
-                  <pic:blipFill>
-                    <a:blip r:embed="rId10"/>
-                    <a:stretch>
-                      <a:fillRect/>
-                    </a:stretch>
-                  </pic:blipFill>
-                  <pic:spPr>
-                    <a:xfrm>
-                      <a:off x="0" y="0"/>
-                      <a:ext cx="5760720" cy="3599298"/>
-                    </a:xfrm>
-                    <a:prstGeom prst="rect"/>
-                  </pic:spPr>
-                </pic:pic>
-              </a:graphicData>
-            </a:graphic>
-          </wp:inline>
-        </w:drawing>
-      </w:r>
-    </w:p>
-    <w:p>
-      <w:pPr>
-        <w:spacing w:after="200"/>
-        <w:jc w:val="center"/>
-      </w:pPr>
-      <w:r>
-        <w:rPr>
-          <w:i/>
-          <w:color w:val="556670"/>
-          <w:sz w:val="16"/>
-        </w:rPr>
-        <w:t>Hero — photographie pleine largeur avec voile renforcé, conscient du RTL.</w:t>
-      </w:r>
-    </w:p>
-    <w:p>
-      <w:pPr>
-        <w:spacing w:after="40"/>
-        <w:jc w:val="center"/>
-      </w:pPr>
-      <w:r>
-        <w:drawing>
-          <wp:inline xmlns:a="http://schemas.openxmlformats.org/drawingml/2006/main" xmlns:pic="http://schemas.openxmlformats.org/drawingml/2006/picture">
-            <wp:extent cx="5760720" cy="2511674"/>
-            <wp:docPr id="3" name="Picture 3"/>
-            <wp:cNvGraphicFramePr>
-              <a:graphicFrameLocks noChangeAspect="1"/>
-            </wp:cNvGraphicFramePr>
-            <a:graphic>
-              <a:graphicData uri="http://schemas.openxmlformats.org/drawingml/2006/picture">
-                <pic:pic>
-                  <pic:nvPicPr>
-                    <pic:cNvPr id="0" name="09-goodtoknow-fr-459974.jpg"/>
-                    <pic:cNvPicPr/>
-                  </pic:nvPicPr>
-                  <pic:blipFill>
-                    <a:blip r:embed="rId11"/>
-                    <a:stretch>
-                      <a:fillRect/>
-                    </a:stretch>
-                  </pic:blipFill>
-                  <pic:spPr>
-                    <a:xfrm>
-                      <a:off x="0" y="0"/>
-                      <a:ext cx="5760720" cy="2511674"/>
-                    </a:xfrm>
-                    <a:prstGeom prst="rect"/>
-                  </pic:spPr>
-                </pic:pic>
-              </a:graphicData>
-            </a:graphic>
-          </wp:inline>
-        </w:drawing>
-      </w:r>
-    </w:p>
-    <w:p>
-      <w:pPr>
-        <w:spacing w:after="200"/>
-        <w:jc w:val="center"/>
-      </w:pPr>
-      <w:r>
-        <w:rPr>
-          <w:i/>
-          <w:color w:val="556670"/>
-          <w:sz w:val="16"/>
-        </w:rPr>
-        <w:t>Good to Know — photographie 400x500, colonne d'information centrée à côté avec une gouttière de 64 px.</w:t>
-      </w:r>
-    </w:p>
-    <w:p>
-      <w:pPr>
-        <w:spacing w:after="40"/>
-        <w:jc w:val="center"/>
-      </w:pPr>
-      <w:r>
-        <w:drawing>
-          <wp:inline xmlns:a="http://schemas.openxmlformats.org/drawingml/2006/main" xmlns:pic="http://schemas.openxmlformats.org/drawingml/2006/picture">
-            <wp:extent cx="5760720" cy="1728216"/>
-            <wp:docPr id="4" name="Picture 4"/>
-            <wp:cNvGraphicFramePr>
-              <a:graphicFrameLocks noChangeAspect="1"/>
-            </wp:cNvGraphicFramePr>
-            <a:graphic>
-              <a:graphicData uri="http://schemas.openxmlformats.org/drawingml/2006/picture">
-                <pic:pic>
-                  <pic:nvPicPr>
-                    <pic:cNvPr id="0" name="10-reviews-en-23893.jpg"/>
-                    <pic:cNvPicPr/>
-                  </pic:nvPicPr>
-                  <pic:blipFill>
-                    <a:blip r:embed="rId12"/>
-                    <a:stretch>
-                      <a:fillRect/>
-                    </a:stretch>
-                  </pic:blipFill>
-                  <pic:spPr>
-                    <a:xfrm>
-                      <a:off x="0" y="0"/>
-                      <a:ext cx="5760720" cy="1728216"/>
-                    </a:xfrm>
-                    <a:prstGeom prst="rect"/>
-                  </pic:spPr>
-                </pic:pic>
-              </a:graphicData>
-            </a:graphic>
-          </wp:inline>
-        </w:drawing>
-      </w:r>
-    </w:p>
-    <w:p>
-      <w:pPr>
-        <w:spacing w:after="200"/>
-        <w:jc w:val="center"/>
-      </w:pPr>
-      <w:r>
-        <w:rPr>
-          <w:i/>
-          <w:color w:val="556670"/>
-          <w:sz w:val="16"/>
-        </w:rPr>
-        <w:t>Ce que disent les clients — ramenée à une bande typographique ; la photographie a été retirée.</w:t>
-      </w:r>
-    </w:p>
-    <w:p>
-      <w:pPr>
-        <w:spacing w:after="40"/>
-        <w:jc w:val="center"/>
-      </w:pPr>
-      <w:r>
-        <w:drawing>
-          <wp:inline xmlns:a="http://schemas.openxmlformats.org/drawingml/2006/main" xmlns:pic="http://schemas.openxmlformats.org/drawingml/2006/picture">
-            <wp:extent cx="5760720" cy="140266146"/>
-            <wp:docPr id="5" name="Picture 5"/>
-            <wp:cNvGraphicFramePr>
-              <a:graphicFrameLocks noChangeAspect="1"/>
-            </wp:cNvGraphicFramePr>
-            <a:graphic>
-              <a:graphicData uri="http://schemas.openxmlformats.org/drawingml/2006/picture">
-                <pic:pic>
-                  <pic:nvPicPr>
-                    <pic:cNvPr id="0" name="17-mobile-home-1484611.jpg"/>
-                    <pic:cNvPicPr/>
-                  </pic:nvPicPr>
-                  <pic:blipFill>
-                    <a:blip r:embed="rId13"/>
-                    <a:stretch>
-                      <a:fillRect/>
-                    </a:stretch>
-                  </pic:blipFill>
-                  <pic:spPr>
-                    <a:xfrm>
-                      <a:off x="0" y="0"/>
-                      <a:ext cx="5760720" cy="140266146"/>
-                    </a:xfrm>
-                    <a:prstGeom prst="rect"/>
-                  </pic:spPr>
-                </pic:pic>
-              </a:graphicData>
-            </a:graphic>
-          </wp:inline>
-        </w:drawing>
-      </w:r>
-    </w:p>
-    <w:p>
-      <w:pPr>
-        <w:spacing w:after="200"/>
-        <w:jc w:val="center"/>
-      </w:pPr>
-      <w:r>
-        <w:rPr>
-          <w:i/>
-          <w:color w:val="556670"/>
-          <w:sz w:val="16"/>
-        </w:rPr>
-        <w:t>Page d'accueil à 390 px.</w:t>
-      </w:r>
-    </w:p>
-    <w:p>
-      <w:pPr>
-        <w:spacing w:after="40"/>
-        <w:jc w:val="center"/>
-      </w:pPr>
-      <w:r>
-        <w:drawing>
-          <wp:inline xmlns:a="http://schemas.openxmlformats.org/drawingml/2006/main" xmlns:pic="http://schemas.openxmlformats.org/drawingml/2006/picture">
-            <wp:extent cx="5760720" cy="13618933"/>
-            <wp:docPr id="6" name="Picture 6"/>
-            <wp:cNvGraphicFramePr>
-              <a:graphicFrameLocks noChangeAspect="1"/>
-            </wp:cNvGraphicFramePr>
-            <a:graphic>
-              <a:graphicData uri="http://schemas.openxmlformats.org/drawingml/2006/picture">
-                <pic:pic>
-                  <pic:nvPicPr>
-                    <pic:cNvPr id="0" name="19-mobile-goodtoknow-301667.jpg"/>
-                    <pic:cNvPicPr/>
-                  </pic:nvPicPr>
-                  <pic:blipFill>
-                    <a:blip r:embed="rId14"/>
-                    <a:stretch>
-                      <a:fillRect/>
-                    </a:stretch>
-                  </pic:blipFill>
-                  <pic:spPr>
-                    <a:xfrm>
-                      <a:off x="0" y="0"/>
-                      <a:ext cx="5760720" cy="13618933"/>
-                    </a:xfrm>
-                    <a:prstGeom prst="rect"/>
-                  </pic:spPr>
-                </pic:pic>
-              </a:graphicData>
-            </a:graphic>
-          </wp:inline>
-        </w:drawing>
-      </w:r>
-    </w:p>
-    <w:p>
-      <w:pPr>
-        <w:spacing w:after="200"/>
-        <w:jc w:val="center"/>
-      </w:pPr>
-      <w:r>
-        <w:rPr>
-          <w:i/>
-          <w:color w:val="556670"/>
-          <w:sz w:val="16"/>
-        </w:rPr>
-        <w:t>Good to Know à 390 px — paire empilée.</w:t>
-      </w:r>
-    </w:p>
-    <w:p>
-      <w:pPr>
-        <w:spacing w:after="40"/>
-        <w:jc w:val="center"/>
-      </w:pPr>
-      <w:r>
-        <w:drawing>
-          <wp:inline xmlns:a="http://schemas.openxmlformats.org/drawingml/2006/main" xmlns:pic="http://schemas.openxmlformats.org/drawingml/2006/picture">
-            <wp:extent cx="5760720" cy="29752967"/>
-            <wp:docPr id="7" name="Picture 7"/>
-            <wp:cNvGraphicFramePr>
-              <a:graphicFrameLocks noChangeAspect="1"/>
-            </wp:cNvGraphicFramePr>
-            <a:graphic>
-              <a:graphicData uri="http://schemas.openxmlformats.org/drawingml/2006/picture">
-                <pic:pic>
-                  <pic:nvPicPr>
-                    <pic:cNvPr id="0" name="03-home-full-fr-4570187.jpg"/>
-                    <pic:cNvPicPr/>
-                  </pic:nvPicPr>
-                  <pic:blipFill>
-                    <a:blip r:embed="rId15"/>
-                    <a:stretch>
-                      <a:fillRect/>
-                    </a:stretch>
-                  </pic:blipFill>
-                  <pic:spPr>
-                    <a:xfrm>
-                      <a:off x="0" y="0"/>
-                      <a:ext cx="5760720" cy="29752967"/>
-                    </a:xfrm>
-                    <a:prstGeom prst="rect"/>
-                  </pic:spPr>
-                </pic:pic>
-              </a:graphicData>
-            </a:graphic>
-          </wp:inline>
-        </w:drawing>
-      </w:r>
-    </w:p>
-    <w:p>
-      <w:pPr>
-        <w:spacing w:after="200"/>
-        <w:jc w:val="center"/>
-      </w:pPr>
-      <w:r>
-        <w:rPr>
-          <w:i/>
-          <w:color w:val="556670"/>
-          <w:sz w:val="16"/>
-        </w:rPr>
-        <w:t>Page d'accueil complète, français.</w:t>
-      </w:r>
-    </w:p>
-    <w:p>
-      <w:pPr>
-        <w:spacing w:before="280" w:after="80"/>
+        <w:spacing w:before="240" w:after="100"/>
       </w:pPr>
       <w:r>
         <w:rPr>
           <w:b/>
+          <w:i w:val="0"/>
+          <w:color w:val="0F2334"/>
+          <w:sz w:val="23"/>
+        </w:rPr>
+        <w:t>Détails de la composition</w:t>
+      </w:r>
+    </w:p>
+    <w:tbl>
+      <w:tblPr>
+        <w:tblStyle w:val="TableGrid"/>
+        <w:tblW w:type="auto" w:w="0"/>
+        <w:jc w:val="center"/>
+        <w:tblLook w:firstColumn="1" w:firstRow="1" w:lastColumn="0" w:lastRow="0" w:noHBand="0" w:noVBand="1" w:val="04A0"/>
+        <w:tblBorders>
+          <w:top w:val="none" w:sz="0" w:space="0"/>
+          <w:left w:val="none" w:sz="0" w:space="0"/>
+          <w:bottom w:val="none" w:sz="0" w:space="0"/>
+          <w:right w:val="none" w:sz="0" w:space="0"/>
+          <w:insideH w:val="none" w:sz="0" w:space="0"/>
+          <w:insideV w:val="none" w:sz="0" w:space="0"/>
+        </w:tblBorders>
+      </w:tblPr>
+      <w:tblGrid>
+        <w:gridCol w:w="4729"/>
+        <w:gridCol w:w="4729"/>
+      </w:tblGrid>
+      <w:tr>
+        <w:tc>
+          <w:tcPr>
+            <w:tcW w:type="dxa" w:w="4729"/>
+            <w:tcMar>
+              <w:top w:w="60" w:type="dxa"/>
+              <w:start w:w="60" w:type="dxa"/>
+              <w:bottom w:w="60" w:type="dxa"/>
+              <w:end w:w="60" w:type="dxa"/>
+            </w:tcMar>
+          </w:tcPr>
+          <w:p>
+            <w:pPr>
+              <w:spacing w:after="20"/>
+              <w:jc w:val="center"/>
+            </w:pPr>
+            <w:r>
+              <w:drawing>
+                <wp:inline xmlns:a="http://schemas.openxmlformats.org/drawingml/2006/main" xmlns:pic="http://schemas.openxmlformats.org/drawingml/2006/picture">
+                  <wp:extent cx="2148840" cy="937676"/>
+                  <wp:docPr id="2" name="Picture 2"/>
+                  <wp:cNvGraphicFramePr>
+                    <a:graphicFrameLocks noChangeAspect="1"/>
+                  </wp:cNvGraphicFramePr>
+                  <a:graphic>
+                    <a:graphicData uri="http://schemas.openxmlformats.org/drawingml/2006/picture">
+                      <pic:pic>
+                        <pic:nvPicPr>
+                          <pic:cNvPr id="0" name="detail-goodtoknow-en-255481.jpg"/>
+                          <pic:cNvPicPr/>
+                        </pic:nvPicPr>
+                        <pic:blipFill>
+                          <a:blip r:embed="rId14"/>
+                          <a:stretch>
+                            <a:fillRect/>
+                          </a:stretch>
+                        </pic:blipFill>
+                        <pic:spPr>
+                          <a:xfrm>
+                            <a:off x="0" y="0"/>
+                            <a:ext cx="2148840" cy="937676"/>
+                          </a:xfrm>
+                          <a:prstGeom prst="rect"/>
+                        </pic:spPr>
+                      </pic:pic>
+                    </a:graphicData>
+                  </a:graphic>
+                </wp:inline>
+              </w:drawing>
+            </w:r>
+          </w:p>
+          <w:p>
+            <w:pPr>
+              <w:spacing w:after="0"/>
+              <w:jc w:val="center"/>
+            </w:pPr>
+            <w:r>
+              <w:rPr>
+                <w:b w:val="0"/>
+                <w:i/>
+                <w:color w:val="556670"/>
+                <w:sz w:val="14"/>
+              </w:rPr>
+              <w:t>Good to Know — la paire centrée, photographie 400×500, gouttière de 64 px.</w:t>
+            </w:r>
+          </w:p>
+        </w:tc>
+        <w:tc>
+          <w:tcPr>
+            <w:tcW w:type="dxa" w:w="4729"/>
+            <w:tcMar>
+              <w:top w:w="60" w:type="dxa"/>
+              <w:start w:w="60" w:type="dxa"/>
+              <w:bottom w:w="60" w:type="dxa"/>
+              <w:end w:w="60" w:type="dxa"/>
+            </w:tcMar>
+          </w:tcPr>
+          <w:p>
+            <w:pPr>
+              <w:spacing w:after="20"/>
+              <w:jc w:val="center"/>
+            </w:pPr>
+            <w:r>
+              <w:drawing>
+                <wp:inline xmlns:a="http://schemas.openxmlformats.org/drawingml/2006/main" xmlns:pic="http://schemas.openxmlformats.org/drawingml/2006/picture">
+                  <wp:extent cx="2148840" cy="937676"/>
+                  <wp:docPr id="3" name="Picture 3"/>
+                  <wp:cNvGraphicFramePr>
+                    <a:graphicFrameLocks noChangeAspect="1"/>
+                  </wp:cNvGraphicFramePr>
+                  <a:graphic>
+                    <a:graphicData uri="http://schemas.openxmlformats.org/drawingml/2006/picture">
+                      <pic:pic>
+                        <pic:nvPicPr>
+                          <pic:cNvPr id="0" name="detail-goodtoknow-ar-249172.jpg"/>
+                          <pic:cNvPicPr/>
+                        </pic:nvPicPr>
+                        <pic:blipFill>
+                          <a:blip r:embed="rId15"/>
+                          <a:stretch>
+                            <a:fillRect/>
+                          </a:stretch>
+                        </pic:blipFill>
+                        <pic:spPr>
+                          <a:xfrm>
+                            <a:off x="0" y="0"/>
+                            <a:ext cx="2148840" cy="937676"/>
+                          </a:xfrm>
+                          <a:prstGeom prst="rect"/>
+                        </pic:spPr>
+                      </pic:pic>
+                    </a:graphicData>
+                  </a:graphic>
+                </wp:inline>
+              </w:drawing>
+            </w:r>
+          </w:p>
+          <w:p>
+            <w:pPr>
+              <w:spacing w:after="0"/>
+              <w:jc w:val="center"/>
+            </w:pPr>
+            <w:r>
+              <w:rPr>
+                <w:b w:val="0"/>
+                <w:i/>
+                <w:color w:val="556670"/>
+                <w:sz w:val="14"/>
+              </w:rPr>
+              <w:t>La même paire sous dir=rtl — l'ordre s'inverse.</w:t>
+            </w:r>
+          </w:p>
+        </w:tc>
+      </w:tr>
+      <w:tr>
+        <w:tc>
+          <w:tcPr>
+            <w:tcW w:type="dxa" w:w="4729"/>
+            <w:tcMar>
+              <w:top w:w="60" w:type="dxa"/>
+              <w:start w:w="60" w:type="dxa"/>
+              <w:bottom w:w="60" w:type="dxa"/>
+              <w:end w:w="60" w:type="dxa"/>
+            </w:tcMar>
+          </w:tcPr>
+          <w:p>
+            <w:pPr>
+              <w:spacing w:after="20"/>
+              <w:jc w:val="center"/>
+            </w:pPr>
+            <w:r>
+              <w:drawing>
+                <wp:inline xmlns:a="http://schemas.openxmlformats.org/drawingml/2006/main" xmlns:pic="http://schemas.openxmlformats.org/drawingml/2006/picture">
+                  <wp:extent cx="2148840" cy="5080078"/>
+                  <wp:docPr id="4" name="Picture 4"/>
+                  <wp:cNvGraphicFramePr>
+                    <a:graphicFrameLocks noChangeAspect="1"/>
+                  </wp:cNvGraphicFramePr>
+                  <a:graphic>
+                    <a:graphicData uri="http://schemas.openxmlformats.org/drawingml/2006/picture">
+                      <pic:pic>
+                        <pic:nvPicPr>
+                          <pic:cNvPr id="0" name="detail-goodtoknow-phone-215029.jpg"/>
+                          <pic:cNvPicPr/>
+                        </pic:nvPicPr>
+                        <pic:blipFill>
+                          <a:blip r:embed="rId16"/>
+                          <a:stretch>
+                            <a:fillRect/>
+                          </a:stretch>
+                        </pic:blipFill>
+                        <pic:spPr>
+                          <a:xfrm>
+                            <a:off x="0" y="0"/>
+                            <a:ext cx="2148840" cy="5080078"/>
+                          </a:xfrm>
+                          <a:prstGeom prst="rect"/>
+                        </pic:spPr>
+                      </pic:pic>
+                    </a:graphicData>
+                  </a:graphic>
+                </wp:inline>
+              </w:drawing>
+            </w:r>
+          </w:p>
+          <w:p>
+            <w:pPr>
+              <w:spacing w:after="0"/>
+              <w:jc w:val="center"/>
+            </w:pPr>
+            <w:r>
+              <w:rPr>
+                <w:b w:val="0"/>
+                <w:i/>
+                <w:color w:val="556670"/>
+                <w:sz w:val="14"/>
+              </w:rPr>
+              <w:t>À 390 px la paire s'empile et la photographie s'élargit.</w:t>
+            </w:r>
+          </w:p>
+        </w:tc>
+        <w:tc>
+          <w:tcPr>
+            <w:tcW w:type="dxa" w:w="4729"/>
+            <w:tcMar>
+              <w:top w:w="60" w:type="dxa"/>
+              <w:start w:w="60" w:type="dxa"/>
+              <w:bottom w:w="60" w:type="dxa"/>
+              <w:end w:w="60" w:type="dxa"/>
+            </w:tcMar>
+          </w:tcPr>
+          <w:p>
+            <w:pPr>
+              <w:spacing w:after="20"/>
+              <w:jc w:val="center"/>
+            </w:pPr>
+            <w:r>
+              <w:drawing>
+                <wp:inline xmlns:a="http://schemas.openxmlformats.org/drawingml/2006/main" xmlns:pic="http://schemas.openxmlformats.org/drawingml/2006/picture">
+                  <wp:extent cx="2148840" cy="1683909"/>
+                  <wp:docPr id="5" name="Picture 5"/>
+                  <wp:cNvGraphicFramePr>
+                    <a:graphicFrameLocks noChangeAspect="1"/>
+                  </wp:cNvGraphicFramePr>
+                  <a:graphic>
+                    <a:graphicData uri="http://schemas.openxmlformats.org/drawingml/2006/picture">
+                      <pic:pic>
+                        <pic:nvPicPr>
+                          <pic:cNvPr id="0" name="detail-reviews-en-40681.jpg"/>
+                          <pic:cNvPicPr/>
+                        </pic:nvPicPr>
+                        <pic:blipFill>
+                          <a:blip r:embed="rId17"/>
+                          <a:stretch>
+                            <a:fillRect/>
+                          </a:stretch>
+                        </pic:blipFill>
+                        <pic:spPr>
+                          <a:xfrm>
+                            <a:off x="0" y="0"/>
+                            <a:ext cx="2148840" cy="1683909"/>
+                          </a:xfrm>
+                          <a:prstGeom prst="rect"/>
+                        </pic:spPr>
+                      </pic:pic>
+                    </a:graphicData>
+                  </a:graphic>
+                </wp:inline>
+              </w:drawing>
+            </w:r>
+          </w:p>
+          <w:p>
+            <w:pPr>
+              <w:spacing w:after="0"/>
+              <w:jc w:val="center"/>
+            </w:pPr>
+            <w:r>
+              <w:rPr>
+                <w:b w:val="0"/>
+                <w:i/>
+                <w:color w:val="556670"/>
+                <w:sz w:val="14"/>
+              </w:rPr>
+              <w:t>What Guests Say — la bande de notation typographique.</w:t>
+            </w:r>
+          </w:p>
+        </w:tc>
+      </w:tr>
+    </w:tbl>
+    <w:p>
+      <w:pPr>
+        <w:spacing w:after="40"/>
+      </w:pPr>
+    </w:p>
+    <w:p>
+      <w:pPr>
+        <w:spacing w:before="240" w:after="100"/>
+      </w:pPr>
+      <w:r>
+        <w:rPr>
+          <w:b/>
+          <w:i w:val="0"/>
+          <w:color w:val="0F2334"/>
+          <w:sz w:val="23"/>
+        </w:rPr>
+        <w:t>Accueil — bureau</w:t>
+      </w:r>
+    </w:p>
+    <w:tbl>
+      <w:tblPr>
+        <w:tblStyle w:val="TableGrid"/>
+        <w:tblW w:type="auto" w:w="0"/>
+        <w:jc w:val="center"/>
+        <w:tblLook w:firstColumn="1" w:firstRow="1" w:lastColumn="0" w:lastRow="0" w:noHBand="0" w:noVBand="1" w:val="04A0"/>
+        <w:tblBorders>
+          <w:top w:val="none" w:sz="0" w:space="0"/>
+          <w:left w:val="none" w:sz="0" w:space="0"/>
+          <w:bottom w:val="none" w:sz="0" w:space="0"/>
+          <w:right w:val="none" w:sz="0" w:space="0"/>
+          <w:insideH w:val="none" w:sz="0" w:space="0"/>
+          <w:insideV w:val="none" w:sz="0" w:space="0"/>
+        </w:tblBorders>
+      </w:tblPr>
+      <w:tblGrid>
+        <w:gridCol w:w="3153"/>
+        <w:gridCol w:w="3153"/>
+        <w:gridCol w:w="3153"/>
+      </w:tblGrid>
+      <w:tr>
+        <w:tc>
+          <w:tcPr>
+            <w:tcW w:type="dxa" w:w="3153"/>
+            <w:tcMar>
+              <w:top w:w="60" w:type="dxa"/>
+              <w:start w:w="60" w:type="dxa"/>
+              <w:bottom w:w="60" w:type="dxa"/>
+              <w:end w:w="60" w:type="dxa"/>
+            </w:tcMar>
+          </w:tcPr>
+          <w:p>
+            <w:pPr>
+              <w:spacing w:after="20"/>
+              <w:jc w:val="center"/>
+            </w:pPr>
+            <w:r>
+              <w:drawing>
+                <wp:inline xmlns:a="http://schemas.openxmlformats.org/drawingml/2006/main" xmlns:pic="http://schemas.openxmlformats.org/drawingml/2006/picture">
+                  <wp:extent cx="2103120" cy="10735472"/>
+                  <wp:docPr id="6" name="Picture 6"/>
+                  <wp:cNvGraphicFramePr>
+                    <a:graphicFrameLocks noChangeAspect="1"/>
+                  </wp:cNvGraphicFramePr>
+                  <a:graphic>
+                    <a:graphicData uri="http://schemas.openxmlformats.org/drawingml/2006/picture">
+                      <pic:pic>
+                        <pic:nvPicPr>
+                          <pic:cNvPr id="0" name="desktop-en-4571706.jpg"/>
+                          <pic:cNvPicPr/>
+                        </pic:nvPicPr>
+                        <pic:blipFill>
+                          <a:blip r:embed="rId18"/>
+                          <a:stretch>
+                            <a:fillRect/>
+                          </a:stretch>
+                        </pic:blipFill>
+                        <pic:spPr>
+                          <a:xfrm>
+                            <a:off x="0" y="0"/>
+                            <a:ext cx="2103120" cy="10735472"/>
+                          </a:xfrm>
+                          <a:prstGeom prst="rect"/>
+                        </pic:spPr>
+                      </pic:pic>
+                    </a:graphicData>
+                  </a:graphic>
+                </wp:inline>
+              </w:drawing>
+            </w:r>
+          </w:p>
+          <w:p>
+            <w:pPr>
+              <w:spacing w:after="0"/>
+              <w:jc w:val="center"/>
+            </w:pPr>
+            <w:r>
+              <w:rPr>
+                <w:b w:val="0"/>
+                <w:i/>
+                <w:color w:val="556670"/>
+                <w:sz w:val="14"/>
+              </w:rPr>
+              <w:t>Page d'accueil complète, anglais — 1440 px.</w:t>
+            </w:r>
+          </w:p>
+        </w:tc>
+        <w:tc>
+          <w:tcPr>
+            <w:tcW w:type="dxa" w:w="3153"/>
+            <w:tcMar>
+              <w:top w:w="60" w:type="dxa"/>
+              <w:start w:w="60" w:type="dxa"/>
+              <w:bottom w:w="60" w:type="dxa"/>
+              <w:end w:w="60" w:type="dxa"/>
+            </w:tcMar>
+          </w:tcPr>
+          <w:p>
+            <w:pPr>
+              <w:spacing w:after="20"/>
+              <w:jc w:val="center"/>
+            </w:pPr>
+            <w:r>
+              <w:drawing>
+                <wp:inline xmlns:a="http://schemas.openxmlformats.org/drawingml/2006/main" xmlns:pic="http://schemas.openxmlformats.org/drawingml/2006/picture">
+                  <wp:extent cx="2103120" cy="10861659"/>
+                  <wp:docPr id="7" name="Picture 7"/>
+                  <wp:cNvGraphicFramePr>
+                    <a:graphicFrameLocks noChangeAspect="1"/>
+                  </wp:cNvGraphicFramePr>
+                  <a:graphic>
+                    <a:graphicData uri="http://schemas.openxmlformats.org/drawingml/2006/picture">
+                      <pic:pic>
+                        <pic:nvPicPr>
+                          <pic:cNvPr id="0" name="desktop-fr-4974213.jpg"/>
+                          <pic:cNvPicPr/>
+                        </pic:nvPicPr>
+                        <pic:blipFill>
+                          <a:blip r:embed="rId19"/>
+                          <a:stretch>
+                            <a:fillRect/>
+                          </a:stretch>
+                        </pic:blipFill>
+                        <pic:spPr>
+                          <a:xfrm>
+                            <a:off x="0" y="0"/>
+                            <a:ext cx="2103120" cy="10861659"/>
+                          </a:xfrm>
+                          <a:prstGeom prst="rect"/>
+                        </pic:spPr>
+                      </pic:pic>
+                    </a:graphicData>
+                  </a:graphic>
+                </wp:inline>
+              </w:drawing>
+            </w:r>
+          </w:p>
+          <w:p>
+            <w:pPr>
+              <w:spacing w:after="0"/>
+              <w:jc w:val="center"/>
+            </w:pPr>
+            <w:r>
+              <w:rPr>
+                <w:b w:val="0"/>
+                <w:i/>
+                <w:color w:val="556670"/>
+                <w:sz w:val="14"/>
+              </w:rPr>
+              <w:t>Page d'accueil complète, français — 1440 px.</w:t>
+            </w:r>
+          </w:p>
+        </w:tc>
+        <w:tc>
+          <w:tcPr>
+            <w:tcW w:type="dxa" w:w="3153"/>
+            <w:tcMar>
+              <w:top w:w="60" w:type="dxa"/>
+              <w:start w:w="60" w:type="dxa"/>
+              <w:bottom w:w="60" w:type="dxa"/>
+              <w:end w:w="60" w:type="dxa"/>
+            </w:tcMar>
+          </w:tcPr>
+          <w:p>
+            <w:pPr>
+              <w:spacing w:after="20"/>
+              <w:jc w:val="center"/>
+            </w:pPr>
+            <w:r>
+              <w:drawing>
+                <wp:inline xmlns:a="http://schemas.openxmlformats.org/drawingml/2006/main" xmlns:pic="http://schemas.openxmlformats.org/drawingml/2006/picture">
+                  <wp:extent cx="2103120" cy="10748855"/>
+                  <wp:docPr id="8" name="Picture 8"/>
+                  <wp:cNvGraphicFramePr>
+                    <a:graphicFrameLocks noChangeAspect="1"/>
+                  </wp:cNvGraphicFramePr>
+                  <a:graphic>
+                    <a:graphicData uri="http://schemas.openxmlformats.org/drawingml/2006/picture">
+                      <pic:pic>
+                        <pic:nvPicPr>
+                          <pic:cNvPr id="0" name="desktop-ar-4626631.jpg"/>
+                          <pic:cNvPicPr/>
+                        </pic:nvPicPr>
+                        <pic:blipFill>
+                          <a:blip r:embed="rId20"/>
+                          <a:stretch>
+                            <a:fillRect/>
+                          </a:stretch>
+                        </pic:blipFill>
+                        <pic:spPr>
+                          <a:xfrm>
+                            <a:off x="0" y="0"/>
+                            <a:ext cx="2103120" cy="10748855"/>
+                          </a:xfrm>
+                          <a:prstGeom prst="rect"/>
+                        </pic:spPr>
+                      </pic:pic>
+                    </a:graphicData>
+                  </a:graphic>
+                </wp:inline>
+              </w:drawing>
+            </w:r>
+          </w:p>
+          <w:p>
+            <w:pPr>
+              <w:spacing w:after="0"/>
+              <w:jc w:val="center"/>
+            </w:pPr>
+            <w:r>
+              <w:rPr>
+                <w:b w:val="0"/>
+                <w:i/>
+                <w:color w:val="556670"/>
+                <w:sz w:val="14"/>
+              </w:rPr>
+              <w:t>Page d'accueil complète, arabe RTL — 1440 px.</w:t>
+            </w:r>
+          </w:p>
+        </w:tc>
+      </w:tr>
+    </w:tbl>
+    <w:p>
+      <w:pPr>
+        <w:spacing w:after="40"/>
+      </w:pPr>
+    </w:p>
+    <w:p>
+      <w:pPr>
+        <w:spacing w:before="240" w:after="100"/>
+      </w:pPr>
+      <w:r>
+        <w:rPr>
+          <w:b/>
+          <w:i w:val="0"/>
+          <w:color w:val="0F2334"/>
+          <w:sz w:val="23"/>
+        </w:rPr>
+        <w:t>Pages intérieures — bureau</w:t>
+      </w:r>
+    </w:p>
+    <w:tbl>
+      <w:tblPr>
+        <w:tblStyle w:val="TableGrid"/>
+        <w:tblW w:type="auto" w:w="0"/>
+        <w:jc w:val="center"/>
+        <w:tblLook w:firstColumn="1" w:firstRow="1" w:lastColumn="0" w:lastRow="0" w:noHBand="0" w:noVBand="1" w:val="04A0"/>
+        <w:tblBorders>
+          <w:top w:val="none" w:sz="0" w:space="0"/>
+          <w:left w:val="none" w:sz="0" w:space="0"/>
+          <w:bottom w:val="none" w:sz="0" w:space="0"/>
+          <w:right w:val="none" w:sz="0" w:space="0"/>
+          <w:insideH w:val="none" w:sz="0" w:space="0"/>
+          <w:insideV w:val="none" w:sz="0" w:space="0"/>
+        </w:tblBorders>
+      </w:tblPr>
+      <w:tblGrid>
+        <w:gridCol w:w="3153"/>
+        <w:gridCol w:w="3153"/>
+        <w:gridCol w:w="3153"/>
+      </w:tblGrid>
+      <w:tr>
+        <w:tc>
+          <w:tcPr>
+            <w:tcW w:type="dxa" w:w="3153"/>
+            <w:tcMar>
+              <w:top w:w="60" w:type="dxa"/>
+              <w:start w:w="60" w:type="dxa"/>
+              <w:bottom w:w="60" w:type="dxa"/>
+              <w:end w:w="60" w:type="dxa"/>
+            </w:tcMar>
+          </w:tcPr>
+          <w:p>
+            <w:pPr>
+              <w:spacing w:after="20"/>
+              <w:jc w:val="center"/>
+            </w:pPr>
+            <w:r>
+              <w:drawing>
+                <wp:inline xmlns:a="http://schemas.openxmlformats.org/drawingml/2006/main" xmlns:pic="http://schemas.openxmlformats.org/drawingml/2006/picture">
+                  <wp:extent cx="2103120" cy="2820093"/>
+                  <wp:docPr id="9" name="Picture 9"/>
+                  <wp:cNvGraphicFramePr>
+                    <a:graphicFrameLocks noChangeAspect="1"/>
+                  </wp:cNvGraphicFramePr>
+                  <a:graphic>
+                    <a:graphicData uri="http://schemas.openxmlformats.org/drawingml/2006/picture">
+                      <pic:pic>
+                        <pic:nvPicPr>
+                          <pic:cNvPr id="0" name="desktop-en-menu-461768.jpg"/>
+                          <pic:cNvPicPr/>
+                        </pic:nvPicPr>
+                        <pic:blipFill>
+                          <a:blip r:embed="rId21"/>
+                          <a:stretch>
+                            <a:fillRect/>
+                          </a:stretch>
+                        </pic:blipFill>
+                        <pic:spPr>
+                          <a:xfrm>
+                            <a:off x="0" y="0"/>
+                            <a:ext cx="2103120" cy="2820093"/>
+                          </a:xfrm>
+                          <a:prstGeom prst="rect"/>
+                        </pic:spPr>
+                      </pic:pic>
+                    </a:graphicData>
+                  </a:graphic>
+                </wp:inline>
+              </w:drawing>
+            </w:r>
+          </w:p>
+          <w:p>
+            <w:pPr>
+              <w:spacing w:after="0"/>
+              <w:jc w:val="center"/>
+            </w:pPr>
+            <w:r>
+              <w:rPr>
+                <w:b w:val="0"/>
+                <w:i/>
+                <w:color w:val="556670"/>
+                <w:sz w:val="14"/>
+              </w:rPr>
+              <w:t>Menu — anglais, bureau.</w:t>
+            </w:r>
+          </w:p>
+        </w:tc>
+        <w:tc>
+          <w:tcPr>
+            <w:tcW w:type="dxa" w:w="3153"/>
+            <w:tcMar>
+              <w:top w:w="60" w:type="dxa"/>
+              <w:start w:w="60" w:type="dxa"/>
+              <w:bottom w:w="60" w:type="dxa"/>
+              <w:end w:w="60" w:type="dxa"/>
+            </w:tcMar>
+          </w:tcPr>
+          <w:p>
+            <w:pPr>
+              <w:spacing w:after="20"/>
+              <w:jc w:val="center"/>
+            </w:pPr>
+            <w:r>
+              <w:drawing>
+                <wp:inline xmlns:a="http://schemas.openxmlformats.org/drawingml/2006/main" xmlns:pic="http://schemas.openxmlformats.org/drawingml/2006/picture">
+                  <wp:extent cx="2103120" cy="2854507"/>
+                  <wp:docPr id="10" name="Picture 10"/>
+                  <wp:cNvGraphicFramePr>
+                    <a:graphicFrameLocks noChangeAspect="1"/>
+                  </wp:cNvGraphicFramePr>
+                  <a:graphic>
+                    <a:graphicData uri="http://schemas.openxmlformats.org/drawingml/2006/picture">
+                      <pic:pic>
+                        <pic:nvPicPr>
+                          <pic:cNvPr id="0" name="desktop-fr-menu-470214.jpg"/>
+                          <pic:cNvPicPr/>
+                        </pic:nvPicPr>
+                        <pic:blipFill>
+                          <a:blip r:embed="rId22"/>
+                          <a:stretch>
+                            <a:fillRect/>
+                          </a:stretch>
+                        </pic:blipFill>
+                        <pic:spPr>
+                          <a:xfrm>
+                            <a:off x="0" y="0"/>
+                            <a:ext cx="2103120" cy="2854507"/>
+                          </a:xfrm>
+                          <a:prstGeom prst="rect"/>
+                        </pic:spPr>
+                      </pic:pic>
+                    </a:graphicData>
+                  </a:graphic>
+                </wp:inline>
+              </w:drawing>
+            </w:r>
+          </w:p>
+          <w:p>
+            <w:pPr>
+              <w:spacing w:after="0"/>
+              <w:jc w:val="center"/>
+            </w:pPr>
+            <w:r>
+              <w:rPr>
+                <w:b w:val="0"/>
+                <w:i/>
+                <w:color w:val="556670"/>
+                <w:sz w:val="14"/>
+              </w:rPr>
+              <w:t>Menu — français, bureau.</w:t>
+            </w:r>
+          </w:p>
+        </w:tc>
+        <w:tc>
+          <w:tcPr>
+            <w:tcW w:type="dxa" w:w="3153"/>
+            <w:tcMar>
+              <w:top w:w="60" w:type="dxa"/>
+              <w:start w:w="60" w:type="dxa"/>
+              <w:bottom w:w="60" w:type="dxa"/>
+              <w:end w:w="60" w:type="dxa"/>
+            </w:tcMar>
+          </w:tcPr>
+          <w:p>
+            <w:pPr>
+              <w:spacing w:after="20"/>
+              <w:jc w:val="center"/>
+            </w:pPr>
+            <w:r>
+              <w:drawing>
+                <wp:inline xmlns:a="http://schemas.openxmlformats.org/drawingml/2006/main" xmlns:pic="http://schemas.openxmlformats.org/drawingml/2006/picture">
+                  <wp:extent cx="2103120" cy="3139385"/>
+                  <wp:docPr id="11" name="Picture 11"/>
+                  <wp:cNvGraphicFramePr>
+                    <a:graphicFrameLocks noChangeAspect="1"/>
+                  </wp:cNvGraphicFramePr>
+                  <a:graphic>
+                    <a:graphicData uri="http://schemas.openxmlformats.org/drawingml/2006/picture">
+                      <pic:pic>
+                        <pic:nvPicPr>
+                          <pic:cNvPr id="0" name="desktop-en-about-402575.jpg"/>
+                          <pic:cNvPicPr/>
+                        </pic:nvPicPr>
+                        <pic:blipFill>
+                          <a:blip r:embed="rId23"/>
+                          <a:stretch>
+                            <a:fillRect/>
+                          </a:stretch>
+                        </pic:blipFill>
+                        <pic:spPr>
+                          <a:xfrm>
+                            <a:off x="0" y="0"/>
+                            <a:ext cx="2103120" cy="3139385"/>
+                          </a:xfrm>
+                          <a:prstGeom prst="rect"/>
+                        </pic:spPr>
+                      </pic:pic>
+                    </a:graphicData>
+                  </a:graphic>
+                </wp:inline>
+              </w:drawing>
+            </w:r>
+          </w:p>
+          <w:p>
+            <w:pPr>
+              <w:spacing w:after="0"/>
+              <w:jc w:val="center"/>
+            </w:pPr>
+            <w:r>
+              <w:rPr>
+                <w:b w:val="0"/>
+                <w:i/>
+                <w:color w:val="556670"/>
+                <w:sz w:val="14"/>
+              </w:rPr>
+              <w:t>À propos — anglais, bureau.</w:t>
+            </w:r>
+          </w:p>
+        </w:tc>
+      </w:tr>
+      <w:tr>
+        <w:tc>
+          <w:tcPr>
+            <w:tcW w:type="dxa" w:w="3153"/>
+            <w:tcMar>
+              <w:top w:w="60" w:type="dxa"/>
+              <w:start w:w="60" w:type="dxa"/>
+              <w:bottom w:w="60" w:type="dxa"/>
+              <w:end w:w="60" w:type="dxa"/>
+            </w:tcMar>
+          </w:tcPr>
+          <w:p>
+            <w:pPr>
+              <w:spacing w:after="20"/>
+              <w:jc w:val="center"/>
+            </w:pPr>
+            <w:r>
+              <w:drawing>
+                <wp:inline xmlns:a="http://schemas.openxmlformats.org/drawingml/2006/main" xmlns:pic="http://schemas.openxmlformats.org/drawingml/2006/picture">
+                  <wp:extent cx="2103120" cy="3410878"/>
+                  <wp:docPr id="12" name="Picture 12"/>
+                  <wp:cNvGraphicFramePr>
+                    <a:graphicFrameLocks noChangeAspect="1"/>
+                  </wp:cNvGraphicFramePr>
+                  <a:graphic>
+                    <a:graphicData uri="http://schemas.openxmlformats.org/drawingml/2006/picture">
+                      <pic:pic>
+                        <pic:nvPicPr>
+                          <pic:cNvPr id="0" name="desktop-en-gallery-1708256.jpg"/>
+                          <pic:cNvPicPr/>
+                        </pic:nvPicPr>
+                        <pic:blipFill>
+                          <a:blip r:embed="rId24"/>
+                          <a:stretch>
+                            <a:fillRect/>
+                          </a:stretch>
+                        </pic:blipFill>
+                        <pic:spPr>
+                          <a:xfrm>
+                            <a:off x="0" y="0"/>
+                            <a:ext cx="2103120" cy="3410878"/>
+                          </a:xfrm>
+                          <a:prstGeom prst="rect"/>
+                        </pic:spPr>
+                      </pic:pic>
+                    </a:graphicData>
+                  </a:graphic>
+                </wp:inline>
+              </w:drawing>
+            </w:r>
+          </w:p>
+          <w:p>
+            <w:pPr>
+              <w:spacing w:after="0"/>
+              <w:jc w:val="center"/>
+            </w:pPr>
+            <w:r>
+              <w:rPr>
+                <w:b w:val="0"/>
+                <w:i/>
+                <w:color w:val="556670"/>
+                <w:sz w:val="14"/>
+              </w:rPr>
+              <w:t>Galerie — anglais, bureau.</w:t>
+            </w:r>
+          </w:p>
+        </w:tc>
+        <w:tc>
+          <w:tcPr>
+            <w:tcW w:type="dxa" w:w="3153"/>
+            <w:tcMar>
+              <w:top w:w="60" w:type="dxa"/>
+              <w:start w:w="60" w:type="dxa"/>
+              <w:bottom w:w="60" w:type="dxa"/>
+              <w:end w:w="60" w:type="dxa"/>
+            </w:tcMar>
+          </w:tcPr>
+          <w:p>
+            <w:pPr>
+              <w:spacing w:after="20"/>
+              <w:jc w:val="center"/>
+            </w:pPr>
+            <w:r>
+              <w:drawing>
+                <wp:inline xmlns:a="http://schemas.openxmlformats.org/drawingml/2006/main" xmlns:pic="http://schemas.openxmlformats.org/drawingml/2006/picture">
+                  <wp:extent cx="2103120" cy="3169975"/>
+                  <wp:docPr id="13" name="Picture 13"/>
+                  <wp:cNvGraphicFramePr>
+                    <a:graphicFrameLocks noChangeAspect="1"/>
+                  </wp:cNvGraphicFramePr>
+                  <a:graphic>
+                    <a:graphicData uri="http://schemas.openxmlformats.org/drawingml/2006/picture">
+                      <pic:pic>
+                        <pic:nvPicPr>
+                          <pic:cNvPr id="0" name="desktop-en-location-415829.jpg"/>
+                          <pic:cNvPicPr/>
+                        </pic:nvPicPr>
+                        <pic:blipFill>
+                          <a:blip r:embed="rId25"/>
+                          <a:stretch>
+                            <a:fillRect/>
+                          </a:stretch>
+                        </pic:blipFill>
+                        <pic:spPr>
+                          <a:xfrm>
+                            <a:off x="0" y="0"/>
+                            <a:ext cx="2103120" cy="3169975"/>
+                          </a:xfrm>
+                          <a:prstGeom prst="rect"/>
+                        </pic:spPr>
+                      </pic:pic>
+                    </a:graphicData>
+                  </a:graphic>
+                </wp:inline>
+              </w:drawing>
+            </w:r>
+          </w:p>
+          <w:p>
+            <w:pPr>
+              <w:spacing w:after="0"/>
+              <w:jc w:val="center"/>
+            </w:pPr>
+            <w:r>
+              <w:rPr>
+                <w:b w:val="0"/>
+                <w:i/>
+                <w:color w:val="556670"/>
+                <w:sz w:val="14"/>
+              </w:rPr>
+              <w:t>Localisation — carte intégrée, anglais, bureau.</w:t>
+            </w:r>
+          </w:p>
+        </w:tc>
+        <w:tc>
+          <w:tcPr>
+            <w:tcW w:type="dxa" w:w="3153"/>
+            <w:tcMar>
+              <w:top w:w="60" w:type="dxa"/>
+              <w:start w:w="60" w:type="dxa"/>
+              <w:bottom w:w="60" w:type="dxa"/>
+              <w:end w:w="60" w:type="dxa"/>
+            </w:tcMar>
+          </w:tcPr>
+          <w:p>
+            <w:pPr>
+              <w:spacing w:after="20"/>
+              <w:jc w:val="center"/>
+            </w:pPr>
+            <w:r>
+              <w:drawing>
+                <wp:inline xmlns:a="http://schemas.openxmlformats.org/drawingml/2006/main" xmlns:pic="http://schemas.openxmlformats.org/drawingml/2006/picture">
+                  <wp:extent cx="2103120" cy="2632724"/>
+                  <wp:docPr id="14" name="Picture 14"/>
+                  <wp:cNvGraphicFramePr>
+                    <a:graphicFrameLocks noChangeAspect="1"/>
+                  </wp:cNvGraphicFramePr>
+                  <a:graphic>
+                    <a:graphicData uri="http://schemas.openxmlformats.org/drawingml/2006/picture">
+                      <pic:pic>
+                        <pic:nvPicPr>
+                          <pic:cNvPr id="0" name="desktop-en-contact-121692.jpg"/>
+                          <pic:cNvPicPr/>
+                        </pic:nvPicPr>
+                        <pic:blipFill>
+                          <a:blip r:embed="rId26"/>
+                          <a:stretch>
+                            <a:fillRect/>
+                          </a:stretch>
+                        </pic:blipFill>
+                        <pic:spPr>
+                          <a:xfrm>
+                            <a:off x="0" y="0"/>
+                            <a:ext cx="2103120" cy="2632724"/>
+                          </a:xfrm>
+                          <a:prstGeom prst="rect"/>
+                        </pic:spPr>
+                      </pic:pic>
+                    </a:graphicData>
+                  </a:graphic>
+                </wp:inline>
+              </w:drawing>
+            </w:r>
+          </w:p>
+          <w:p>
+            <w:pPr>
+              <w:spacing w:after="0"/>
+              <w:jc w:val="center"/>
+            </w:pPr>
+            <w:r>
+              <w:rPr>
+                <w:b w:val="0"/>
+                <w:i/>
+                <w:color w:val="556670"/>
+                <w:sz w:val="14"/>
+              </w:rPr>
+              <w:t>Contact — anglais, bureau.</w:t>
+            </w:r>
+          </w:p>
+        </w:tc>
+      </w:tr>
+    </w:tbl>
+    <w:p>
+      <w:pPr>
+        <w:spacing w:after="40"/>
+      </w:pPr>
+    </w:p>
+    <w:p>
+      <w:pPr>
+        <w:spacing w:before="240" w:after="100"/>
+      </w:pPr>
+      <w:r>
+        <w:rPr>
+          <w:b/>
+          <w:i w:val="0"/>
+          <w:color w:val="0F2334"/>
+          <w:sz w:val="23"/>
+        </w:rPr>
+        <w:t>Accueil — mobile</w:t>
+      </w:r>
+    </w:p>
+    <w:tbl>
+      <w:tblPr>
+        <w:tblStyle w:val="TableGrid"/>
+        <w:tblW w:type="auto" w:w="0"/>
+        <w:jc w:val="center"/>
+        <w:tblLook w:firstColumn="1" w:firstRow="1" w:lastColumn="0" w:lastRow="0" w:noHBand="0" w:noVBand="1" w:val="04A0"/>
+        <w:tblBorders>
+          <w:top w:val="none" w:sz="0" w:space="0"/>
+          <w:left w:val="none" w:sz="0" w:space="0"/>
+          <w:bottom w:val="none" w:sz="0" w:space="0"/>
+          <w:right w:val="none" w:sz="0" w:space="0"/>
+          <w:insideH w:val="none" w:sz="0" w:space="0"/>
+          <w:insideV w:val="none" w:sz="0" w:space="0"/>
+        </w:tblBorders>
+      </w:tblPr>
+      <w:tblGrid>
+        <w:gridCol w:w="3153"/>
+        <w:gridCol w:w="3153"/>
+        <w:gridCol w:w="3153"/>
+      </w:tblGrid>
+      <w:tr>
+        <w:tc>
+          <w:tcPr>
+            <w:tcW w:type="dxa" w:w="3153"/>
+            <w:tcMar>
+              <w:top w:w="60" w:type="dxa"/>
+              <w:start w:w="60" w:type="dxa"/>
+              <w:bottom w:w="60" w:type="dxa"/>
+              <w:end w:w="60" w:type="dxa"/>
+            </w:tcMar>
+          </w:tcPr>
+          <w:p>
+            <w:pPr>
+              <w:spacing w:after="20"/>
+              <w:jc w:val="center"/>
+            </w:pPr>
+            <w:r>
+              <w:drawing>
+                <wp:inline xmlns:a="http://schemas.openxmlformats.org/drawingml/2006/main" xmlns:pic="http://schemas.openxmlformats.org/drawingml/2006/picture">
+                  <wp:extent cx="1691640" cy="41189265"/>
+                  <wp:docPr id="15" name="Picture 15"/>
+                  <wp:cNvGraphicFramePr>
+                    <a:graphicFrameLocks noChangeAspect="1"/>
+                  </wp:cNvGraphicFramePr>
+                  <a:graphic>
+                    <a:graphicData uri="http://schemas.openxmlformats.org/drawingml/2006/picture">
+                      <pic:pic>
+                        <pic:nvPicPr>
+                          <pic:cNvPr id="0" name="phone-en-1484621.jpg"/>
+                          <pic:cNvPicPr/>
+                        </pic:nvPicPr>
+                        <pic:blipFill>
+                          <a:blip r:embed="rId27"/>
+                          <a:stretch>
+                            <a:fillRect/>
+                          </a:stretch>
+                        </pic:blipFill>
+                        <pic:spPr>
+                          <a:xfrm>
+                            <a:off x="0" y="0"/>
+                            <a:ext cx="1691640" cy="41189265"/>
+                          </a:xfrm>
+                          <a:prstGeom prst="rect"/>
+                        </pic:spPr>
+                      </pic:pic>
+                    </a:graphicData>
+                  </a:graphic>
+                </wp:inline>
+              </w:drawing>
+            </w:r>
+          </w:p>
+          <w:p>
+            <w:pPr>
+              <w:spacing w:after="0"/>
+              <w:jc w:val="center"/>
+            </w:pPr>
+            <w:r>
+              <w:rPr>
+                <w:b w:val="0"/>
+                <w:i/>
+                <w:color w:val="556670"/>
+                <w:sz w:val="14"/>
+              </w:rPr>
+              <w:t>Page d'accueil, anglais — 390 px.</w:t>
+            </w:r>
+          </w:p>
+        </w:tc>
+        <w:tc>
+          <w:tcPr>
+            <w:tcW w:type="dxa" w:w="3153"/>
+            <w:tcMar>
+              <w:top w:w="60" w:type="dxa"/>
+              <w:start w:w="60" w:type="dxa"/>
+              <w:bottom w:w="60" w:type="dxa"/>
+              <w:end w:w="60" w:type="dxa"/>
+            </w:tcMar>
+          </w:tcPr>
+          <w:p>
+            <w:pPr>
+              <w:spacing w:after="20"/>
+              <w:jc w:val="center"/>
+            </w:pPr>
+            <w:r>
+              <w:drawing>
+                <wp:inline xmlns:a="http://schemas.openxmlformats.org/drawingml/2006/main" xmlns:pic="http://schemas.openxmlformats.org/drawingml/2006/picture">
+                  <wp:extent cx="1691640" cy="41640369"/>
+                  <wp:docPr id="16" name="Picture 16"/>
+                  <wp:cNvGraphicFramePr>
+                    <a:graphicFrameLocks noChangeAspect="1"/>
+                  </wp:cNvGraphicFramePr>
+                  <a:graphic>
+                    <a:graphicData uri="http://schemas.openxmlformats.org/drawingml/2006/picture">
+                      <pic:pic>
+                        <pic:nvPicPr>
+                          <pic:cNvPr id="0" name="phone-fr-1503138.jpg"/>
+                          <pic:cNvPicPr/>
+                        </pic:nvPicPr>
+                        <pic:blipFill>
+                          <a:blip r:embed="rId28"/>
+                          <a:stretch>
+                            <a:fillRect/>
+                          </a:stretch>
+                        </pic:blipFill>
+                        <pic:spPr>
+                          <a:xfrm>
+                            <a:off x="0" y="0"/>
+                            <a:ext cx="1691640" cy="41640369"/>
+                          </a:xfrm>
+                          <a:prstGeom prst="rect"/>
+                        </pic:spPr>
+                      </pic:pic>
+                    </a:graphicData>
+                  </a:graphic>
+                </wp:inline>
+              </w:drawing>
+            </w:r>
+          </w:p>
+          <w:p>
+            <w:pPr>
+              <w:spacing w:after="0"/>
+              <w:jc w:val="center"/>
+            </w:pPr>
+            <w:r>
+              <w:rPr>
+                <w:b w:val="0"/>
+                <w:i/>
+                <w:color w:val="556670"/>
+                <w:sz w:val="14"/>
+              </w:rPr>
+              <w:t>Page d'accueil, français — 390 px.</w:t>
+            </w:r>
+          </w:p>
+        </w:tc>
+        <w:tc>
+          <w:tcPr>
+            <w:tcW w:type="dxa" w:w="3153"/>
+            <w:tcMar>
+              <w:top w:w="60" w:type="dxa"/>
+              <w:start w:w="60" w:type="dxa"/>
+              <w:bottom w:w="60" w:type="dxa"/>
+              <w:end w:w="60" w:type="dxa"/>
+            </w:tcMar>
+          </w:tcPr>
+          <w:p>
+            <w:pPr>
+              <w:spacing w:after="20"/>
+              <w:jc w:val="center"/>
+            </w:pPr>
+            <w:r>
+              <w:drawing>
+                <wp:inline xmlns:a="http://schemas.openxmlformats.org/drawingml/2006/main" xmlns:pic="http://schemas.openxmlformats.org/drawingml/2006/picture">
+                  <wp:extent cx="1691640" cy="40703461"/>
+                  <wp:docPr id="17" name="Picture 17"/>
+                  <wp:cNvGraphicFramePr>
+                    <a:graphicFrameLocks noChangeAspect="1"/>
+                  </wp:cNvGraphicFramePr>
+                  <a:graphic>
+                    <a:graphicData uri="http://schemas.openxmlformats.org/drawingml/2006/picture">
+                      <pic:pic>
+                        <pic:nvPicPr>
+                          <pic:cNvPr id="0" name="phone-ar-1530213.jpg"/>
+                          <pic:cNvPicPr/>
+                        </pic:nvPicPr>
+                        <pic:blipFill>
+                          <a:blip r:embed="rId29"/>
+                          <a:stretch>
+                            <a:fillRect/>
+                          </a:stretch>
+                        </pic:blipFill>
+                        <pic:spPr>
+                          <a:xfrm>
+                            <a:off x="0" y="0"/>
+                            <a:ext cx="1691640" cy="40703461"/>
+                          </a:xfrm>
+                          <a:prstGeom prst="rect"/>
+                        </pic:spPr>
+                      </pic:pic>
+                    </a:graphicData>
+                  </a:graphic>
+                </wp:inline>
+              </w:drawing>
+            </w:r>
+          </w:p>
+          <w:p>
+            <w:pPr>
+              <w:spacing w:after="0"/>
+              <w:jc w:val="center"/>
+            </w:pPr>
+            <w:r>
+              <w:rPr>
+                <w:b w:val="0"/>
+                <w:i/>
+                <w:color w:val="556670"/>
+                <w:sz w:val="14"/>
+              </w:rPr>
+              <w:t>Page d'accueil, arabe RTL — 390 px.</w:t>
+            </w:r>
+          </w:p>
+        </w:tc>
+      </w:tr>
+    </w:tbl>
+    <w:p>
+      <w:pPr>
+        <w:spacing w:after="40"/>
+      </w:pPr>
+    </w:p>
+    <w:p>
+      <w:pPr>
+        <w:spacing w:before="240" w:after="100"/>
+      </w:pPr>
+      <w:r>
+        <w:rPr>
+          <w:b/>
+          <w:i w:val="0"/>
+          <w:color w:val="0F2334"/>
+          <w:sz w:val="23"/>
+        </w:rPr>
+        <w:t>Pages intérieures — mobile</w:t>
+      </w:r>
+    </w:p>
+    <w:tbl>
+      <w:tblPr>
+        <w:tblStyle w:val="TableGrid"/>
+        <w:tblW w:type="auto" w:w="0"/>
+        <w:jc w:val="center"/>
+        <w:tblLook w:firstColumn="1" w:firstRow="1" w:lastColumn="0" w:lastRow="0" w:noHBand="0" w:noVBand="1" w:val="04A0"/>
+        <w:tblBorders>
+          <w:top w:val="none" w:sz="0" w:space="0"/>
+          <w:left w:val="none" w:sz="0" w:space="0"/>
+          <w:bottom w:val="none" w:sz="0" w:space="0"/>
+          <w:right w:val="none" w:sz="0" w:space="0"/>
+          <w:insideH w:val="none" w:sz="0" w:space="0"/>
+          <w:insideV w:val="none" w:sz="0" w:space="0"/>
+        </w:tblBorders>
+      </w:tblPr>
+      <w:tblGrid>
+        <w:gridCol w:w="3153"/>
+        <w:gridCol w:w="3153"/>
+        <w:gridCol w:w="3153"/>
+      </w:tblGrid>
+      <w:tr>
+        <w:tc>
+          <w:tcPr>
+            <w:tcW w:type="dxa" w:w="3153"/>
+            <w:tcMar>
+              <w:top w:w="60" w:type="dxa"/>
+              <w:start w:w="60" w:type="dxa"/>
+              <w:bottom w:w="60" w:type="dxa"/>
+              <w:end w:w="60" w:type="dxa"/>
+            </w:tcMar>
+          </w:tcPr>
+          <w:p>
+            <w:pPr>
+              <w:spacing w:after="20"/>
+              <w:jc w:val="center"/>
+            </w:pPr>
+            <w:r>
+              <w:drawing>
+                <wp:inline xmlns:a="http://schemas.openxmlformats.org/drawingml/2006/main" xmlns:pic="http://schemas.openxmlformats.org/drawingml/2006/picture">
+                  <wp:extent cx="1691640" cy="14604492"/>
+                  <wp:docPr id="18" name="Picture 18"/>
+                  <wp:cNvGraphicFramePr>
+                    <a:graphicFrameLocks noChangeAspect="1"/>
+                  </wp:cNvGraphicFramePr>
+                  <a:graphic>
+                    <a:graphicData uri="http://schemas.openxmlformats.org/drawingml/2006/picture">
+                      <pic:pic>
+                        <pic:nvPicPr>
+                          <pic:cNvPr id="0" name="phone-en-menu-331021.jpg"/>
+                          <pic:cNvPicPr/>
+                        </pic:nvPicPr>
+                        <pic:blipFill>
+                          <a:blip r:embed="rId30"/>
+                          <a:stretch>
+                            <a:fillRect/>
+                          </a:stretch>
+                        </pic:blipFill>
+                        <pic:spPr>
+                          <a:xfrm>
+                            <a:off x="0" y="0"/>
+                            <a:ext cx="1691640" cy="14604492"/>
+                          </a:xfrm>
+                          <a:prstGeom prst="rect"/>
+                        </pic:spPr>
+                      </pic:pic>
+                    </a:graphicData>
+                  </a:graphic>
+                </wp:inline>
+              </w:drawing>
+            </w:r>
+          </w:p>
+          <w:p>
+            <w:pPr>
+              <w:spacing w:after="0"/>
+              <w:jc w:val="center"/>
+            </w:pPr>
+            <w:r>
+              <w:rPr>
+                <w:b w:val="0"/>
+                <w:i/>
+                <w:color w:val="556670"/>
+                <w:sz w:val="14"/>
+              </w:rPr>
+              <w:t>Menu — anglais, mobile.</w:t>
+            </w:r>
+          </w:p>
+        </w:tc>
+        <w:tc>
+          <w:tcPr>
+            <w:tcW w:type="dxa" w:w="3153"/>
+            <w:tcMar>
+              <w:top w:w="60" w:type="dxa"/>
+              <w:start w:w="60" w:type="dxa"/>
+              <w:bottom w:w="60" w:type="dxa"/>
+              <w:end w:w="60" w:type="dxa"/>
+            </w:tcMar>
+          </w:tcPr>
+          <w:p>
+            <w:pPr>
+              <w:spacing w:after="20"/>
+              <w:jc w:val="center"/>
+            </w:pPr>
+            <w:r>
+              <w:drawing>
+                <wp:inline xmlns:a="http://schemas.openxmlformats.org/drawingml/2006/main" xmlns:pic="http://schemas.openxmlformats.org/drawingml/2006/picture">
+                  <wp:extent cx="1691640" cy="14912457"/>
+                  <wp:docPr id="19" name="Picture 19"/>
+                  <wp:cNvGraphicFramePr>
+                    <a:graphicFrameLocks noChangeAspect="1"/>
+                  </wp:cNvGraphicFramePr>
+                  <a:graphic>
+                    <a:graphicData uri="http://schemas.openxmlformats.org/drawingml/2006/picture">
+                      <pic:pic>
+                        <pic:nvPicPr>
+                          <pic:cNvPr id="0" name="phone-fr-menu-350519.jpg"/>
+                          <pic:cNvPicPr/>
+                        </pic:nvPicPr>
+                        <pic:blipFill>
+                          <a:blip r:embed="rId31"/>
+                          <a:stretch>
+                            <a:fillRect/>
+                          </a:stretch>
+                        </pic:blipFill>
+                        <pic:spPr>
+                          <a:xfrm>
+                            <a:off x="0" y="0"/>
+                            <a:ext cx="1691640" cy="14912457"/>
+                          </a:xfrm>
+                          <a:prstGeom prst="rect"/>
+                        </pic:spPr>
+                      </pic:pic>
+                    </a:graphicData>
+                  </a:graphic>
+                </wp:inline>
+              </w:drawing>
+            </w:r>
+          </w:p>
+          <w:p>
+            <w:pPr>
+              <w:spacing w:after="0"/>
+              <w:jc w:val="center"/>
+            </w:pPr>
+            <w:r>
+              <w:rPr>
+                <w:b w:val="0"/>
+                <w:i/>
+                <w:color w:val="556670"/>
+                <w:sz w:val="14"/>
+              </w:rPr>
+              <w:t>Menu — français, mobile.</w:t>
+            </w:r>
+          </w:p>
+        </w:tc>
+        <w:tc>
+          <w:tcPr>
+            <w:tcW w:type="dxa" w:w="3153"/>
+            <w:tcMar>
+              <w:top w:w="60" w:type="dxa"/>
+              <w:start w:w="60" w:type="dxa"/>
+              <w:bottom w:w="60" w:type="dxa"/>
+              <w:end w:w="60" w:type="dxa"/>
+            </w:tcMar>
+          </w:tcPr>
+          <w:p>
+            <w:pPr>
+              <w:spacing w:after="20"/>
+              <w:jc w:val="center"/>
+            </w:pPr>
+            <w:r>
+              <w:drawing>
+                <wp:inline xmlns:a="http://schemas.openxmlformats.org/drawingml/2006/main" xmlns:pic="http://schemas.openxmlformats.org/drawingml/2006/picture">
+                  <wp:extent cx="1691640" cy="16699523"/>
+                  <wp:docPr id="20" name="Picture 20"/>
+                  <wp:cNvGraphicFramePr>
+                    <a:graphicFrameLocks noChangeAspect="1"/>
+                  </wp:cNvGraphicFramePr>
+                  <a:graphic>
+                    <a:graphicData uri="http://schemas.openxmlformats.org/drawingml/2006/picture">
+                      <pic:pic>
+                        <pic:nvPicPr>
+                          <pic:cNvPr id="0" name="phone-en-about-271476.jpg"/>
+                          <pic:cNvPicPr/>
+                        </pic:nvPicPr>
+                        <pic:blipFill>
+                          <a:blip r:embed="rId32"/>
+                          <a:stretch>
+                            <a:fillRect/>
+                          </a:stretch>
+                        </pic:blipFill>
+                        <pic:spPr>
+                          <a:xfrm>
+                            <a:off x="0" y="0"/>
+                            <a:ext cx="1691640" cy="16699523"/>
+                          </a:xfrm>
+                          <a:prstGeom prst="rect"/>
+                        </pic:spPr>
+                      </pic:pic>
+                    </a:graphicData>
+                  </a:graphic>
+                </wp:inline>
+              </w:drawing>
+            </w:r>
+          </w:p>
+          <w:p>
+            <w:pPr>
+              <w:spacing w:after="0"/>
+              <w:jc w:val="center"/>
+            </w:pPr>
+            <w:r>
+              <w:rPr>
+                <w:b w:val="0"/>
+                <w:i/>
+                <w:color w:val="556670"/>
+                <w:sz w:val="14"/>
+              </w:rPr>
+              <w:t>À propos — anglais, mobile.</w:t>
+            </w:r>
+          </w:p>
+        </w:tc>
+      </w:tr>
+      <w:tr>
+        <w:tc>
+          <w:tcPr>
+            <w:tcW w:type="dxa" w:w="3153"/>
+            <w:tcMar>
+              <w:top w:w="60" w:type="dxa"/>
+              <w:start w:w="60" w:type="dxa"/>
+              <w:bottom w:w="60" w:type="dxa"/>
+              <w:end w:w="60" w:type="dxa"/>
+            </w:tcMar>
+          </w:tcPr>
+          <w:p>
+            <w:pPr>
+              <w:spacing w:after="20"/>
+              <w:jc w:val="center"/>
+            </w:pPr>
+            <w:r>
+              <w:drawing>
+                <wp:inline xmlns:a="http://schemas.openxmlformats.org/drawingml/2006/main" xmlns:pic="http://schemas.openxmlformats.org/drawingml/2006/picture">
+                  <wp:extent cx="1691640" cy="31217264"/>
+                  <wp:docPr id="21" name="Picture 21"/>
+                  <wp:cNvGraphicFramePr>
+                    <a:graphicFrameLocks noChangeAspect="1"/>
+                  </wp:cNvGraphicFramePr>
+                  <a:graphic>
+                    <a:graphicData uri="http://schemas.openxmlformats.org/drawingml/2006/picture">
+                      <pic:pic>
+                        <pic:nvPicPr>
+                          <pic:cNvPr id="0" name="phone-en-gallery-1266901.jpg"/>
+                          <pic:cNvPicPr/>
+                        </pic:nvPicPr>
+                        <pic:blipFill>
+                          <a:blip r:embed="rId33"/>
+                          <a:stretch>
+                            <a:fillRect/>
+                          </a:stretch>
+                        </pic:blipFill>
+                        <pic:spPr>
+                          <a:xfrm>
+                            <a:off x="0" y="0"/>
+                            <a:ext cx="1691640" cy="31217264"/>
+                          </a:xfrm>
+                          <a:prstGeom prst="rect"/>
+                        </pic:spPr>
+                      </pic:pic>
+                    </a:graphicData>
+                  </a:graphic>
+                </wp:inline>
+              </w:drawing>
+            </w:r>
+          </w:p>
+          <w:p>
+            <w:pPr>
+              <w:spacing w:after="0"/>
+              <w:jc w:val="center"/>
+            </w:pPr>
+            <w:r>
+              <w:rPr>
+                <w:b w:val="0"/>
+                <w:i/>
+                <w:color w:val="556670"/>
+                <w:sz w:val="14"/>
+              </w:rPr>
+              <w:t>Galerie — anglais, mobile.</w:t>
+            </w:r>
+          </w:p>
+        </w:tc>
+        <w:tc>
+          <w:tcPr>
+            <w:tcW w:type="dxa" w:w="3153"/>
+            <w:tcMar>
+              <w:top w:w="60" w:type="dxa"/>
+              <w:start w:w="60" w:type="dxa"/>
+              <w:bottom w:w="60" w:type="dxa"/>
+              <w:end w:w="60" w:type="dxa"/>
+            </w:tcMar>
+          </w:tcPr>
+          <w:p>
+            <w:pPr>
+              <w:spacing w:after="20"/>
+              <w:jc w:val="center"/>
+            </w:pPr>
+            <w:r>
+              <w:drawing>
+                <wp:inline xmlns:a="http://schemas.openxmlformats.org/drawingml/2006/main" xmlns:pic="http://schemas.openxmlformats.org/drawingml/2006/picture">
+                  <wp:extent cx="1691640" cy="14196763"/>
+                  <wp:docPr id="22" name="Picture 22"/>
+                  <wp:cNvGraphicFramePr>
+                    <a:graphicFrameLocks noChangeAspect="1"/>
+                  </wp:cNvGraphicFramePr>
+                  <a:graphic>
+                    <a:graphicData uri="http://schemas.openxmlformats.org/drawingml/2006/picture">
+                      <pic:pic>
+                        <pic:nvPicPr>
+                          <pic:cNvPr id="0" name="phone-en-location-256751.jpg"/>
+                          <pic:cNvPicPr/>
+                        </pic:nvPicPr>
+                        <pic:blipFill>
+                          <a:blip r:embed="rId34"/>
+                          <a:stretch>
+                            <a:fillRect/>
+                          </a:stretch>
+                        </pic:blipFill>
+                        <pic:spPr>
+                          <a:xfrm>
+                            <a:off x="0" y="0"/>
+                            <a:ext cx="1691640" cy="14196763"/>
+                          </a:xfrm>
+                          <a:prstGeom prst="rect"/>
+                        </pic:spPr>
+                      </pic:pic>
+                    </a:graphicData>
+                  </a:graphic>
+                </wp:inline>
+              </w:drawing>
+            </w:r>
+          </w:p>
+          <w:p>
+            <w:pPr>
+              <w:spacing w:after="0"/>
+              <w:jc w:val="center"/>
+            </w:pPr>
+            <w:r>
+              <w:rPr>
+                <w:b w:val="0"/>
+                <w:i/>
+                <w:color w:val="556670"/>
+                <w:sz w:val="14"/>
+              </w:rPr>
+              <w:t>Localisation — anglais, mobile.</w:t>
+            </w:r>
+          </w:p>
+        </w:tc>
+        <w:tc>
+          <w:tcPr>
+            <w:tcW w:type="dxa" w:w="3153"/>
+            <w:tcMar>
+              <w:top w:w="60" w:type="dxa"/>
+              <w:start w:w="60" w:type="dxa"/>
+              <w:bottom w:w="60" w:type="dxa"/>
+              <w:end w:w="60" w:type="dxa"/>
+            </w:tcMar>
+          </w:tcPr>
+          <w:p>
+            <w:pPr>
+              <w:spacing w:after="20"/>
+              <w:jc w:val="center"/>
+            </w:pPr>
+            <w:r>
+              <w:drawing>
+                <wp:inline xmlns:a="http://schemas.openxmlformats.org/drawingml/2006/main" xmlns:pic="http://schemas.openxmlformats.org/drawingml/2006/picture">
+                  <wp:extent cx="1691640" cy="12969240"/>
+                  <wp:docPr id="23" name="Picture 23"/>
+                  <wp:cNvGraphicFramePr>
+                    <a:graphicFrameLocks noChangeAspect="1"/>
+                  </wp:cNvGraphicFramePr>
+                  <a:graphic>
+                    <a:graphicData uri="http://schemas.openxmlformats.org/drawingml/2006/picture">
+                      <pic:pic>
+                        <pic:nvPicPr>
+                          <pic:cNvPr id="0" name="phone-en-contact-98953.jpg"/>
+                          <pic:cNvPicPr/>
+                        </pic:nvPicPr>
+                        <pic:blipFill>
+                          <a:blip r:embed="rId35"/>
+                          <a:stretch>
+                            <a:fillRect/>
+                          </a:stretch>
+                        </pic:blipFill>
+                        <pic:spPr>
+                          <a:xfrm>
+                            <a:off x="0" y="0"/>
+                            <a:ext cx="1691640" cy="12969240"/>
+                          </a:xfrm>
+                          <a:prstGeom prst="rect"/>
+                        </pic:spPr>
+                      </pic:pic>
+                    </a:graphicData>
+                  </a:graphic>
+                </wp:inline>
+              </w:drawing>
+            </w:r>
+          </w:p>
+          <w:p>
+            <w:pPr>
+              <w:spacing w:after="0"/>
+              <w:jc w:val="center"/>
+            </w:pPr>
+            <w:r>
+              <w:rPr>
+                <w:b w:val="0"/>
+                <w:i/>
+                <w:color w:val="556670"/>
+                <w:sz w:val="14"/>
+              </w:rPr>
+              <w:t>Contact — anglais, mobile.</w:t>
+            </w:r>
+          </w:p>
+        </w:tc>
+      </w:tr>
+    </w:tbl>
+    <w:p>
+      <w:pPr>
+        <w:spacing w:after="40"/>
+      </w:pPr>
+    </w:p>
+    <w:p>
+      <w:pPr>
+        <w:spacing w:before="240" w:after="100"/>
+      </w:pPr>
+      <w:r>
+        <w:rPr>
+          <w:b/>
+          <w:i w:val="0"/>
           <w:color w:val="0F2334"/>
           <w:sz w:val="23"/>
         </w:rPr>
         <w:t>Commandes de vérification</w:t>
       </w:r>
     </w:p>
+    <w:tbl>
+      <w:tblPr>
+        <w:tblStyle w:val="TableGrid"/>
+        <w:tblW w:type="auto" w:w="0"/>
+        <w:jc w:val="center"/>
+        <w:tblLook w:firstColumn="1" w:firstRow="1" w:lastColumn="0" w:lastRow="0" w:noHBand="0" w:noVBand="1" w:val="04A0"/>
+      </w:tblPr>
+      <w:tblGrid>
+        <w:gridCol w:w="4729"/>
+        <w:gridCol w:w="4729"/>
+      </w:tblGrid>
+      <w:tr>
+        <w:tc>
+          <w:tcPr>
+            <w:tcW w:type="dxa" w:w="4729"/>
+            <w:shd w:val="clear" w:fill="0F2334"/>
+          </w:tcPr>
+          <w:p>
+            <w:r>
+              <w:rPr>
+                <w:rFonts w:ascii="Consolas" w:hAnsi="Consolas"/>
+                <w:b/>
+                <w:i w:val="0"/>
+                <w:color w:val="FFFFFF"/>
+                <w:sz w:val="17"/>
+              </w:rPr>
+              <w:t>npx tsc --noEmit</w:t>
+            </w:r>
+          </w:p>
+        </w:tc>
+        <w:tc>
+          <w:tcPr>
+            <w:tcW w:type="dxa" w:w="4729"/>
+            <w:shd w:val="clear" w:fill="F5F8FA"/>
+          </w:tcPr>
+          <w:p>
+            <w:r>
+              <w:rPr>
+                <w:b w:val="0"/>
+                <w:i/>
+                <w:color w:val="556670"/>
+                <w:sz w:val="17"/>
+              </w:rPr>
+              <w:t>exit 0</w:t>
+            </w:r>
+          </w:p>
+        </w:tc>
+      </w:tr>
+      <w:tr>
+        <w:tc>
+          <w:tcPr>
+            <w:tcW w:type="dxa" w:w="4729"/>
+            <w:shd w:val="clear" w:fill="0F2334"/>
+          </w:tcPr>
+          <w:p>
+            <w:r>
+              <w:rPr>
+                <w:rFonts w:ascii="Consolas" w:hAnsi="Consolas"/>
+                <w:b/>
+                <w:i w:val="0"/>
+                <w:color w:val="FFFFFF"/>
+                <w:sz w:val="17"/>
+              </w:rPr>
+              <w:t>npm run lint</w:t>
+            </w:r>
+          </w:p>
+        </w:tc>
+        <w:tc>
+          <w:tcPr>
+            <w:tcW w:type="dxa" w:w="4729"/>
+            <w:shd w:val="clear" w:fill="F5F8FA"/>
+          </w:tcPr>
+          <w:p>
+            <w:r>
+              <w:rPr>
+                <w:b w:val="0"/>
+                <w:i/>
+                <w:color w:val="556670"/>
+                <w:sz w:val="17"/>
+              </w:rPr>
+              <w:t>exit 0, 0 errors</w:t>
+            </w:r>
+          </w:p>
+        </w:tc>
+      </w:tr>
+      <w:tr>
+        <w:tc>
+          <w:tcPr>
+            <w:tcW w:type="dxa" w:w="4729"/>
+            <w:shd w:val="clear" w:fill="0F2334"/>
+          </w:tcPr>
+          <w:p>
+            <w:r>
+              <w:rPr>
+                <w:rFonts w:ascii="Consolas" w:hAnsi="Consolas"/>
+                <w:b/>
+                <w:i w:val="0"/>
+                <w:color w:val="FFFFFF"/>
+                <w:sz w:val="17"/>
+              </w:rPr>
+              <w:t>npm run build</w:t>
+            </w:r>
+          </w:p>
+        </w:tc>
+        <w:tc>
+          <w:tcPr>
+            <w:tcW w:type="dxa" w:w="4729"/>
+            <w:shd w:val="clear" w:fill="F5F8FA"/>
+          </w:tcPr>
+          <w:p>
+            <w:r>
+              <w:rPr>
+                <w:b w:val="0"/>
+                <w:i/>
+                <w:color w:val="556670"/>
+                <w:sz w:val="17"/>
+              </w:rPr>
+              <w:t>exit 0</w:t>
+            </w:r>
+          </w:p>
+        </w:tc>
+      </w:tr>
+      <w:tr>
+        <w:tc>
+          <w:tcPr>
+            <w:tcW w:type="dxa" w:w="4729"/>
+            <w:shd w:val="clear" w:fill="0F2334"/>
+          </w:tcPr>
+          <w:p>
+            <w:r>
+              <w:rPr>
+                <w:rFonts w:ascii="Consolas" w:hAnsi="Consolas"/>
+                <w:b/>
+                <w:i w:val="0"/>
+                <w:color w:val="FFFFFF"/>
+                <w:sz w:val="17"/>
+              </w:rPr>
+              <w:t>npm audit --audit-level=high</w:t>
+            </w:r>
+          </w:p>
+        </w:tc>
+        <w:tc>
+          <w:tcPr>
+            <w:tcW w:type="dxa" w:w="4729"/>
+            <w:shd w:val="clear" w:fill="F5F8FA"/>
+          </w:tcPr>
+          <w:p>
+            <w:r>
+              <w:rPr>
+                <w:b w:val="0"/>
+                <w:i/>
+                <w:color w:val="556670"/>
+                <w:sz w:val="17"/>
+              </w:rPr>
+              <w:t>0 vulnerabilities</w:t>
+            </w:r>
+          </w:p>
+        </w:tc>
+      </w:tr>
+    </w:tbl>
     <w:p>
       <w:pPr>
-        <w:spacing w:after="20"/>
-        <w:jc w:val="left"/>
+        <w:spacing w:after="40"/>
       </w:pPr>
-      <w:r>
-        <w:rPr>
-          <w:rFonts w:ascii="Consolas" w:hAnsi="Consolas"/>
-          <w:sz w:val="17"/>
-        </w:rPr>
-        <w:t>npx tsc --noEmit             # exit 0</w:t>
-      </w:r>
     </w:p>
-    <w:p>
-      <w:pPr>
-        <w:spacing w:after="20"/>
-        <w:jc w:val="left"/>
-      </w:pPr>
-      <w:r>
-        <w:rPr>
-          <w:rFonts w:ascii="Consolas" w:hAnsi="Consolas"/>
-          <w:sz w:val="17"/>
-        </w:rPr>
-        <w:t>npm run lint                 # exit 0, 0 errors</w:t>
-      </w:r>
-    </w:p>
-    <w:p>
-      <w:pPr>
-        <w:spacing w:after="20"/>
-        <w:jc w:val="left"/>
-      </w:pPr>
-      <w:r>
-        <w:rPr>
-          <w:rFonts w:ascii="Consolas" w:hAnsi="Consolas"/>
-          <w:sz w:val="17"/>
-        </w:rPr>
-        <w:t>npm run build                # exit 0</w:t>
-      </w:r>
-    </w:p>
-    <w:p>
-      <w:pPr>
-        <w:spacing w:after="20"/>
-        <w:jc w:val="left"/>
-      </w:pPr>
-      <w:r>
-        <w:rPr>
-          <w:rFonts w:ascii="Consolas" w:hAnsi="Consolas"/>
-          <w:sz w:val="17"/>
-        </w:rPr>
-        <w:t>npm audit --audit-level=high # 0 vulnerabilities</w:t>
-      </w:r>
-    </w:p>
-    <w:p>
-      <w:pPr>
-        <w:spacing w:after="120" w:line="288" w:lineRule="auto"/>
-      </w:pPr>
-      <w:r>
-        <w:rPr>
-          <w:i/>
-          <w:sz w:val="17"/>
-        </w:rPr>
-        <w:t>Les mesures navigateur citées ci-dessus proviennent d'un harnais Puppeteer provisoire, non versionné dans le dépôt : l'y ajouter imposerait une dépendance puppeteer-core non déclarée pour un simple artefact de rapport. Il a mesuré le premier affichage, la géométrie de chaque section, la structure des titres, le contraste pixel par pixel, la taille des cibles, l'accessibilité des liens, et les erreurs console et CSP sur toutes les langues et largeurs.</w:t>
-      </w:r>
-    </w:p>
+    <w:tbl>
+      <w:tblPr>
+        <w:tblW w:type="auto" w:w="0"/>
+        <w:jc w:val="center"/>
+        <w:tblLayout w:type="fixed"/>
+        <w:tblLook w:firstColumn="1" w:firstRow="1" w:lastColumn="0" w:lastRow="0" w:noHBand="0" w:noVBand="1" w:val="04A0"/>
+        <w:tblBorders>
+          <w:top w:val="none" w:sz="0" w:space="0"/>
+          <w:left w:val="none" w:sz="0" w:space="0"/>
+          <w:bottom w:val="none" w:sz="0" w:space="0"/>
+          <w:right w:val="none" w:sz="0" w:space="0"/>
+          <w:insideH w:val="none" w:sz="0" w:space="0"/>
+          <w:insideV w:val="none" w:sz="0" w:space="0"/>
+        </w:tblBorders>
+      </w:tblPr>
+      <w:tblGrid>
+        <w:gridCol w:w="9458"/>
+      </w:tblGrid>
+      <w:tr>
+        <w:tc>
+          <w:tcPr>
+            <w:tcW w:type="dxa" w:w="9936"/>
+            <w:shd w:val="clear" w:fill="ECF5F9"/>
+            <w:tcMar>
+              <w:top w:w="90" w:type="dxa"/>
+              <w:start w:w="130" w:type="dxa"/>
+              <w:bottom w:w="90" w:type="dxa"/>
+              <w:end w:w="130" w:type="dxa"/>
+            </w:tcMar>
+          </w:tcPr>
+          <w:p>
+            <w:pPr>
+              <w:spacing w:after="0"/>
+              <w:pBdr>
+                <w:left w:val="single" w:sz="18" w:space="6" w:color="2C7A9E"/>
+              </w:pBdr>
+            </w:pPr>
+            <w:r>
+              <w:rPr>
+                <w:b w:val="0"/>
+                <w:i/>
+                <w:color w:val="232B33"/>
+                <w:sz w:val="17"/>
+              </w:rPr>
+              <w:t>Les mesures navigateur citées ci-dessus proviennent d'un harnais Puppeteer provisoire, non versionné dans le dépôt : l'y ajouter imposerait une dépendance puppeteer-core non déclarée pour un simple artefact de rapport. Il a mesuré le premier affichage, la géométrie de chaque section, la structure des titres, le contraste pixel par pixel, la taille des cibles, l'accessibilité des liens, et les erreurs console et CSP sur toutes les langues et largeurs.</w:t>
+            </w:r>
+          </w:p>
+        </w:tc>
+      </w:tr>
+    </w:tbl>
     <w:sectPr>
-      <w:pgSz w:w="12240" w:h="15840"/>
-      <w:pgMar w:top="1008" w:right="1080" w:bottom="1008" w:left="1080" w:header="720" w:footer="720" w:gutter="0"/>
+      <w:headerReference w:type="first" r:id="rId9"/>
+      <w:footerReference w:type="first" r:id="rId10"/>
+      <w:headerReference w:type="default" r:id="rId12"/>
+      <w:footerReference w:type="default" r:id="rId13"/>
+      <w:pgSz w:w="11906" w:h="16838"/>
+      <w:pgMar w:top="864" w:right="1224" w:bottom="936" w:left="1224" w:header="576" w:footer="576" w:gutter="0"/>
       <w:cols w:space="720"/>
+      <w:titlePg/>
       <w:docGrid w:linePitch="360"/>
+      <w:pgNumType w:start="0"/>
     </w:sectPr>
   </w:body>
 </w:document>
+</file>
+
+<file path=word/footer1.xml><?xml version="1.0" encoding="utf-8"?>
+<w:ftr xmlns:m="http://schemas.openxmlformats.org/officeDocument/2006/math" xmlns:mc="http://schemas.openxmlformats.org/markup-compatibility/2006" xmlns:mo="http://schemas.microsoft.com/office/mac/office/2008/main" xmlns:mv="urn:schemas-microsoft-com:mac:vml" xmlns:o="urn:schemas-microsoft-com:office:office" xmlns:r="http://schemas.openxmlformats.org/officeDocument/2006/relationships" xmlns:v="urn:schemas-microsoft-com:vml" xmlns:w10="urn:schemas-microsoft-com:office:word" xmlns:w14="http://schemas.microsoft.com/office/word/2010/wordml" xmlns:w="http://schemas.openxmlformats.org/wordprocessingml/2006/main" xmlns:wne="http://schemas.microsoft.com/office/word/2006/wordml" xmlns:wp14="http://schemas.microsoft.com/office/word/2010/wordprocessingDrawing" xmlns:wp="http://schemas.openxmlformats.org/drawingml/2006/wordprocessingDrawing" xmlns:wpc="http://schemas.microsoft.com/office/word/2010/wordprocessingCanvas" xmlns:wpg="http://schemas.microsoft.com/office/word/2010/wordprocessingGroup" xmlns:wpi="http://schemas.microsoft.com/office/word/2010/wordprocessingInk" xmlns:wps="http://schemas.microsoft.com/office/word/2010/wordprocessingShape" mc:Ignorable="w14 wp14">
+  <w:p>
+    <w:pPr>
+      <w:pStyle w:val="Footer"/>
+    </w:pPr>
+    <w:r/>
+  </w:p>
+</w:ftr>
+</file>
+
+<file path=word/footer2.xml><?xml version="1.0" encoding="utf-8"?>
+<w:ftr xmlns:m="http://schemas.openxmlformats.org/officeDocument/2006/math" xmlns:mc="http://schemas.openxmlformats.org/markup-compatibility/2006" xmlns:mo="http://schemas.microsoft.com/office/mac/office/2008/main" xmlns:mv="urn:schemas-microsoft-com:mac:vml" xmlns:o="urn:schemas-microsoft-com:office:office" xmlns:r="http://schemas.openxmlformats.org/officeDocument/2006/relationships" xmlns:v="urn:schemas-microsoft-com:vml" xmlns:w10="urn:schemas-microsoft-com:office:word" xmlns:w14="http://schemas.microsoft.com/office/word/2010/wordml" xmlns:w="http://schemas.openxmlformats.org/wordprocessingml/2006/main" xmlns:wne="http://schemas.microsoft.com/office/word/2006/wordml" xmlns:wp14="http://schemas.microsoft.com/office/word/2010/wordprocessingDrawing" xmlns:wp="http://schemas.openxmlformats.org/drawingml/2006/wordprocessingDrawing" xmlns:wpc="http://schemas.microsoft.com/office/word/2010/wordprocessingCanvas" xmlns:wpg="http://schemas.microsoft.com/office/word/2010/wordprocessingGroup" xmlns:wpi="http://schemas.microsoft.com/office/word/2010/wordprocessingInk" xmlns:wps="http://schemas.microsoft.com/office/word/2010/wordprocessingShape" mc:Ignorable="w14 wp14">
+  <w:p>
+    <w:pPr>
+      <w:pStyle w:val="Footer"/>
+      <w:tabs>
+        <w:tab w:pos="9072" w:val="right"/>
+      </w:tabs>
+      <w:spacing w:before="40"/>
+    </w:pPr>
+    <w:r>
+      <w:rPr>
+        <w:b w:val="0"/>
+        <w:i w:val="0"/>
+        <w:color w:val="556670"/>
+        <w:sz w:val="16"/>
+      </w:rPr>
+      <w:t>Audit de production et vérification</w:t>
+    </w:r>
+    <w:r>
+      <w:rPr>
+        <w:b w:val="0"/>
+        <w:i w:val="0"/>
+        <w:color w:val="556670"/>
+        <w:sz w:val="16"/>
+      </w:rPr>
+      <w:tab/>
+    </w:r>
+    <w:r>
+      <w:rPr>
+        <w:b w:val="0"/>
+        <w:i w:val="0"/>
+        <w:color w:val="556670"/>
+        <w:sz w:val="16"/>
+      </w:rPr>
+    </w:r>
+  </w:p>
+  <w:p>
+    <w:pPr>
+      <w:spacing w:after="0"/>
+      <w:jc w:val="center"/>
+      <w:pBdr>
+        <w:top w:val="single" w:sz="6" w:space="2" w:color="C9D6DE"/>
+      </w:pBdr>
+    </w:pPr>
+    <w:r>
+      <w:rPr>
+        <w:b w:val="0"/>
+        <w:i w:val="0"/>
+        <w:color w:val="556670"/>
+        <w:sz w:val="16"/>
+      </w:rPr>
+      <w:t xml:space="preserve">·  </w:t>
+    </w:r>
+    <w:r>
+      <w:rPr>
+        <w:sz w:val="16"/>
+      </w:rPr>
+      <w:fldChar w:fldCharType="begin"/>
+      <w:instrText xml:space="preserve"> PAGE </w:instrText>
+      <w:fldChar w:fldCharType="end"/>
+    </w:r>
+    <w:r>
+      <w:rPr>
+        <w:b w:val="0"/>
+        <w:i w:val="0"/>
+        <w:color w:val="556670"/>
+        <w:sz w:val="16"/>
+      </w:rPr>
+      <w:t xml:space="preserve">  ·</w:t>
+    </w:r>
+  </w:p>
+</w:ftr>
+</file>
+
+<file path=word/header1.xml><?xml version="1.0" encoding="utf-8"?>
+<w:hdr xmlns:m="http://schemas.openxmlformats.org/officeDocument/2006/math" xmlns:mc="http://schemas.openxmlformats.org/markup-compatibility/2006" xmlns:mo="http://schemas.microsoft.com/office/mac/office/2008/main" xmlns:mv="urn:schemas-microsoft-com:mac:vml" xmlns:o="urn:schemas-microsoft-com:office:office" xmlns:r="http://schemas.openxmlformats.org/officeDocument/2006/relationships" xmlns:v="urn:schemas-microsoft-com:vml" xmlns:w10="urn:schemas-microsoft-com:office:word" xmlns:w14="http://schemas.microsoft.com/office/word/2010/wordml" xmlns:w="http://schemas.openxmlformats.org/wordprocessingml/2006/main" xmlns:wne="http://schemas.microsoft.com/office/word/2006/wordml" xmlns:wp14="http://schemas.microsoft.com/office/word/2010/wordprocessingDrawing" xmlns:wp="http://schemas.openxmlformats.org/drawingml/2006/wordprocessingDrawing" xmlns:wpc="http://schemas.microsoft.com/office/word/2010/wordprocessingCanvas" xmlns:wpg="http://schemas.microsoft.com/office/word/2010/wordprocessingGroup" xmlns:wpi="http://schemas.microsoft.com/office/word/2010/wordprocessingInk" xmlns:wps="http://schemas.microsoft.com/office/word/2010/wordprocessingShape" mc:Ignorable="w14 wp14">
+  <w:p>
+    <w:pPr>
+      <w:pStyle w:val="Header"/>
+    </w:pPr>
+    <w:r/>
+  </w:p>
+</w:hdr>
+</file>
+
+<file path=word/header2.xml><?xml version="1.0" encoding="utf-8"?>
+<w:hdr xmlns:m="http://schemas.openxmlformats.org/officeDocument/2006/math" xmlns:mc="http://schemas.openxmlformats.org/markup-compatibility/2006" xmlns:mo="http://schemas.microsoft.com/office/mac/office/2008/main" xmlns:mv="urn:schemas-microsoft-com:mac:vml" xmlns:o="urn:schemas-microsoft-com:office:office" xmlns:r="http://schemas.openxmlformats.org/officeDocument/2006/relationships" xmlns:v="urn:schemas-microsoft-com:vml" xmlns:w10="urn:schemas-microsoft-com:office:word" xmlns:w14="http://schemas.microsoft.com/office/word/2010/wordml" xmlns:w="http://schemas.openxmlformats.org/wordprocessingml/2006/main" xmlns:wne="http://schemas.microsoft.com/office/word/2006/wordml" xmlns:wp14="http://schemas.microsoft.com/office/word/2010/wordprocessingDrawing" xmlns:wp="http://schemas.openxmlformats.org/drawingml/2006/wordprocessingDrawing" xmlns:wpc="http://schemas.microsoft.com/office/word/2010/wordprocessingCanvas" xmlns:wpg="http://schemas.microsoft.com/office/word/2010/wordprocessingGroup" xmlns:wpi="http://schemas.microsoft.com/office/word/2010/wordprocessingInk" xmlns:wps="http://schemas.microsoft.com/office/word/2010/wordprocessingShape" mc:Ignorable="w14 wp14">
+  <w:p>
+    <w:pPr>
+      <w:pStyle w:val="Header"/>
+      <w:jc w:val="left"/>
+      <w:pBdr>
+        <w:bottom w:val="single" w:sz="6" w:space="2" w:color="C9D6DE"/>
+      </w:pBdr>
+    </w:pPr>
+    <w:r>
+      <w:rPr>
+        <w:b w:val="0"/>
+        <w:i/>
+        <w:color w:val="556670"/>
+        <w:sz w:val="16"/>
+      </w:rPr>
+      <w:t>Audit de production et vérification — 2026</w:t>
+    </w:r>
+  </w:p>
+</w:hdr>
 </file>
 
 <file path=word/numbering.xml><?xml version="1.0" encoding="utf-8"?>
